--- a/Docs/Проект системы.Разработка плагина «Табуретка» для САПР КОМПАС-3D.docx
+++ b/Docs/Проект системы.Разработка плагина «Табуретка» для САПР КОМПАС-3D.docx
@@ -546,308 +546,722 @@
       </w:pPr>
       <w:r>
         <w:lastRenderedPageBreak/>
-        <w:t>ОГЛАВЛЕНИЕ</w:t>
-      </w:r>
-    </w:p>
-    <w:p>
-      <w:pPr>
-        <w:pStyle w:val="ae"/>
+        <w:t>содержание</w:t>
+      </w:r>
+    </w:p>
+    <w:sdt>
+      <w:sdtPr>
+        <w:id w:val="117966209"/>
+        <w:docPartObj>
+          <w:docPartGallery w:val="Table of Contents"/>
+          <w:docPartUnique/>
+        </w:docPartObj>
+      </w:sdtPr>
+      <w:sdtEndPr>
+        <w:rPr>
+          <w:rFonts w:ascii="Times New Roman" w:eastAsiaTheme="minorHAnsi" w:hAnsi="Times New Roman" w:cstheme="minorBidi"/>
+          <w:b/>
+          <w:bCs/>
+          <w:color w:val="auto"/>
+          <w:kern w:val="2"/>
+          <w:sz w:val="28"/>
+          <w:szCs w:val="24"/>
+          <w:lang w:eastAsia="en-US"/>
+          <w14:ligatures w14:val="standardContextual"/>
+        </w:rPr>
+      </w:sdtEndPr>
+      <w:sdtContent>
+        <w:p>
+          <w:pPr>
+            <w:pStyle w:val="af3"/>
+            <w:rPr>
+              <w:lang w:val="en-US"/>
+            </w:rPr>
+          </w:pPr>
+          <w:r>
+            <w:fldChar w:fldCharType="begin"/>
+          </w:r>
+          <w:r>
+            <w:instrText xml:space="preserve"> TOC \o "1-3" \h \z \u </w:instrText>
+          </w:r>
+          <w:r>
+            <w:fldChar w:fldCharType="separate"/>
+          </w:r>
+          <w:hyperlink w:anchor="_Toc241042441" w:history="1"/>
+        </w:p>
+        <w:p>
+          <w:pPr>
+            <w:pStyle w:val="11"/>
+            <w:tabs>
+              <w:tab w:val="right" w:leader="dot" w:pos="9345"/>
+            </w:tabs>
+            <w:rPr>
+              <w:rFonts w:asciiTheme="minorHAnsi" w:eastAsiaTheme="minorEastAsia" w:hAnsiTheme="minorHAnsi"/>
+              <w:noProof/>
+              <w:sz w:val="24"/>
+              <w:lang w:eastAsia="ru-RU"/>
+            </w:rPr>
+          </w:pPr>
+          <w:hyperlink w:anchor="_Toc241042442" w:history="1">
+            <w:r>
+              <w:rPr>
+                <w:rStyle w:val="af1"/>
+                <w:noProof/>
+              </w:rPr>
+              <w:t>1 ОПИСАНИЕ САПР</w:t>
+            </w:r>
+            <w:r>
+              <w:rPr>
+                <w:noProof/>
+                <w:webHidden/>
+              </w:rPr>
+              <w:tab/>
+            </w:r>
+            <w:r>
+              <w:rPr>
+                <w:noProof/>
+                <w:webHidden/>
+              </w:rPr>
+              <w:fldChar w:fldCharType="begin"/>
+            </w:r>
+            <w:r>
+              <w:rPr>
+                <w:noProof/>
+                <w:webHidden/>
+              </w:rPr>
+              <w:instrText xml:space="preserve"> PAGEREF _Toc241042442 \h </w:instrText>
+            </w:r>
+            <w:r>
+              <w:rPr>
+                <w:noProof/>
+                <w:webHidden/>
+              </w:rPr>
+            </w:r>
+            <w:r>
+              <w:rPr>
+                <w:noProof/>
+                <w:webHidden/>
+              </w:rPr>
+              <w:fldChar w:fldCharType="separate"/>
+            </w:r>
+            <w:r>
+              <w:rPr>
+                <w:noProof/>
+                <w:webHidden/>
+              </w:rPr>
+              <w:t>3</w:t>
+            </w:r>
+            <w:r>
+              <w:rPr>
+                <w:noProof/>
+                <w:webHidden/>
+              </w:rPr>
+              <w:fldChar w:fldCharType="end"/>
+            </w:r>
+          </w:hyperlink>
+        </w:p>
+        <w:p>
+          <w:pPr>
+            <w:pStyle w:val="23"/>
+            <w:tabs>
+              <w:tab w:val="left" w:pos="1680"/>
+              <w:tab w:val="right" w:leader="dot" w:pos="9345"/>
+            </w:tabs>
+            <w:rPr>
+              <w:rFonts w:asciiTheme="minorHAnsi" w:eastAsiaTheme="minorEastAsia" w:hAnsiTheme="minorHAnsi"/>
+              <w:noProof/>
+              <w:sz w:val="24"/>
+              <w:lang w:eastAsia="ru-RU"/>
+            </w:rPr>
+          </w:pPr>
+          <w:hyperlink w:anchor="_Toc241042443" w:history="1">
+            <w:r>
+              <w:rPr>
+                <w:rStyle w:val="af1"/>
+                <w:noProof/>
+              </w:rPr>
+              <w:t>1.1</w:t>
+            </w:r>
+            <w:r>
+              <w:rPr>
+                <w:rFonts w:asciiTheme="minorHAnsi" w:eastAsiaTheme="minorEastAsia" w:hAnsiTheme="minorHAnsi"/>
+                <w:noProof/>
+                <w:sz w:val="24"/>
+                <w:lang w:eastAsia="ru-RU"/>
+              </w:rPr>
+              <w:tab/>
+            </w:r>
+            <w:r>
+              <w:rPr>
+                <w:rStyle w:val="af1"/>
+                <w:noProof/>
+              </w:rPr>
+              <w:t>Информация о выбранной САПР</w:t>
+            </w:r>
+            <w:r>
+              <w:rPr>
+                <w:noProof/>
+                <w:webHidden/>
+              </w:rPr>
+              <w:tab/>
+            </w:r>
+            <w:r>
+              <w:rPr>
+                <w:noProof/>
+                <w:webHidden/>
+              </w:rPr>
+              <w:fldChar w:fldCharType="begin"/>
+            </w:r>
+            <w:r>
+              <w:rPr>
+                <w:noProof/>
+                <w:webHidden/>
+              </w:rPr>
+              <w:instrText xml:space="preserve"> PAGEREF _Toc241042443 \h </w:instrText>
+            </w:r>
+            <w:r>
+              <w:rPr>
+                <w:noProof/>
+                <w:webHidden/>
+              </w:rPr>
+            </w:r>
+            <w:r>
+              <w:rPr>
+                <w:noProof/>
+                <w:webHidden/>
+              </w:rPr>
+              <w:fldChar w:fldCharType="separate"/>
+            </w:r>
+            <w:r>
+              <w:rPr>
+                <w:noProof/>
+                <w:webHidden/>
+              </w:rPr>
+              <w:t>3</w:t>
+            </w:r>
+            <w:r>
+              <w:rPr>
+                <w:noProof/>
+                <w:webHidden/>
+              </w:rPr>
+              <w:fldChar w:fldCharType="end"/>
+            </w:r>
+          </w:hyperlink>
+        </w:p>
+        <w:p>
+          <w:pPr>
+            <w:pStyle w:val="23"/>
+            <w:tabs>
+              <w:tab w:val="right" w:leader="dot" w:pos="9345"/>
+            </w:tabs>
+            <w:rPr>
+              <w:rFonts w:asciiTheme="minorHAnsi" w:eastAsiaTheme="minorEastAsia" w:hAnsiTheme="minorHAnsi"/>
+              <w:noProof/>
+              <w:sz w:val="24"/>
+              <w:lang w:eastAsia="ru-RU"/>
+            </w:rPr>
+          </w:pPr>
+          <w:hyperlink w:anchor="_Toc241042444" w:history="1">
+            <w:r>
+              <w:rPr>
+                <w:rStyle w:val="af1"/>
+                <w:noProof/>
+              </w:rPr>
+              <w:t>1.2. Описание API КОМПАС-3D</w:t>
+            </w:r>
+            <w:r>
+              <w:rPr>
+                <w:noProof/>
+                <w:webHidden/>
+              </w:rPr>
+              <w:tab/>
+            </w:r>
+            <w:r>
+              <w:rPr>
+                <w:noProof/>
+                <w:webHidden/>
+              </w:rPr>
+              <w:fldChar w:fldCharType="begin"/>
+            </w:r>
+            <w:r>
+              <w:rPr>
+                <w:noProof/>
+                <w:webHidden/>
+              </w:rPr>
+              <w:instrText xml:space="preserve"> PAGEREF _Toc241042444 \h </w:instrText>
+            </w:r>
+            <w:r>
+              <w:rPr>
+                <w:noProof/>
+                <w:webHidden/>
+              </w:rPr>
+            </w:r>
+            <w:r>
+              <w:rPr>
+                <w:noProof/>
+                <w:webHidden/>
+              </w:rPr>
+              <w:fldChar w:fldCharType="separate"/>
+            </w:r>
+            <w:r>
+              <w:rPr>
+                <w:noProof/>
+                <w:webHidden/>
+              </w:rPr>
+              <w:t>4</w:t>
+            </w:r>
+            <w:r>
+              <w:rPr>
+                <w:noProof/>
+                <w:webHidden/>
+              </w:rPr>
+              <w:fldChar w:fldCharType="end"/>
+            </w:r>
+          </w:hyperlink>
+        </w:p>
+        <w:p>
+          <w:pPr>
+            <w:pStyle w:val="23"/>
+            <w:tabs>
+              <w:tab w:val="right" w:leader="dot" w:pos="9345"/>
+            </w:tabs>
+            <w:rPr>
+              <w:rFonts w:asciiTheme="minorHAnsi" w:eastAsiaTheme="minorEastAsia" w:hAnsiTheme="minorHAnsi"/>
+              <w:noProof/>
+              <w:sz w:val="24"/>
+              <w:lang w:eastAsia="ru-RU"/>
+            </w:rPr>
+          </w:pPr>
+          <w:hyperlink w:anchor="_Toc241042445" w:history="1">
+            <w:r>
+              <w:rPr>
+                <w:rStyle w:val="af1"/>
+                <w:noProof/>
+              </w:rPr>
+              <w:t>1.3. Обзор аналогов плагина</w:t>
+            </w:r>
+            <w:r>
+              <w:rPr>
+                <w:noProof/>
+                <w:webHidden/>
+              </w:rPr>
+              <w:tab/>
+            </w:r>
+            <w:r>
+              <w:rPr>
+                <w:noProof/>
+                <w:webHidden/>
+              </w:rPr>
+              <w:fldChar w:fldCharType="begin"/>
+            </w:r>
+            <w:r>
+              <w:rPr>
+                <w:noProof/>
+                <w:webHidden/>
+              </w:rPr>
+              <w:instrText xml:space="preserve"> PAGEREF _Toc241042445 \h </w:instrText>
+            </w:r>
+            <w:r>
+              <w:rPr>
+                <w:noProof/>
+                <w:webHidden/>
+              </w:rPr>
+            </w:r>
+            <w:r>
+              <w:rPr>
+                <w:noProof/>
+                <w:webHidden/>
+              </w:rPr>
+              <w:fldChar w:fldCharType="separate"/>
+            </w:r>
+            <w:r>
+              <w:rPr>
+                <w:noProof/>
+                <w:webHidden/>
+              </w:rPr>
+              <w:t>7</w:t>
+            </w:r>
+            <w:r>
+              <w:rPr>
+                <w:noProof/>
+                <w:webHidden/>
+              </w:rPr>
+              <w:fldChar w:fldCharType="end"/>
+            </w:r>
+          </w:hyperlink>
+        </w:p>
+        <w:p>
+          <w:pPr>
+            <w:pStyle w:val="11"/>
+            <w:tabs>
+              <w:tab w:val="right" w:leader="dot" w:pos="9345"/>
+            </w:tabs>
+            <w:rPr>
+              <w:rFonts w:asciiTheme="minorHAnsi" w:eastAsiaTheme="minorEastAsia" w:hAnsiTheme="minorHAnsi"/>
+              <w:noProof/>
+              <w:sz w:val="24"/>
+              <w:lang w:eastAsia="ru-RU"/>
+            </w:rPr>
+          </w:pPr>
+          <w:hyperlink w:anchor="_Toc241042446" w:history="1">
+            <w:r>
+              <w:rPr>
+                <w:rStyle w:val="af1"/>
+                <w:noProof/>
+              </w:rPr>
+              <w:t>2. Описание предмета проектирования</w:t>
+            </w:r>
+            <w:r>
+              <w:rPr>
+                <w:noProof/>
+                <w:webHidden/>
+              </w:rPr>
+              <w:tab/>
+            </w:r>
+            <w:r>
+              <w:rPr>
+                <w:noProof/>
+                <w:webHidden/>
+              </w:rPr>
+              <w:fldChar w:fldCharType="begin"/>
+            </w:r>
+            <w:r>
+              <w:rPr>
+                <w:noProof/>
+                <w:webHidden/>
+              </w:rPr>
+              <w:instrText xml:space="preserve"> PAGEREF _Toc241042446 \h </w:instrText>
+            </w:r>
+            <w:r>
+              <w:rPr>
+                <w:noProof/>
+                <w:webHidden/>
+              </w:rPr>
+            </w:r>
+            <w:r>
+              <w:rPr>
+                <w:noProof/>
+                <w:webHidden/>
+              </w:rPr>
+              <w:fldChar w:fldCharType="separate"/>
+            </w:r>
+            <w:r>
+              <w:rPr>
+                <w:noProof/>
+                <w:webHidden/>
+              </w:rPr>
+              <w:t>9</w:t>
+            </w:r>
+            <w:r>
+              <w:rPr>
+                <w:noProof/>
+                <w:webHidden/>
+              </w:rPr>
+              <w:fldChar w:fldCharType="end"/>
+            </w:r>
+          </w:hyperlink>
+        </w:p>
+        <w:p>
+          <w:pPr>
+            <w:pStyle w:val="11"/>
+            <w:tabs>
+              <w:tab w:val="right" w:leader="dot" w:pos="9345"/>
+            </w:tabs>
+            <w:rPr>
+              <w:rFonts w:asciiTheme="minorHAnsi" w:eastAsiaTheme="minorEastAsia" w:hAnsiTheme="minorHAnsi"/>
+              <w:noProof/>
+              <w:sz w:val="24"/>
+              <w:lang w:eastAsia="ru-RU"/>
+            </w:rPr>
+          </w:pPr>
+          <w:hyperlink w:anchor="_Toc241042447" w:history="1">
+            <w:r>
+              <w:rPr>
+                <w:rStyle w:val="af1"/>
+                <w:noProof/>
+              </w:rPr>
+              <w:t>3. Проект системы</w:t>
+            </w:r>
+            <w:r>
+              <w:rPr>
+                <w:noProof/>
+                <w:webHidden/>
+              </w:rPr>
+              <w:tab/>
+            </w:r>
+            <w:r>
+              <w:rPr>
+                <w:noProof/>
+                <w:webHidden/>
+              </w:rPr>
+              <w:fldChar w:fldCharType="begin"/>
+            </w:r>
+            <w:r>
+              <w:rPr>
+                <w:noProof/>
+                <w:webHidden/>
+              </w:rPr>
+              <w:instrText xml:space="preserve"> PAGEREF _Toc241042447 \h </w:instrText>
+            </w:r>
+            <w:r>
+              <w:rPr>
+                <w:noProof/>
+                <w:webHidden/>
+              </w:rPr>
+            </w:r>
+            <w:r>
+              <w:rPr>
+                <w:noProof/>
+                <w:webHidden/>
+              </w:rPr>
+              <w:fldChar w:fldCharType="separate"/>
+            </w:r>
+            <w:r>
+              <w:rPr>
+                <w:noProof/>
+                <w:webHidden/>
+              </w:rPr>
+              <w:t>12</w:t>
+            </w:r>
+            <w:r>
+              <w:rPr>
+                <w:noProof/>
+                <w:webHidden/>
+              </w:rPr>
+              <w:fldChar w:fldCharType="end"/>
+            </w:r>
+          </w:hyperlink>
+        </w:p>
+        <w:p>
+          <w:pPr>
+            <w:pStyle w:val="23"/>
+            <w:tabs>
+              <w:tab w:val="right" w:leader="dot" w:pos="9345"/>
+            </w:tabs>
+            <w:rPr>
+              <w:rFonts w:asciiTheme="minorHAnsi" w:eastAsiaTheme="minorEastAsia" w:hAnsiTheme="minorHAnsi"/>
+              <w:noProof/>
+              <w:sz w:val="24"/>
+              <w:lang w:eastAsia="ru-RU"/>
+            </w:rPr>
+          </w:pPr>
+          <w:hyperlink w:anchor="_Toc241042448" w:history="1">
+            <w:r>
+              <w:rPr>
+                <w:rStyle w:val="af1"/>
+                <w:noProof/>
+              </w:rPr>
+              <w:t>3.1. Диаграмма классов</w:t>
+            </w:r>
+            <w:r>
+              <w:rPr>
+                <w:noProof/>
+                <w:webHidden/>
+              </w:rPr>
+              <w:tab/>
+            </w:r>
+            <w:r>
+              <w:rPr>
+                <w:noProof/>
+                <w:webHidden/>
+              </w:rPr>
+              <w:fldChar w:fldCharType="begin"/>
+            </w:r>
+            <w:r>
+              <w:rPr>
+                <w:noProof/>
+                <w:webHidden/>
+              </w:rPr>
+              <w:instrText xml:space="preserve"> PAGEREF _Toc241042448 \h </w:instrText>
+            </w:r>
+            <w:r>
+              <w:rPr>
+                <w:noProof/>
+                <w:webHidden/>
+              </w:rPr>
+            </w:r>
+            <w:r>
+              <w:rPr>
+                <w:noProof/>
+                <w:webHidden/>
+              </w:rPr>
+              <w:fldChar w:fldCharType="separate"/>
+            </w:r>
+            <w:r>
+              <w:rPr>
+                <w:noProof/>
+                <w:webHidden/>
+              </w:rPr>
+              <w:t>12</w:t>
+            </w:r>
+            <w:r>
+              <w:rPr>
+                <w:noProof/>
+                <w:webHidden/>
+              </w:rPr>
+              <w:fldChar w:fldCharType="end"/>
+            </w:r>
+          </w:hyperlink>
+        </w:p>
+        <w:p>
+          <w:pPr>
+            <w:pStyle w:val="23"/>
+            <w:tabs>
+              <w:tab w:val="right" w:leader="dot" w:pos="9345"/>
+            </w:tabs>
+            <w:rPr>
+              <w:rFonts w:asciiTheme="minorHAnsi" w:eastAsiaTheme="minorEastAsia" w:hAnsiTheme="minorHAnsi"/>
+              <w:noProof/>
+              <w:sz w:val="24"/>
+              <w:lang w:eastAsia="ru-RU"/>
+            </w:rPr>
+          </w:pPr>
+          <w:hyperlink w:anchor="_Toc241042449" w:history="1">
+            <w:r>
+              <w:rPr>
+                <w:rStyle w:val="af1"/>
+                <w:noProof/>
+              </w:rPr>
+              <w:t>3.2. Макеты пользовательского интерфейса</w:t>
+            </w:r>
+            <w:r>
+              <w:rPr>
+                <w:noProof/>
+                <w:webHidden/>
+              </w:rPr>
+              <w:tab/>
+            </w:r>
+            <w:r>
+              <w:rPr>
+                <w:noProof/>
+                <w:webHidden/>
+              </w:rPr>
+              <w:fldChar w:fldCharType="begin"/>
+            </w:r>
+            <w:r>
+              <w:rPr>
+                <w:noProof/>
+                <w:webHidden/>
+              </w:rPr>
+              <w:instrText xml:space="preserve"> PAGEREF _Toc241042449 \h </w:instrText>
+            </w:r>
+            <w:r>
+              <w:rPr>
+                <w:noProof/>
+                <w:webHidden/>
+              </w:rPr>
+            </w:r>
+            <w:r>
+              <w:rPr>
+                <w:noProof/>
+                <w:webHidden/>
+              </w:rPr>
+              <w:fldChar w:fldCharType="separate"/>
+            </w:r>
+            <w:r>
+              <w:rPr>
+                <w:noProof/>
+                <w:webHidden/>
+              </w:rPr>
+              <w:t>14</w:t>
+            </w:r>
+            <w:r>
+              <w:rPr>
+                <w:noProof/>
+                <w:webHidden/>
+              </w:rPr>
+              <w:fldChar w:fldCharType="end"/>
+            </w:r>
+          </w:hyperlink>
+        </w:p>
+        <w:p>
+          <w:pPr>
+            <w:pStyle w:val="11"/>
+            <w:tabs>
+              <w:tab w:val="right" w:leader="dot" w:pos="9345"/>
+            </w:tabs>
+            <w:rPr>
+              <w:rFonts w:asciiTheme="minorHAnsi" w:eastAsiaTheme="minorEastAsia" w:hAnsiTheme="minorHAnsi"/>
+              <w:noProof/>
+              <w:sz w:val="24"/>
+              <w:lang w:eastAsia="ru-RU"/>
+            </w:rPr>
+          </w:pPr>
+          <w:hyperlink w:anchor="_Toc241042450" w:history="1">
+            <w:r>
+              <w:rPr>
+                <w:rStyle w:val="af1"/>
+                <w:noProof/>
+              </w:rPr>
+              <w:t>Список используемых источников</w:t>
+            </w:r>
+            <w:r>
+              <w:rPr>
+                <w:noProof/>
+                <w:webHidden/>
+              </w:rPr>
+              <w:tab/>
+            </w:r>
+            <w:r>
+              <w:rPr>
+                <w:noProof/>
+                <w:webHidden/>
+              </w:rPr>
+              <w:fldChar w:fldCharType="begin"/>
+            </w:r>
+            <w:r>
+              <w:rPr>
+                <w:noProof/>
+                <w:webHidden/>
+              </w:rPr>
+              <w:instrText xml:space="preserve"> PAGEREF _Toc241042450 \h </w:instrText>
+            </w:r>
+            <w:r>
+              <w:rPr>
+                <w:noProof/>
+                <w:webHidden/>
+              </w:rPr>
+            </w:r>
+            <w:r>
+              <w:rPr>
+                <w:noProof/>
+                <w:webHidden/>
+              </w:rPr>
+              <w:fldChar w:fldCharType="separate"/>
+            </w:r>
+            <w:r>
+              <w:rPr>
+                <w:noProof/>
+                <w:webHidden/>
+              </w:rPr>
+              <w:t>17</w:t>
+            </w:r>
+            <w:r>
+              <w:rPr>
+                <w:noProof/>
+                <w:webHidden/>
+              </w:rPr>
+              <w:fldChar w:fldCharType="end"/>
+            </w:r>
+          </w:hyperlink>
+        </w:p>
+        <w:p>
+          <w:r>
+            <w:rPr>
+              <w:b/>
+              <w:bCs/>
+            </w:rPr>
+            <w:fldChar w:fldCharType="end"/>
+          </w:r>
+        </w:p>
+      </w:sdtContent>
+    </w:sdt>
+    <w:p>
+      <w:pPr>
         <w:ind w:firstLine="0"/>
-        <w:jc w:val="center"/>
-      </w:pPr>
-    </w:p>
-    <w:p>
-      <w:pPr>
-        <w:pStyle w:val="ae"/>
-        <w:ind w:firstLine="0"/>
-        <w:jc w:val="center"/>
-      </w:pPr>
-    </w:p>
-    <w:p>
-      <w:pPr>
-        <w:pStyle w:val="ae"/>
-        <w:ind w:firstLine="0"/>
-        <w:jc w:val="center"/>
-      </w:pPr>
-    </w:p>
-    <w:p>
-      <w:pPr>
-        <w:pStyle w:val="ae"/>
-        <w:ind w:firstLine="0"/>
-        <w:jc w:val="center"/>
-      </w:pPr>
-    </w:p>
-    <w:p>
-      <w:pPr>
-        <w:pStyle w:val="ae"/>
-        <w:ind w:firstLine="0"/>
-        <w:jc w:val="center"/>
-      </w:pPr>
-    </w:p>
-    <w:p>
-      <w:pPr>
-        <w:pStyle w:val="ae"/>
-        <w:ind w:firstLine="0"/>
-        <w:jc w:val="center"/>
-      </w:pPr>
-    </w:p>
-    <w:p>
-      <w:pPr>
-        <w:pStyle w:val="ae"/>
-        <w:ind w:firstLine="0"/>
-        <w:jc w:val="center"/>
-      </w:pPr>
-    </w:p>
-    <w:p>
-      <w:pPr>
-        <w:pStyle w:val="ae"/>
-        <w:ind w:firstLine="0"/>
-        <w:jc w:val="center"/>
-      </w:pPr>
-    </w:p>
-    <w:p>
-      <w:pPr>
-        <w:pStyle w:val="ae"/>
-        <w:ind w:firstLine="0"/>
-        <w:jc w:val="center"/>
-      </w:pPr>
-    </w:p>
-    <w:p>
-      <w:pPr>
-        <w:pStyle w:val="ae"/>
-        <w:ind w:firstLine="0"/>
-        <w:jc w:val="center"/>
-      </w:pPr>
-    </w:p>
-    <w:p>
-      <w:pPr>
-        <w:pStyle w:val="ae"/>
-        <w:ind w:firstLine="0"/>
-        <w:jc w:val="center"/>
-      </w:pPr>
-    </w:p>
-    <w:p>
-      <w:pPr>
-        <w:pStyle w:val="ae"/>
-        <w:ind w:firstLine="0"/>
-        <w:jc w:val="center"/>
-      </w:pPr>
-    </w:p>
-    <w:p>
-      <w:pPr>
-        <w:pStyle w:val="ae"/>
-        <w:ind w:firstLine="0"/>
-        <w:jc w:val="center"/>
-      </w:pPr>
-    </w:p>
-    <w:p>
-      <w:pPr>
-        <w:pStyle w:val="ae"/>
-        <w:ind w:firstLine="0"/>
-        <w:jc w:val="center"/>
-      </w:pPr>
-    </w:p>
-    <w:p>
-      <w:pPr>
-        <w:pStyle w:val="ae"/>
-        <w:ind w:firstLine="0"/>
-        <w:jc w:val="center"/>
-      </w:pPr>
-    </w:p>
-    <w:p>
-      <w:pPr>
-        <w:pStyle w:val="ae"/>
-        <w:ind w:firstLine="0"/>
-        <w:jc w:val="center"/>
-      </w:pPr>
-    </w:p>
-    <w:p>
-      <w:pPr>
-        <w:pStyle w:val="ae"/>
-        <w:ind w:firstLine="0"/>
-        <w:jc w:val="center"/>
-      </w:pPr>
-    </w:p>
-    <w:p>
-      <w:pPr>
-        <w:pStyle w:val="ae"/>
-        <w:ind w:firstLine="0"/>
-        <w:jc w:val="center"/>
-      </w:pPr>
-    </w:p>
-    <w:p>
-      <w:pPr>
-        <w:pStyle w:val="ae"/>
-        <w:ind w:firstLine="0"/>
-        <w:jc w:val="center"/>
-      </w:pPr>
-    </w:p>
-    <w:p>
-      <w:pPr>
-        <w:pStyle w:val="ae"/>
-        <w:ind w:firstLine="0"/>
-        <w:jc w:val="center"/>
-      </w:pPr>
-    </w:p>
-    <w:p>
-      <w:pPr>
-        <w:pStyle w:val="ae"/>
-        <w:ind w:firstLine="0"/>
-        <w:jc w:val="center"/>
-      </w:pPr>
-    </w:p>
-    <w:p>
-      <w:pPr>
-        <w:pStyle w:val="ae"/>
-        <w:ind w:firstLine="0"/>
-        <w:jc w:val="center"/>
-      </w:pPr>
-    </w:p>
-    <w:p>
-      <w:pPr>
-        <w:pStyle w:val="ae"/>
-        <w:ind w:firstLine="0"/>
-        <w:jc w:val="center"/>
-      </w:pPr>
-    </w:p>
-    <w:p>
-      <w:pPr>
-        <w:pStyle w:val="ae"/>
-        <w:ind w:firstLine="0"/>
-        <w:jc w:val="center"/>
-      </w:pPr>
-    </w:p>
-    <w:p>
-      <w:pPr>
-        <w:pStyle w:val="ae"/>
-        <w:ind w:firstLine="0"/>
-        <w:jc w:val="center"/>
-      </w:pPr>
-    </w:p>
-    <w:p>
-      <w:pPr>
-        <w:pStyle w:val="ae"/>
-        <w:ind w:firstLine="0"/>
-        <w:jc w:val="center"/>
-      </w:pPr>
-    </w:p>
-    <w:p>
-      <w:pPr>
-        <w:pStyle w:val="ae"/>
-        <w:ind w:firstLine="0"/>
-        <w:jc w:val="center"/>
-      </w:pPr>
-    </w:p>
-    <w:p>
-      <w:pPr>
-        <w:pStyle w:val="ae"/>
-        <w:ind w:firstLine="0"/>
-        <w:jc w:val="center"/>
-      </w:pPr>
-    </w:p>
-    <w:p>
-      <w:pPr>
-        <w:pStyle w:val="ae"/>
-        <w:ind w:firstLine="0"/>
-        <w:jc w:val="center"/>
-      </w:pPr>
-    </w:p>
-    <w:p>
-      <w:pPr>
-        <w:pStyle w:val="ae"/>
-        <w:ind w:firstLine="0"/>
-        <w:jc w:val="center"/>
-      </w:pPr>
-    </w:p>
-    <w:p>
-      <w:pPr>
-        <w:pStyle w:val="ae"/>
-        <w:ind w:firstLine="0"/>
-        <w:jc w:val="center"/>
-      </w:pPr>
-    </w:p>
-    <w:p>
-      <w:pPr>
-        <w:pStyle w:val="ae"/>
-        <w:ind w:firstLine="0"/>
-        <w:jc w:val="center"/>
-      </w:pPr>
-    </w:p>
-    <w:p>
-      <w:pPr>
-        <w:pStyle w:val="ae"/>
-        <w:ind w:firstLine="0"/>
-        <w:jc w:val="center"/>
-      </w:pPr>
-    </w:p>
-    <w:p>
-      <w:pPr>
-        <w:pStyle w:val="ae"/>
-        <w:ind w:firstLine="0"/>
-        <w:jc w:val="center"/>
-      </w:pPr>
-    </w:p>
-    <w:p>
-      <w:pPr>
-        <w:pStyle w:val="ae"/>
-        <w:ind w:firstLine="0"/>
-        <w:jc w:val="center"/>
-      </w:pPr>
-    </w:p>
-    <w:p>
-      <w:pPr>
-        <w:pStyle w:val="ae"/>
-        <w:ind w:firstLine="0"/>
-        <w:jc w:val="center"/>
-      </w:pPr>
-    </w:p>
-    <w:p>
-      <w:pPr>
-        <w:pStyle w:val="ae"/>
-        <w:ind w:firstLine="0"/>
-        <w:jc w:val="center"/>
-      </w:pPr>
-    </w:p>
-    <w:p>
-      <w:pPr>
-        <w:pStyle w:val="ae"/>
-        <w:ind w:firstLine="0"/>
-        <w:jc w:val="center"/>
-      </w:pPr>
-    </w:p>
-    <w:p>
-      <w:pPr>
-        <w:pStyle w:val="ae"/>
-        <w:ind w:firstLine="0"/>
-        <w:jc w:val="center"/>
-      </w:pPr>
-    </w:p>
-    <w:p>
-      <w:pPr>
-        <w:pStyle w:val="ae"/>
-        <w:ind w:firstLine="0"/>
-        <w:jc w:val="center"/>
-      </w:pPr>
-    </w:p>
-    <w:p>
-      <w:pPr>
-        <w:pStyle w:val="ae"/>
-        <w:ind w:firstLine="0"/>
-        <w:jc w:val="center"/>
-      </w:pPr>
-    </w:p>
-    <w:p>
-      <w:pPr>
-        <w:pStyle w:val="ae"/>
-        <w:ind w:firstLine="0"/>
-        <w:jc w:val="center"/>
-      </w:pPr>
-    </w:p>
-    <w:p>
-      <w:pPr>
-        <w:pStyle w:val="ae"/>
-        <w:ind w:firstLine="0"/>
-        <w:jc w:val="center"/>
+        <w:rPr>
+          <w:lang w:val="en-US"/>
+        </w:rPr>
       </w:pPr>
     </w:p>
     <w:p>
@@ -860,6 +1274,7 @@
       <w:r>
         <w:br w:type="page"/>
       </w:r>
+      <w:bookmarkStart w:id="0" w:name="_Toc241042442"/>
       <w:r>
         <w:lastRenderedPageBreak/>
         <w:t xml:space="preserve">1 </w:t>
@@ -867,6 +1282,7 @@
       <w:r>
         <w:t>ОПИСАНИЕ САПР</w:t>
       </w:r>
+      <w:bookmarkEnd w:id="0"/>
     </w:p>
     <w:p/>
     <w:p>
@@ -877,9 +1293,11 @@
           <w:numId w:val="7"/>
         </w:numPr>
       </w:pPr>
+      <w:bookmarkStart w:id="1" w:name="_Toc241042443"/>
       <w:r>
         <w:t>Информация о выбранной САПР</w:t>
       </w:r>
+      <w:bookmarkEnd w:id="1"/>
     </w:p>
     <w:p>
       <w:pPr>
@@ -887,19 +1305,7460 @@
       </w:pPr>
     </w:p>
     <w:p>
-      <w:pPr>
+      <w:r>
+        <w:t xml:space="preserve"> </w:t>
+      </w:r>
+      <w:r>
+        <w:t>Система автоматизированного проектирования (САПР) представляет собой комплекс программных средств, предназначенных для автоматизации проектно-конструкторских работ. Основная задача САПР состоит в сокращении времени разработки изделия и снижении количества ошибок за счёт использования цифровых моделей вместо чертежей, выполненных вручную.</w:t>
+      </w:r>
+    </w:p>
+    <w:p>
+      <w:r>
+        <w:t>КОМПАС-3D</w:t>
+      </w:r>
+      <w:r>
+        <w:t xml:space="preserve"> </w:t>
+      </w:r>
+      <w:r>
+        <w:t>[2]</w:t>
+      </w:r>
+      <w:r>
+        <w:t xml:space="preserve"> является российской САПР, разработанной компанией АСКОН. Система ориентирована на машиностроительное проектирование и позволяет создавать трёхмерные модели деталей и сборок, выпускать конструкторскую документацию в соответствии с требованиями ЕСКД, а также выполнять инженерные расчёты. К основным возможностям КОМПАС-3D относятся: трёхмерное твердотельное моделирование, построение ассоциативных чертежей по модели, работа со сборками, использование библиотек стандартных изделий и расширение функциональности через прикладные библиотеки и плагины.</w:t>
+      </w:r>
+    </w:p>
+    <w:p>
+      <w:r>
+        <w:t xml:space="preserve">Среди аналогов КОМПАС-3D выделяются Autodesk </w:t>
+      </w:r>
+      <w:proofErr w:type="spellStart"/>
+      <w:r>
+        <w:t>Inventor</w:t>
+      </w:r>
+      <w:proofErr w:type="spellEnd"/>
+      <w:r>
+        <w:t xml:space="preserve"> </w:t>
+      </w:r>
+      <w:r>
+        <w:t>[13]</w:t>
+      </w:r>
+      <w:r>
+        <w:t xml:space="preserve">, </w:t>
+      </w:r>
+      <w:proofErr w:type="spellStart"/>
+      <w:r>
+        <w:t>SolidWorks</w:t>
+      </w:r>
+      <w:proofErr w:type="spellEnd"/>
+      <w:r>
+        <w:t xml:space="preserve"> </w:t>
+      </w:r>
+      <w:r>
+        <w:t>[14]</w:t>
+      </w:r>
+      <w:r>
+        <w:t xml:space="preserve"> и </w:t>
+      </w:r>
+      <w:proofErr w:type="spellStart"/>
+      <w:r>
+        <w:t>FreeCAD</w:t>
+      </w:r>
+      <w:proofErr w:type="spellEnd"/>
+      <w:r>
+        <w:t xml:space="preserve"> </w:t>
+      </w:r>
+      <w:r>
+        <w:t>[15]</w:t>
+      </w:r>
+      <w:r>
+        <w:t xml:space="preserve">. </w:t>
+      </w:r>
+      <w:proofErr w:type="spellStart"/>
+      <w:r>
+        <w:t>Inventor</w:t>
+      </w:r>
+      <w:proofErr w:type="spellEnd"/>
+      <w:r>
+        <w:t xml:space="preserve"> и </w:t>
+      </w:r>
+      <w:proofErr w:type="spellStart"/>
+      <w:r>
+        <w:t>SolidWorks</w:t>
+      </w:r>
+      <w:proofErr w:type="spellEnd"/>
+      <w:r>
+        <w:t xml:space="preserve"> являются коммерческими зарубежными продуктами с широким набором инструментов параметрического моделирования. </w:t>
+      </w:r>
+      <w:proofErr w:type="spellStart"/>
+      <w:r>
+        <w:t>FreeCAD</w:t>
+      </w:r>
+      <w:proofErr w:type="spellEnd"/>
+      <w:r>
+        <w:t xml:space="preserve"> представляет собой свободно распространяемую САПР с открытым исходным кодом. Перечисленные системы обладают схожей функциональностью, однако КОМПАС-3D имеет ряд преимуществ в условиях российского производства: интерфейс и документация на русском языке, соответствие отечественным стандартам оформления чертежей, доступность студенческой версии без ограничений по функциональности.</w:t>
+      </w:r>
+    </w:p>
+    <w:p>
+      <w:r>
+        <w:lastRenderedPageBreak/>
+        <w:t>Выбор КОМПАС-3D обусловлен тем, что система распространяется бесплатно для учебных целей, имеет подробную документацию по API и позволяет разрабатывать прикладные библиотеки на языке C#. Для задачи автоматизации построения табуретки этого достаточно: не требуется сложная параметризация или интеграция с системами управления жизненным циклом изделия. Общий вид модели табуретки, для которой разрабатывается плагин, изображён на рисунке 1.1.</w:t>
+      </w:r>
+    </w:p>
+    <w:p>
+      <w:pPr>
+        <w:spacing w:line="240" w:lineRule="auto"/>
         <w:ind w:firstLine="0"/>
-      </w:pPr>
+        <w:jc w:val="center"/>
+      </w:pPr>
+      <w:r>
+        <w:rPr>
+          <w:rFonts w:eastAsia="SimSun" w:cs="Times New Roman"/>
+          <w:noProof/>
+          <w:kern w:val="0"/>
+          <w:szCs w:val="28"/>
+          <w:lang w:eastAsia="zh-CN"/>
+          <w14:ligatures w14:val="none"/>
+        </w:rPr>
+        <w:drawing>
+          <wp:inline distT="0" distB="0" distL="0" distR="0" wp14:anchorId="41867198" wp14:editId="7B0D2B68">
+            <wp:extent cx="3787955" cy="3424687"/>
+            <wp:effectExtent l="0" t="0" r="3175" b="4445"/>
+            <wp:docPr id="1" name="Рисунок 1"/>
+            <wp:cNvGraphicFramePr>
+              <a:graphicFrameLocks xmlns:a="http://schemas.openxmlformats.org/drawingml/2006/main" noChangeAspect="1"/>
+            </wp:cNvGraphicFramePr>
+            <a:graphic xmlns:a="http://schemas.openxmlformats.org/drawingml/2006/main">
+              <a:graphicData uri="http://schemas.openxmlformats.org/drawingml/2006/picture">
+                <pic:pic xmlns:pic="http://schemas.openxmlformats.org/drawingml/2006/picture">
+                  <pic:nvPicPr>
+                    <pic:cNvPr id="1" name="Рисунок 1"/>
+                    <pic:cNvPicPr/>
+                  </pic:nvPicPr>
+                  <pic:blipFill>
+                    <a:blip r:embed="rId8" cstate="print">
+                      <a:extLst>
+                        <a:ext uri="{28A0092B-C50C-407E-A947-70E740481C1C}">
+                          <a14:useLocalDpi xmlns:a14="http://schemas.microsoft.com/office/drawing/2010/main" val="0"/>
+                        </a:ext>
+                      </a:extLst>
+                    </a:blip>
+                    <a:stretch>
+                      <a:fillRect/>
+                    </a:stretch>
+                  </pic:blipFill>
+                  <pic:spPr>
+                    <a:xfrm>
+                      <a:off x="0" y="0"/>
+                      <a:ext cx="3798977" cy="3434652"/>
+                    </a:xfrm>
+                    <a:prstGeom prst="rect">
+                      <a:avLst/>
+                    </a:prstGeom>
+                  </pic:spPr>
+                </pic:pic>
+              </a:graphicData>
+            </a:graphic>
+          </wp:inline>
+        </w:drawing>
+      </w:r>
+    </w:p>
+    <w:p>
+      <w:pPr>
+        <w:spacing w:line="240" w:lineRule="auto"/>
+        <w:ind w:firstLine="0"/>
+        <w:jc w:val="center"/>
+      </w:pPr>
+      <w:r>
+        <w:t xml:space="preserve">Рисунок 1.1 - Модель табуретки </w:t>
+      </w:r>
+    </w:p>
+    <w:p/>
+    <w:p>
+      <w:pPr>
+        <w:pStyle w:val="2"/>
+      </w:pPr>
+      <w:bookmarkStart w:id="2" w:name="_Toc241042444"/>
+      <w:r>
+        <w:t>1.2. Описание API КОМПАС-3D</w:t>
+      </w:r>
+      <w:bookmarkEnd w:id="2"/>
+    </w:p>
+    <w:p/>
+    <w:p>
+      <w:r>
+        <w:t xml:space="preserve">API (Application </w:t>
+      </w:r>
+      <w:proofErr w:type="spellStart"/>
+      <w:r>
+        <w:t>Programming</w:t>
+      </w:r>
+      <w:proofErr w:type="spellEnd"/>
+      <w:r>
+        <w:t xml:space="preserve"> Interface, программный интерфейс приложения) </w:t>
+      </w:r>
+      <w:r>
+        <w:t>[1]</w:t>
+      </w:r>
       <w:r>
         <w:t xml:space="preserve"> </w:t>
       </w:r>
-    </w:p>
+      <w:r>
+        <w:t>представляет собой набор классов, методов и структур, с помощью которых одна программа может взаимодействовать с другой. В контексте САПР API позволяет внешнему приложению обращаться к функциям системы: создавать документы, строить геометрические примитивы, задавать размеры и выполнять операции над моделью. Без API любая автоматизация свелась бы к эмуляции нажатий клавиш и движения мыши, что ненадёжно и неудобно в сопровождении.</w:t>
+      </w:r>
+    </w:p>
+    <w:p>
+      <w:r>
+        <w:lastRenderedPageBreak/>
+        <w:t>КОМПАС-3D предоставляет API через SDK (Software Development Kit). SDK включает библиотеки, заголовочные файлы и документацию, необходимые для подключения к системе из внешнего кода. Взаимодействие построено на технологии COM</w:t>
+      </w:r>
+      <w:r>
+        <w:t xml:space="preserve"> </w:t>
+      </w:r>
+      <w:r>
+        <w:t>[12]</w:t>
+      </w:r>
+      <w:r>
+        <w:t xml:space="preserve">: приложение регистрирует в системе </w:t>
+      </w:r>
+      <w:proofErr w:type="spellStart"/>
+      <w:r>
+        <w:t>ProgID</w:t>
+      </w:r>
+      <w:proofErr w:type="spellEnd"/>
+      <w:r>
+        <w:t xml:space="preserve"> (например, KOMPAS.Application.5), а внешняя программа создаёт экземпляр этого объекта и получает доступ к методам. В C# работа с COM-объектами ведётся через тип </w:t>
+      </w:r>
+      <w:proofErr w:type="spellStart"/>
+      <w:r>
+        <w:t>dynamic</w:t>
+      </w:r>
+      <w:proofErr w:type="spellEnd"/>
+      <w:r>
+        <w:t>, поскольку API Компаса не имеет строгой типизации, привычной для .NET.</w:t>
+      </w:r>
+    </w:p>
+    <w:p>
+      <w:r>
+        <w:t>Для подключения к SDK в проект добавляются ссылки на библиотеки Kompas6API5.dll и вспомогательные сборки. После этого в коде создаётся объект приложения, открывается или создаётся документ, и дальнейшие операции выполняются через интерфейсы этого документа. Основные классы</w:t>
+      </w:r>
+      <w:r>
+        <w:t xml:space="preserve"> </w:t>
+      </w:r>
+      <w:r>
+        <w:t>[12]</w:t>
+      </w:r>
+      <w:r>
+        <w:t>, которые потребуются для построения табуретки, приведены в таблице 1.1.</w:t>
+      </w:r>
+    </w:p>
+    <w:p>
+      <w:pPr>
+        <w:spacing w:line="240" w:lineRule="auto"/>
+        <w:ind w:firstLine="708"/>
+      </w:pPr>
+      <w:r>
+        <w:t>Таблица 1.1 - Классы API КОМПАС-3D, используемые в плагине</w:t>
+      </w:r>
+    </w:p>
+    <w:tbl>
+      <w:tblPr>
+        <w:tblStyle w:val="af0"/>
+        <w:tblW w:w="0" w:type="auto"/>
+        <w:tblLook w:val="04A0" w:firstRow="1" w:lastRow="0" w:firstColumn="1" w:lastColumn="0" w:noHBand="0" w:noVBand="1"/>
+      </w:tblPr>
+      <w:tblGrid>
+        <w:gridCol w:w="2070"/>
+        <w:gridCol w:w="1347"/>
+        <w:gridCol w:w="5928"/>
+      </w:tblGrid>
+      <w:tr>
+        <w:tc>
+          <w:tcPr>
+            <w:tcW w:w="0" w:type="auto"/>
+            <w:hideMark/>
+          </w:tcPr>
+          <w:p>
+            <w:pPr>
+              <w:ind w:firstLine="0"/>
+              <w:jc w:val="center"/>
+              <w:rPr>
+                <w:rFonts w:eastAsia="Times New Roman" w:cs="Times New Roman"/>
+                <w:kern w:val="0"/>
+                <w:sz w:val="24"/>
+                <w:lang w:eastAsia="ru-RU"/>
+                <w14:ligatures w14:val="none"/>
+              </w:rPr>
+            </w:pPr>
+            <w:r>
+              <w:rPr>
+                <w:rFonts w:eastAsia="Times New Roman" w:cs="Times New Roman"/>
+                <w:kern w:val="0"/>
+                <w:sz w:val="24"/>
+                <w:lang w:eastAsia="ru-RU"/>
+                <w14:ligatures w14:val="none"/>
+              </w:rPr>
+              <w:t>Название</w:t>
+            </w:r>
+          </w:p>
+        </w:tc>
+        <w:tc>
+          <w:tcPr>
+            <w:tcW w:w="0" w:type="auto"/>
+            <w:hideMark/>
+          </w:tcPr>
+          <w:p>
+            <w:pPr>
+              <w:ind w:firstLine="0"/>
+              <w:jc w:val="center"/>
+              <w:rPr>
+                <w:rFonts w:eastAsia="Times New Roman" w:cs="Times New Roman"/>
+                <w:kern w:val="0"/>
+                <w:sz w:val="24"/>
+                <w:lang w:eastAsia="ru-RU"/>
+                <w14:ligatures w14:val="none"/>
+              </w:rPr>
+            </w:pPr>
+            <w:r>
+              <w:rPr>
+                <w:rFonts w:eastAsia="Times New Roman" w:cs="Times New Roman"/>
+                <w:kern w:val="0"/>
+                <w:sz w:val="24"/>
+                <w:lang w:eastAsia="ru-RU"/>
+                <w14:ligatures w14:val="none"/>
+              </w:rPr>
+              <w:t>Тип</w:t>
+            </w:r>
+          </w:p>
+        </w:tc>
+        <w:tc>
+          <w:tcPr>
+            <w:tcW w:w="0" w:type="auto"/>
+            <w:hideMark/>
+          </w:tcPr>
+          <w:p>
+            <w:pPr>
+              <w:ind w:firstLine="0"/>
+              <w:jc w:val="center"/>
+              <w:rPr>
+                <w:rFonts w:eastAsia="Times New Roman" w:cs="Times New Roman"/>
+                <w:kern w:val="0"/>
+                <w:sz w:val="24"/>
+                <w:lang w:eastAsia="ru-RU"/>
+                <w14:ligatures w14:val="none"/>
+              </w:rPr>
+            </w:pPr>
+            <w:r>
+              <w:rPr>
+                <w:rFonts w:eastAsia="Times New Roman" w:cs="Times New Roman"/>
+                <w:kern w:val="0"/>
+                <w:sz w:val="24"/>
+                <w:lang w:eastAsia="ru-RU"/>
+                <w14:ligatures w14:val="none"/>
+              </w:rPr>
+              <w:t>Описание</w:t>
+            </w:r>
+          </w:p>
+        </w:tc>
+      </w:tr>
+      <w:tr>
+        <w:tc>
+          <w:tcPr>
+            <w:tcW w:w="0" w:type="auto"/>
+            <w:hideMark/>
+          </w:tcPr>
+          <w:p>
+            <w:pPr>
+              <w:ind w:firstLine="0"/>
+              <w:jc w:val="left"/>
+              <w:rPr>
+                <w:rFonts w:eastAsia="Times New Roman" w:cs="Times New Roman"/>
+                <w:kern w:val="0"/>
+                <w:sz w:val="24"/>
+                <w:lang w:eastAsia="ru-RU"/>
+                <w14:ligatures w14:val="none"/>
+              </w:rPr>
+            </w:pPr>
+            <w:proofErr w:type="spellStart"/>
+            <w:r>
+              <w:rPr>
+                <w:rFonts w:eastAsia="Times New Roman" w:cs="Times New Roman"/>
+                <w:kern w:val="0"/>
+                <w:sz w:val="24"/>
+                <w:lang w:eastAsia="ru-RU"/>
+                <w14:ligatures w14:val="none"/>
+              </w:rPr>
+              <w:t>KompasObject</w:t>
+            </w:r>
+            <w:proofErr w:type="spellEnd"/>
+          </w:p>
+        </w:tc>
+        <w:tc>
+          <w:tcPr>
+            <w:tcW w:w="0" w:type="auto"/>
+            <w:hideMark/>
+          </w:tcPr>
+          <w:p>
+            <w:pPr>
+              <w:ind w:firstLine="0"/>
+              <w:jc w:val="left"/>
+              <w:rPr>
+                <w:rFonts w:eastAsia="Times New Roman" w:cs="Times New Roman"/>
+                <w:kern w:val="0"/>
+                <w:sz w:val="24"/>
+                <w:lang w:eastAsia="ru-RU"/>
+                <w14:ligatures w14:val="none"/>
+              </w:rPr>
+            </w:pPr>
+            <w:r>
+              <w:rPr>
+                <w:rFonts w:eastAsia="Times New Roman" w:cs="Times New Roman"/>
+                <w:kern w:val="0"/>
+                <w:sz w:val="24"/>
+                <w:lang w:eastAsia="ru-RU"/>
+                <w14:ligatures w14:val="none"/>
+              </w:rPr>
+              <w:t>Интерфейс</w:t>
+            </w:r>
+          </w:p>
+        </w:tc>
+        <w:tc>
+          <w:tcPr>
+            <w:tcW w:w="0" w:type="auto"/>
+            <w:hideMark/>
+          </w:tcPr>
+          <w:p>
+            <w:pPr>
+              <w:ind w:firstLine="0"/>
+              <w:jc w:val="left"/>
+              <w:rPr>
+                <w:rFonts w:eastAsia="Times New Roman" w:cs="Times New Roman"/>
+                <w:kern w:val="0"/>
+                <w:sz w:val="24"/>
+                <w:lang w:eastAsia="ru-RU"/>
+                <w14:ligatures w14:val="none"/>
+              </w:rPr>
+            </w:pPr>
+            <w:r>
+              <w:rPr>
+                <w:rFonts w:eastAsia="Times New Roman" w:cs="Times New Roman"/>
+                <w:kern w:val="0"/>
+                <w:sz w:val="24"/>
+                <w:lang w:eastAsia="ru-RU"/>
+                <w14:ligatures w14:val="none"/>
+              </w:rPr>
+              <w:t xml:space="preserve">Корневой объект приложения. Через него выполняется подключение к </w:t>
+            </w:r>
+            <w:proofErr w:type="spellStart"/>
+            <w:r>
+              <w:rPr>
+                <w:rFonts w:eastAsia="Times New Roman" w:cs="Times New Roman"/>
+                <w:kern w:val="0"/>
+                <w:sz w:val="24"/>
+                <w:lang w:eastAsia="ru-RU"/>
+                <w14:ligatures w14:val="none"/>
+              </w:rPr>
+              <w:t>КОМПАСу</w:t>
+            </w:r>
+            <w:proofErr w:type="spellEnd"/>
+            <w:r>
+              <w:rPr>
+                <w:rFonts w:eastAsia="Times New Roman" w:cs="Times New Roman"/>
+                <w:kern w:val="0"/>
+                <w:sz w:val="24"/>
+                <w:lang w:eastAsia="ru-RU"/>
+                <w14:ligatures w14:val="none"/>
+              </w:rPr>
+              <w:t xml:space="preserve"> и доступ к коллекции документов</w:t>
+            </w:r>
+          </w:p>
+        </w:tc>
+      </w:tr>
+      <w:tr>
+        <w:tc>
+          <w:tcPr>
+            <w:tcW w:w="0" w:type="auto"/>
+            <w:hideMark/>
+          </w:tcPr>
+          <w:p>
+            <w:pPr>
+              <w:ind w:firstLine="0"/>
+              <w:jc w:val="left"/>
+              <w:rPr>
+                <w:rFonts w:eastAsia="Times New Roman" w:cs="Times New Roman"/>
+                <w:kern w:val="0"/>
+                <w:sz w:val="24"/>
+                <w:lang w:eastAsia="ru-RU"/>
+                <w14:ligatures w14:val="none"/>
+              </w:rPr>
+            </w:pPr>
+            <w:r>
+              <w:rPr>
+                <w:rFonts w:eastAsia="Times New Roman" w:cs="Times New Roman"/>
+                <w:kern w:val="0"/>
+                <w:sz w:val="24"/>
+                <w:lang w:eastAsia="ru-RU"/>
+                <w14:ligatures w14:val="none"/>
+              </w:rPr>
+              <w:t>ksDocument3D</w:t>
+            </w:r>
+          </w:p>
+        </w:tc>
+        <w:tc>
+          <w:tcPr>
+            <w:tcW w:w="0" w:type="auto"/>
+            <w:hideMark/>
+          </w:tcPr>
+          <w:p>
+            <w:pPr>
+              <w:ind w:firstLine="0"/>
+              <w:jc w:val="left"/>
+              <w:rPr>
+                <w:rFonts w:eastAsia="Times New Roman" w:cs="Times New Roman"/>
+                <w:kern w:val="0"/>
+                <w:sz w:val="24"/>
+                <w:lang w:eastAsia="ru-RU"/>
+                <w14:ligatures w14:val="none"/>
+              </w:rPr>
+            </w:pPr>
+            <w:r>
+              <w:rPr>
+                <w:rFonts w:eastAsia="Times New Roman" w:cs="Times New Roman"/>
+                <w:kern w:val="0"/>
+                <w:sz w:val="24"/>
+                <w:lang w:eastAsia="ru-RU"/>
+                <w14:ligatures w14:val="none"/>
+              </w:rPr>
+              <w:t>Интерфейс</w:t>
+            </w:r>
+          </w:p>
+        </w:tc>
+        <w:tc>
+          <w:tcPr>
+            <w:tcW w:w="0" w:type="auto"/>
+            <w:hideMark/>
+          </w:tcPr>
+          <w:p>
+            <w:pPr>
+              <w:ind w:firstLine="0"/>
+              <w:jc w:val="left"/>
+              <w:rPr>
+                <w:rFonts w:eastAsia="Times New Roman" w:cs="Times New Roman"/>
+                <w:kern w:val="0"/>
+                <w:sz w:val="24"/>
+                <w:lang w:eastAsia="ru-RU"/>
+                <w14:ligatures w14:val="none"/>
+              </w:rPr>
+            </w:pPr>
+            <w:r>
+              <w:rPr>
+                <w:rFonts w:eastAsia="Times New Roman" w:cs="Times New Roman"/>
+                <w:kern w:val="0"/>
+                <w:sz w:val="24"/>
+                <w:lang w:eastAsia="ru-RU"/>
+                <w14:ligatures w14:val="none"/>
+              </w:rPr>
+              <w:t>Трёхмерный документ (деталь). Содержит методы для работы с телами, эскизами и операциями</w:t>
+            </w:r>
+          </w:p>
+        </w:tc>
+      </w:tr>
+      <w:tr>
+        <w:tc>
+          <w:tcPr>
+            <w:tcW w:w="0" w:type="auto"/>
+            <w:hideMark/>
+          </w:tcPr>
+          <w:p>
+            <w:pPr>
+              <w:ind w:firstLine="0"/>
+              <w:jc w:val="left"/>
+              <w:rPr>
+                <w:rFonts w:eastAsia="Times New Roman" w:cs="Times New Roman"/>
+                <w:kern w:val="0"/>
+                <w:sz w:val="24"/>
+                <w:lang w:eastAsia="ru-RU"/>
+                <w14:ligatures w14:val="none"/>
+              </w:rPr>
+            </w:pPr>
+            <w:proofErr w:type="spellStart"/>
+            <w:r>
+              <w:rPr>
+                <w:rFonts w:eastAsia="Times New Roman" w:cs="Times New Roman"/>
+                <w:kern w:val="0"/>
+                <w:sz w:val="24"/>
+                <w:lang w:eastAsia="ru-RU"/>
+                <w14:ligatures w14:val="none"/>
+              </w:rPr>
+              <w:t>ksSketchDefinition</w:t>
+            </w:r>
+            <w:proofErr w:type="spellEnd"/>
+          </w:p>
+        </w:tc>
+        <w:tc>
+          <w:tcPr>
+            <w:tcW w:w="0" w:type="auto"/>
+            <w:hideMark/>
+          </w:tcPr>
+          <w:p>
+            <w:pPr>
+              <w:ind w:firstLine="0"/>
+              <w:jc w:val="left"/>
+              <w:rPr>
+                <w:rFonts w:eastAsia="Times New Roman" w:cs="Times New Roman"/>
+                <w:kern w:val="0"/>
+                <w:sz w:val="24"/>
+                <w:lang w:eastAsia="ru-RU"/>
+                <w14:ligatures w14:val="none"/>
+              </w:rPr>
+            </w:pPr>
+            <w:r>
+              <w:rPr>
+                <w:rFonts w:eastAsia="Times New Roman" w:cs="Times New Roman"/>
+                <w:kern w:val="0"/>
+                <w:sz w:val="24"/>
+                <w:lang w:eastAsia="ru-RU"/>
+                <w14:ligatures w14:val="none"/>
+              </w:rPr>
+              <w:t>Интерфейс</w:t>
+            </w:r>
+          </w:p>
+        </w:tc>
+        <w:tc>
+          <w:tcPr>
+            <w:tcW w:w="0" w:type="auto"/>
+            <w:hideMark/>
+          </w:tcPr>
+          <w:p>
+            <w:pPr>
+              <w:ind w:firstLine="0"/>
+              <w:jc w:val="left"/>
+              <w:rPr>
+                <w:rFonts w:eastAsia="Times New Roman" w:cs="Times New Roman"/>
+                <w:kern w:val="0"/>
+                <w:sz w:val="24"/>
+                <w:lang w:eastAsia="ru-RU"/>
+                <w14:ligatures w14:val="none"/>
+              </w:rPr>
+            </w:pPr>
+            <w:r>
+              <w:rPr>
+                <w:rFonts w:eastAsia="Times New Roman" w:cs="Times New Roman"/>
+                <w:kern w:val="0"/>
+                <w:sz w:val="24"/>
+                <w:lang w:eastAsia="ru-RU"/>
+                <w14:ligatures w14:val="none"/>
+              </w:rPr>
+              <w:t>Определение эскиза. Задаёт плоскость, на которой строится эскиз</w:t>
+            </w:r>
+          </w:p>
+        </w:tc>
+      </w:tr>
+      <w:tr>
+        <w:tc>
+          <w:tcPr>
+            <w:tcW w:w="0" w:type="auto"/>
+            <w:hideMark/>
+          </w:tcPr>
+          <w:p>
+            <w:pPr>
+              <w:ind w:firstLine="0"/>
+              <w:jc w:val="left"/>
+              <w:rPr>
+                <w:rFonts w:eastAsia="Times New Roman" w:cs="Times New Roman"/>
+                <w:kern w:val="0"/>
+                <w:sz w:val="24"/>
+                <w:lang w:eastAsia="ru-RU"/>
+                <w14:ligatures w14:val="none"/>
+              </w:rPr>
+            </w:pPr>
+            <w:proofErr w:type="spellStart"/>
+            <w:r>
+              <w:rPr>
+                <w:rFonts w:eastAsia="Times New Roman" w:cs="Times New Roman"/>
+                <w:kern w:val="0"/>
+                <w:sz w:val="24"/>
+                <w:lang w:eastAsia="ru-RU"/>
+                <w14:ligatures w14:val="none"/>
+              </w:rPr>
+              <w:t>ksRectangle</w:t>
+            </w:r>
+            <w:proofErr w:type="spellEnd"/>
+          </w:p>
+        </w:tc>
+        <w:tc>
+          <w:tcPr>
+            <w:tcW w:w="0" w:type="auto"/>
+            <w:hideMark/>
+          </w:tcPr>
+          <w:p>
+            <w:pPr>
+              <w:ind w:firstLine="0"/>
+              <w:jc w:val="left"/>
+              <w:rPr>
+                <w:rFonts w:eastAsia="Times New Roman" w:cs="Times New Roman"/>
+                <w:kern w:val="0"/>
+                <w:sz w:val="24"/>
+                <w:lang w:eastAsia="ru-RU"/>
+                <w14:ligatures w14:val="none"/>
+              </w:rPr>
+            </w:pPr>
+            <w:r>
+              <w:rPr>
+                <w:rFonts w:eastAsia="Times New Roman" w:cs="Times New Roman"/>
+                <w:kern w:val="0"/>
+                <w:sz w:val="24"/>
+                <w:lang w:eastAsia="ru-RU"/>
+                <w14:ligatures w14:val="none"/>
+              </w:rPr>
+              <w:t>Интерфейс</w:t>
+            </w:r>
+          </w:p>
+        </w:tc>
+        <w:tc>
+          <w:tcPr>
+            <w:tcW w:w="0" w:type="auto"/>
+            <w:hideMark/>
+          </w:tcPr>
+          <w:p>
+            <w:pPr>
+              <w:ind w:firstLine="0"/>
+              <w:jc w:val="left"/>
+              <w:rPr>
+                <w:rFonts w:eastAsia="Times New Roman" w:cs="Times New Roman"/>
+                <w:kern w:val="0"/>
+                <w:sz w:val="24"/>
+                <w:lang w:eastAsia="ru-RU"/>
+                <w14:ligatures w14:val="none"/>
+              </w:rPr>
+            </w:pPr>
+            <w:r>
+              <w:rPr>
+                <w:rFonts w:eastAsia="Times New Roman" w:cs="Times New Roman"/>
+                <w:kern w:val="0"/>
+                <w:sz w:val="24"/>
+                <w:lang w:eastAsia="ru-RU"/>
+                <w14:ligatures w14:val="none"/>
+              </w:rPr>
+              <w:t>Прямоугольник в эскизе. Позволяет задать ширину и высоту</w:t>
+            </w:r>
+          </w:p>
+        </w:tc>
+      </w:tr>
+      <w:tr>
+        <w:tc>
+          <w:tcPr>
+            <w:tcW w:w="0" w:type="auto"/>
+            <w:hideMark/>
+          </w:tcPr>
+          <w:p>
+            <w:pPr>
+              <w:ind w:firstLine="0"/>
+              <w:jc w:val="left"/>
+              <w:rPr>
+                <w:rFonts w:eastAsia="Times New Roman" w:cs="Times New Roman"/>
+                <w:kern w:val="0"/>
+                <w:sz w:val="24"/>
+                <w:lang w:eastAsia="ru-RU"/>
+                <w14:ligatures w14:val="none"/>
+              </w:rPr>
+            </w:pPr>
+            <w:proofErr w:type="spellStart"/>
+            <w:r>
+              <w:rPr>
+                <w:rFonts w:eastAsia="Times New Roman" w:cs="Times New Roman"/>
+                <w:kern w:val="0"/>
+                <w:sz w:val="24"/>
+                <w:lang w:eastAsia="ru-RU"/>
+                <w14:ligatures w14:val="none"/>
+              </w:rPr>
+              <w:t>ksCircle</w:t>
+            </w:r>
+            <w:proofErr w:type="spellEnd"/>
+          </w:p>
+        </w:tc>
+        <w:tc>
+          <w:tcPr>
+            <w:tcW w:w="0" w:type="auto"/>
+            <w:hideMark/>
+          </w:tcPr>
+          <w:p>
+            <w:pPr>
+              <w:ind w:firstLine="0"/>
+              <w:jc w:val="left"/>
+              <w:rPr>
+                <w:rFonts w:eastAsia="Times New Roman" w:cs="Times New Roman"/>
+                <w:kern w:val="0"/>
+                <w:sz w:val="24"/>
+                <w:lang w:eastAsia="ru-RU"/>
+                <w14:ligatures w14:val="none"/>
+              </w:rPr>
+            </w:pPr>
+            <w:r>
+              <w:rPr>
+                <w:rFonts w:eastAsia="Times New Roman" w:cs="Times New Roman"/>
+                <w:kern w:val="0"/>
+                <w:sz w:val="24"/>
+                <w:lang w:eastAsia="ru-RU"/>
+                <w14:ligatures w14:val="none"/>
+              </w:rPr>
+              <w:t>Интерфейс</w:t>
+            </w:r>
+          </w:p>
+        </w:tc>
+        <w:tc>
+          <w:tcPr>
+            <w:tcW w:w="0" w:type="auto"/>
+            <w:hideMark/>
+          </w:tcPr>
+          <w:p>
+            <w:pPr>
+              <w:ind w:firstLine="0"/>
+              <w:jc w:val="left"/>
+              <w:rPr>
+                <w:rFonts w:eastAsia="Times New Roman" w:cs="Times New Roman"/>
+                <w:kern w:val="0"/>
+                <w:sz w:val="24"/>
+                <w:lang w:eastAsia="ru-RU"/>
+                <w14:ligatures w14:val="none"/>
+              </w:rPr>
+            </w:pPr>
+            <w:r>
+              <w:rPr>
+                <w:rFonts w:eastAsia="Times New Roman" w:cs="Times New Roman"/>
+                <w:kern w:val="0"/>
+                <w:sz w:val="24"/>
+                <w:lang w:eastAsia="ru-RU"/>
+                <w14:ligatures w14:val="none"/>
+              </w:rPr>
+              <w:t>Окружность в эскизе. Позволяет задать центр и радиус</w:t>
+            </w:r>
+          </w:p>
+        </w:tc>
+      </w:tr>
+      <w:tr>
+        <w:tc>
+          <w:tcPr>
+            <w:tcW w:w="0" w:type="auto"/>
+            <w:hideMark/>
+          </w:tcPr>
+          <w:p>
+            <w:pPr>
+              <w:ind w:firstLine="0"/>
+              <w:jc w:val="left"/>
+              <w:rPr>
+                <w:rFonts w:eastAsia="Times New Roman" w:cs="Times New Roman"/>
+                <w:kern w:val="0"/>
+                <w:sz w:val="24"/>
+                <w:lang w:eastAsia="ru-RU"/>
+                <w14:ligatures w14:val="none"/>
+              </w:rPr>
+            </w:pPr>
+            <w:proofErr w:type="spellStart"/>
+            <w:r>
+              <w:rPr>
+                <w:rFonts w:eastAsia="Times New Roman" w:cs="Times New Roman"/>
+                <w:kern w:val="0"/>
+                <w:sz w:val="24"/>
+                <w:lang w:eastAsia="ru-RU"/>
+                <w14:ligatures w14:val="none"/>
+              </w:rPr>
+              <w:t>ksDimension</w:t>
+            </w:r>
+            <w:proofErr w:type="spellEnd"/>
+          </w:p>
+        </w:tc>
+        <w:tc>
+          <w:tcPr>
+            <w:tcW w:w="0" w:type="auto"/>
+            <w:hideMark/>
+          </w:tcPr>
+          <w:p>
+            <w:pPr>
+              <w:ind w:firstLine="0"/>
+              <w:jc w:val="left"/>
+              <w:rPr>
+                <w:rFonts w:eastAsia="Times New Roman" w:cs="Times New Roman"/>
+                <w:kern w:val="0"/>
+                <w:sz w:val="24"/>
+                <w:lang w:eastAsia="ru-RU"/>
+                <w14:ligatures w14:val="none"/>
+              </w:rPr>
+            </w:pPr>
+            <w:r>
+              <w:rPr>
+                <w:rFonts w:eastAsia="Times New Roman" w:cs="Times New Roman"/>
+                <w:kern w:val="0"/>
+                <w:sz w:val="24"/>
+                <w:lang w:eastAsia="ru-RU"/>
+                <w14:ligatures w14:val="none"/>
+              </w:rPr>
+              <w:t>Интерфейс</w:t>
+            </w:r>
+          </w:p>
+        </w:tc>
+        <w:tc>
+          <w:tcPr>
+            <w:tcW w:w="0" w:type="auto"/>
+            <w:hideMark/>
+          </w:tcPr>
+          <w:p>
+            <w:pPr>
+              <w:ind w:firstLine="0"/>
+              <w:jc w:val="left"/>
+              <w:rPr>
+                <w:rFonts w:eastAsia="Times New Roman" w:cs="Times New Roman"/>
+                <w:kern w:val="0"/>
+                <w:sz w:val="24"/>
+                <w:lang w:eastAsia="ru-RU"/>
+                <w14:ligatures w14:val="none"/>
+              </w:rPr>
+            </w:pPr>
+            <w:r>
+              <w:rPr>
+                <w:rFonts w:eastAsia="Times New Roman" w:cs="Times New Roman"/>
+                <w:kern w:val="0"/>
+                <w:sz w:val="24"/>
+                <w:lang w:eastAsia="ru-RU"/>
+                <w14:ligatures w14:val="none"/>
+              </w:rPr>
+              <w:t>Линейный или радиальный размер. Используется для простановки размеров на эскизе</w:t>
+            </w:r>
+          </w:p>
+        </w:tc>
+      </w:tr>
+      <w:tr>
+        <w:tc>
+          <w:tcPr>
+            <w:tcW w:w="0" w:type="auto"/>
+            <w:hideMark/>
+          </w:tcPr>
+          <w:p>
+            <w:pPr>
+              <w:ind w:firstLine="0"/>
+              <w:jc w:val="left"/>
+              <w:rPr>
+                <w:rFonts w:eastAsia="Times New Roman" w:cs="Times New Roman"/>
+                <w:kern w:val="0"/>
+                <w:sz w:val="24"/>
+                <w:lang w:eastAsia="ru-RU"/>
+                <w14:ligatures w14:val="none"/>
+              </w:rPr>
+            </w:pPr>
+            <w:proofErr w:type="spellStart"/>
+            <w:r>
+              <w:rPr>
+                <w:rFonts w:eastAsia="Times New Roman" w:cs="Times New Roman"/>
+                <w:kern w:val="0"/>
+                <w:sz w:val="24"/>
+                <w:lang w:eastAsia="ru-RU"/>
+                <w14:ligatures w14:val="none"/>
+              </w:rPr>
+              <w:t>ksArray</w:t>
+            </w:r>
+            <w:proofErr w:type="spellEnd"/>
+          </w:p>
+        </w:tc>
+        <w:tc>
+          <w:tcPr>
+            <w:tcW w:w="0" w:type="auto"/>
+            <w:hideMark/>
+          </w:tcPr>
+          <w:p>
+            <w:pPr>
+              <w:ind w:firstLine="0"/>
+              <w:jc w:val="left"/>
+              <w:rPr>
+                <w:rFonts w:eastAsia="Times New Roman" w:cs="Times New Roman"/>
+                <w:kern w:val="0"/>
+                <w:sz w:val="24"/>
+                <w:lang w:eastAsia="ru-RU"/>
+                <w14:ligatures w14:val="none"/>
+              </w:rPr>
+            </w:pPr>
+            <w:r>
+              <w:rPr>
+                <w:rFonts w:eastAsia="Times New Roman" w:cs="Times New Roman"/>
+                <w:kern w:val="0"/>
+                <w:sz w:val="24"/>
+                <w:lang w:eastAsia="ru-RU"/>
+                <w14:ligatures w14:val="none"/>
+              </w:rPr>
+              <w:t>Интерфейс</w:t>
+            </w:r>
+          </w:p>
+        </w:tc>
+        <w:tc>
+          <w:tcPr>
+            <w:tcW w:w="0" w:type="auto"/>
+            <w:hideMark/>
+          </w:tcPr>
+          <w:p>
+            <w:pPr>
+              <w:ind w:firstLine="0"/>
+              <w:jc w:val="left"/>
+              <w:rPr>
+                <w:rFonts w:eastAsia="Times New Roman" w:cs="Times New Roman"/>
+                <w:kern w:val="0"/>
+                <w:sz w:val="24"/>
+                <w:lang w:eastAsia="ru-RU"/>
+                <w14:ligatures w14:val="none"/>
+              </w:rPr>
+            </w:pPr>
+            <w:r>
+              <w:rPr>
+                <w:rFonts w:eastAsia="Times New Roman" w:cs="Times New Roman"/>
+                <w:kern w:val="0"/>
+                <w:sz w:val="24"/>
+                <w:lang w:eastAsia="ru-RU"/>
+                <w14:ligatures w14:val="none"/>
+              </w:rPr>
+              <w:t>Массив элементов. Позволяет размножить построенный объект по заданному шагу</w:t>
+            </w:r>
+          </w:p>
+        </w:tc>
+      </w:tr>
+    </w:tbl>
+    <w:p>
+      <w:pPr>
+        <w:ind w:firstLine="0"/>
+      </w:pPr>
+    </w:p>
+    <w:p>
+      <w:pPr>
+        <w:ind w:firstLine="708"/>
+      </w:pPr>
+      <w:r>
+        <w:lastRenderedPageBreak/>
+        <w:t>Методы, которые вызываются через эти интерфейсы, перечислены в таблице 1.2. Они сгруппированы по этапам построения: создание документа, работа с эскизом, выдавливание, создание массива.</w:t>
+      </w:r>
+    </w:p>
+    <w:p>
+      <w:pPr>
+        <w:ind w:firstLine="708"/>
+      </w:pPr>
+    </w:p>
+    <w:p>
+      <w:pPr>
+        <w:spacing w:line="240" w:lineRule="auto"/>
+        <w:rPr>
+          <w:rFonts w:cs="Times New Roman"/>
+          <w:szCs w:val="28"/>
+        </w:rPr>
+      </w:pPr>
+      <w:r>
+        <w:rPr>
+          <w:rFonts w:cs="Times New Roman"/>
+          <w:szCs w:val="28"/>
+        </w:rPr>
+        <w:t>Таблица 1.2 - Методы API КОМПАС-3D, используемые в плагине</w:t>
+      </w:r>
+    </w:p>
+    <w:tbl>
+      <w:tblPr>
+        <w:tblStyle w:val="af0"/>
+        <w:tblW w:w="0" w:type="auto"/>
+        <w:tblLook w:val="04A0" w:firstRow="1" w:lastRow="0" w:firstColumn="1" w:lastColumn="0" w:noHBand="0" w:noVBand="1"/>
+      </w:tblPr>
+      <w:tblGrid>
+        <w:gridCol w:w="2057"/>
+        <w:gridCol w:w="1706"/>
+        <w:gridCol w:w="1894"/>
+        <w:gridCol w:w="3688"/>
+      </w:tblGrid>
+      <w:tr>
+        <w:tc>
+          <w:tcPr>
+            <w:tcW w:w="0" w:type="auto"/>
+            <w:hideMark/>
+          </w:tcPr>
+          <w:p>
+            <w:pPr>
+              <w:ind w:firstLine="0"/>
+              <w:jc w:val="center"/>
+              <w:rPr>
+                <w:rFonts w:eastAsia="Times New Roman" w:cs="Times New Roman"/>
+                <w:kern w:val="0"/>
+                <w:sz w:val="24"/>
+                <w:lang w:eastAsia="ru-RU"/>
+                <w14:ligatures w14:val="none"/>
+              </w:rPr>
+            </w:pPr>
+            <w:r>
+              <w:rPr>
+                <w:rFonts w:eastAsia="Times New Roman" w:cs="Times New Roman"/>
+                <w:kern w:val="0"/>
+                <w:sz w:val="24"/>
+                <w:lang w:eastAsia="ru-RU"/>
+                <w14:ligatures w14:val="none"/>
+              </w:rPr>
+              <w:t>Название</w:t>
+            </w:r>
+          </w:p>
+        </w:tc>
+        <w:tc>
+          <w:tcPr>
+            <w:tcW w:w="0" w:type="auto"/>
+            <w:hideMark/>
+          </w:tcPr>
+          <w:p>
+            <w:pPr>
+              <w:ind w:firstLine="0"/>
+              <w:jc w:val="center"/>
+              <w:rPr>
+                <w:rFonts w:eastAsia="Times New Roman" w:cs="Times New Roman"/>
+                <w:kern w:val="0"/>
+                <w:sz w:val="24"/>
+                <w:lang w:eastAsia="ru-RU"/>
+                <w14:ligatures w14:val="none"/>
+              </w:rPr>
+            </w:pPr>
+            <w:r>
+              <w:rPr>
+                <w:rFonts w:eastAsia="Times New Roman" w:cs="Times New Roman"/>
+                <w:kern w:val="0"/>
+                <w:sz w:val="24"/>
+                <w:lang w:eastAsia="ru-RU"/>
+                <w14:ligatures w14:val="none"/>
+              </w:rPr>
+              <w:t>Входные параметры</w:t>
+            </w:r>
+          </w:p>
+        </w:tc>
+        <w:tc>
+          <w:tcPr>
+            <w:tcW w:w="0" w:type="auto"/>
+            <w:hideMark/>
+          </w:tcPr>
+          <w:p>
+            <w:pPr>
+              <w:ind w:firstLine="0"/>
+              <w:jc w:val="center"/>
+              <w:rPr>
+                <w:rFonts w:eastAsia="Times New Roman" w:cs="Times New Roman"/>
+                <w:kern w:val="0"/>
+                <w:sz w:val="24"/>
+                <w:lang w:eastAsia="ru-RU"/>
+                <w14:ligatures w14:val="none"/>
+              </w:rPr>
+            </w:pPr>
+            <w:r>
+              <w:rPr>
+                <w:rFonts w:eastAsia="Times New Roman" w:cs="Times New Roman"/>
+                <w:kern w:val="0"/>
+                <w:sz w:val="24"/>
+                <w:lang w:eastAsia="ru-RU"/>
+                <w14:ligatures w14:val="none"/>
+              </w:rPr>
+              <w:t>Возвращаемый тип</w:t>
+            </w:r>
+          </w:p>
+        </w:tc>
+        <w:tc>
+          <w:tcPr>
+            <w:tcW w:w="0" w:type="auto"/>
+            <w:hideMark/>
+          </w:tcPr>
+          <w:p>
+            <w:pPr>
+              <w:ind w:firstLine="0"/>
+              <w:jc w:val="center"/>
+              <w:rPr>
+                <w:rFonts w:eastAsia="Times New Roman" w:cs="Times New Roman"/>
+                <w:kern w:val="0"/>
+                <w:sz w:val="24"/>
+                <w:lang w:eastAsia="ru-RU"/>
+                <w14:ligatures w14:val="none"/>
+              </w:rPr>
+            </w:pPr>
+            <w:r>
+              <w:rPr>
+                <w:rFonts w:eastAsia="Times New Roman" w:cs="Times New Roman"/>
+                <w:kern w:val="0"/>
+                <w:sz w:val="24"/>
+                <w:lang w:eastAsia="ru-RU"/>
+                <w14:ligatures w14:val="none"/>
+              </w:rPr>
+              <w:t>Описание</w:t>
+            </w:r>
+          </w:p>
+        </w:tc>
+      </w:tr>
+      <w:tr>
+        <w:tc>
+          <w:tcPr>
+            <w:tcW w:w="0" w:type="auto"/>
+            <w:hideMark/>
+          </w:tcPr>
+          <w:p>
+            <w:pPr>
+              <w:ind w:firstLine="0"/>
+              <w:jc w:val="left"/>
+              <w:rPr>
+                <w:rFonts w:eastAsia="Times New Roman" w:cs="Times New Roman"/>
+                <w:kern w:val="0"/>
+                <w:sz w:val="24"/>
+                <w:lang w:eastAsia="ru-RU"/>
+                <w14:ligatures w14:val="none"/>
+              </w:rPr>
+            </w:pPr>
+            <w:proofErr w:type="spellStart"/>
+            <w:r>
+              <w:rPr>
+                <w:rFonts w:eastAsia="Times New Roman" w:cs="Times New Roman"/>
+                <w:kern w:val="0"/>
+                <w:sz w:val="24"/>
+                <w:lang w:eastAsia="ru-RU"/>
+                <w14:ligatures w14:val="none"/>
+              </w:rPr>
+              <w:t>CreateDocument</w:t>
+            </w:r>
+            <w:proofErr w:type="spellEnd"/>
+          </w:p>
+        </w:tc>
+        <w:tc>
+          <w:tcPr>
+            <w:tcW w:w="0" w:type="auto"/>
+            <w:hideMark/>
+          </w:tcPr>
+          <w:p>
+            <w:pPr>
+              <w:ind w:firstLine="0"/>
+              <w:jc w:val="left"/>
+              <w:rPr>
+                <w:rFonts w:eastAsia="Times New Roman" w:cs="Times New Roman"/>
+                <w:kern w:val="0"/>
+                <w:sz w:val="24"/>
+                <w:lang w:eastAsia="ru-RU"/>
+                <w14:ligatures w14:val="none"/>
+              </w:rPr>
+            </w:pPr>
+            <w:r>
+              <w:rPr>
+                <w:rFonts w:eastAsia="Times New Roman" w:cs="Times New Roman"/>
+                <w:kern w:val="0"/>
+                <w:sz w:val="24"/>
+                <w:lang w:eastAsia="ru-RU"/>
+                <w14:ligatures w14:val="none"/>
+              </w:rPr>
+              <w:t>-</w:t>
+            </w:r>
+          </w:p>
+        </w:tc>
+        <w:tc>
+          <w:tcPr>
+            <w:tcW w:w="0" w:type="auto"/>
+            <w:hideMark/>
+          </w:tcPr>
+          <w:p>
+            <w:pPr>
+              <w:ind w:firstLine="0"/>
+              <w:jc w:val="left"/>
+              <w:rPr>
+                <w:rFonts w:eastAsia="Times New Roman" w:cs="Times New Roman"/>
+                <w:kern w:val="0"/>
+                <w:sz w:val="24"/>
+                <w:lang w:eastAsia="ru-RU"/>
+                <w14:ligatures w14:val="none"/>
+              </w:rPr>
+            </w:pPr>
+            <w:r>
+              <w:rPr>
+                <w:rFonts w:eastAsia="Times New Roman" w:cs="Times New Roman"/>
+                <w:kern w:val="0"/>
+                <w:sz w:val="24"/>
+                <w:lang w:eastAsia="ru-RU"/>
+                <w14:ligatures w14:val="none"/>
+              </w:rPr>
+              <w:t>ksDocument3D</w:t>
+            </w:r>
+          </w:p>
+        </w:tc>
+        <w:tc>
+          <w:tcPr>
+            <w:tcW w:w="0" w:type="auto"/>
+            <w:hideMark/>
+          </w:tcPr>
+          <w:p>
+            <w:pPr>
+              <w:ind w:firstLine="0"/>
+              <w:jc w:val="left"/>
+              <w:rPr>
+                <w:rFonts w:eastAsia="Times New Roman" w:cs="Times New Roman"/>
+                <w:kern w:val="0"/>
+                <w:sz w:val="24"/>
+                <w:lang w:eastAsia="ru-RU"/>
+                <w14:ligatures w14:val="none"/>
+              </w:rPr>
+            </w:pPr>
+            <w:r>
+              <w:rPr>
+                <w:rFonts w:eastAsia="Times New Roman" w:cs="Times New Roman"/>
+                <w:kern w:val="0"/>
+                <w:sz w:val="24"/>
+                <w:lang w:eastAsia="ru-RU"/>
+                <w14:ligatures w14:val="none"/>
+              </w:rPr>
+              <w:t>Создаёт новый трёхмерный документ</w:t>
+            </w:r>
+          </w:p>
+        </w:tc>
+      </w:tr>
+      <w:tr>
+        <w:tc>
+          <w:tcPr>
+            <w:tcW w:w="0" w:type="auto"/>
+            <w:hideMark/>
+          </w:tcPr>
+          <w:p>
+            <w:pPr>
+              <w:ind w:firstLine="0"/>
+              <w:jc w:val="left"/>
+              <w:rPr>
+                <w:rFonts w:eastAsia="Times New Roman" w:cs="Times New Roman"/>
+                <w:kern w:val="0"/>
+                <w:sz w:val="24"/>
+                <w:lang w:eastAsia="ru-RU"/>
+                <w14:ligatures w14:val="none"/>
+              </w:rPr>
+            </w:pPr>
+            <w:proofErr w:type="spellStart"/>
+            <w:r>
+              <w:rPr>
+                <w:rFonts w:eastAsia="Times New Roman" w:cs="Times New Roman"/>
+                <w:kern w:val="0"/>
+                <w:sz w:val="24"/>
+                <w:lang w:eastAsia="ru-RU"/>
+                <w14:ligatures w14:val="none"/>
+              </w:rPr>
+              <w:t>SetPlane</w:t>
+            </w:r>
+            <w:proofErr w:type="spellEnd"/>
+          </w:p>
+        </w:tc>
+        <w:tc>
+          <w:tcPr>
+            <w:tcW w:w="0" w:type="auto"/>
+            <w:hideMark/>
+          </w:tcPr>
+          <w:p>
+            <w:pPr>
+              <w:ind w:firstLine="0"/>
+              <w:jc w:val="left"/>
+              <w:rPr>
+                <w:rFonts w:eastAsia="Times New Roman" w:cs="Times New Roman"/>
+                <w:kern w:val="0"/>
+                <w:sz w:val="24"/>
+                <w:lang w:eastAsia="ru-RU"/>
+                <w14:ligatures w14:val="none"/>
+              </w:rPr>
+            </w:pPr>
+            <w:proofErr w:type="spellStart"/>
+            <w:proofErr w:type="gramStart"/>
+            <w:r>
+              <w:rPr>
+                <w:rFonts w:eastAsia="Times New Roman" w:cs="Times New Roman"/>
+                <w:kern w:val="0"/>
+                <w:sz w:val="24"/>
+                <w:lang w:eastAsia="ru-RU"/>
+                <w14:ligatures w14:val="none"/>
+              </w:rPr>
+              <w:t>plane</w:t>
+            </w:r>
+            <w:proofErr w:type="spellEnd"/>
+            <w:r>
+              <w:rPr>
+                <w:rFonts w:eastAsia="Times New Roman" w:cs="Times New Roman"/>
+                <w:kern w:val="0"/>
+                <w:sz w:val="24"/>
+                <w:lang w:eastAsia="ru-RU"/>
+                <w14:ligatures w14:val="none"/>
+              </w:rPr>
+              <w:t xml:space="preserve"> :</w:t>
+            </w:r>
+            <w:proofErr w:type="gramEnd"/>
+            <w:r>
+              <w:rPr>
+                <w:rFonts w:eastAsia="Times New Roman" w:cs="Times New Roman"/>
+                <w:kern w:val="0"/>
+                <w:sz w:val="24"/>
+                <w:lang w:eastAsia="ru-RU"/>
+                <w14:ligatures w14:val="none"/>
+              </w:rPr>
+              <w:t xml:space="preserve"> </w:t>
+            </w:r>
+            <w:proofErr w:type="spellStart"/>
+            <w:r>
+              <w:rPr>
+                <w:rFonts w:eastAsia="Times New Roman" w:cs="Times New Roman"/>
+                <w:kern w:val="0"/>
+                <w:sz w:val="24"/>
+                <w:lang w:eastAsia="ru-RU"/>
+                <w14:ligatures w14:val="none"/>
+              </w:rPr>
+              <w:t>string</w:t>
+            </w:r>
+            <w:proofErr w:type="spellEnd"/>
+          </w:p>
+        </w:tc>
+        <w:tc>
+          <w:tcPr>
+            <w:tcW w:w="0" w:type="auto"/>
+            <w:hideMark/>
+          </w:tcPr>
+          <w:p>
+            <w:pPr>
+              <w:ind w:firstLine="0"/>
+              <w:jc w:val="left"/>
+              <w:rPr>
+                <w:rFonts w:eastAsia="Times New Roman" w:cs="Times New Roman"/>
+                <w:kern w:val="0"/>
+                <w:sz w:val="24"/>
+                <w:lang w:eastAsia="ru-RU"/>
+                <w14:ligatures w14:val="none"/>
+              </w:rPr>
+            </w:pPr>
+            <w:proofErr w:type="spellStart"/>
+            <w:r>
+              <w:rPr>
+                <w:rFonts w:eastAsia="Times New Roman" w:cs="Times New Roman"/>
+                <w:kern w:val="0"/>
+                <w:sz w:val="24"/>
+                <w:lang w:eastAsia="ru-RU"/>
+                <w14:ligatures w14:val="none"/>
+              </w:rPr>
+              <w:t>void</w:t>
+            </w:r>
+            <w:proofErr w:type="spellEnd"/>
+          </w:p>
+        </w:tc>
+        <w:tc>
+          <w:tcPr>
+            <w:tcW w:w="0" w:type="auto"/>
+            <w:hideMark/>
+          </w:tcPr>
+          <w:p>
+            <w:pPr>
+              <w:ind w:firstLine="0"/>
+              <w:jc w:val="left"/>
+              <w:rPr>
+                <w:rFonts w:eastAsia="Times New Roman" w:cs="Times New Roman"/>
+                <w:kern w:val="0"/>
+                <w:sz w:val="24"/>
+                <w:lang w:eastAsia="ru-RU"/>
+                <w14:ligatures w14:val="none"/>
+              </w:rPr>
+            </w:pPr>
+            <w:r>
+              <w:rPr>
+                <w:rFonts w:eastAsia="Times New Roman" w:cs="Times New Roman"/>
+                <w:kern w:val="0"/>
+                <w:sz w:val="24"/>
+                <w:lang w:eastAsia="ru-RU"/>
+                <w14:ligatures w14:val="none"/>
+              </w:rPr>
+              <w:t>Задаёт плоскость для построения эскиза (XY, XZ, YZ)</w:t>
+            </w:r>
+          </w:p>
+        </w:tc>
+      </w:tr>
+      <w:tr>
+        <w:tc>
+          <w:tcPr>
+            <w:tcW w:w="0" w:type="auto"/>
+            <w:hideMark/>
+          </w:tcPr>
+          <w:p>
+            <w:pPr>
+              <w:ind w:firstLine="0"/>
+              <w:jc w:val="left"/>
+              <w:rPr>
+                <w:rFonts w:eastAsia="Times New Roman" w:cs="Times New Roman"/>
+                <w:kern w:val="0"/>
+                <w:sz w:val="24"/>
+                <w:lang w:eastAsia="ru-RU"/>
+                <w14:ligatures w14:val="none"/>
+              </w:rPr>
+            </w:pPr>
+            <w:proofErr w:type="spellStart"/>
+            <w:r>
+              <w:rPr>
+                <w:rFonts w:eastAsia="Times New Roman" w:cs="Times New Roman"/>
+                <w:kern w:val="0"/>
+                <w:sz w:val="24"/>
+                <w:lang w:eastAsia="ru-RU"/>
+                <w14:ligatures w14:val="none"/>
+              </w:rPr>
+              <w:t>NewEntity</w:t>
+            </w:r>
+            <w:proofErr w:type="spellEnd"/>
+          </w:p>
+        </w:tc>
+        <w:tc>
+          <w:tcPr>
+            <w:tcW w:w="0" w:type="auto"/>
+            <w:hideMark/>
+          </w:tcPr>
+          <w:p>
+            <w:pPr>
+              <w:ind w:firstLine="0"/>
+              <w:jc w:val="left"/>
+              <w:rPr>
+                <w:rFonts w:eastAsia="Times New Roman" w:cs="Times New Roman"/>
+                <w:kern w:val="0"/>
+                <w:sz w:val="24"/>
+                <w:lang w:eastAsia="ru-RU"/>
+                <w14:ligatures w14:val="none"/>
+              </w:rPr>
+            </w:pPr>
+            <w:proofErr w:type="spellStart"/>
+            <w:proofErr w:type="gramStart"/>
+            <w:r>
+              <w:rPr>
+                <w:rFonts w:eastAsia="Times New Roman" w:cs="Times New Roman"/>
+                <w:kern w:val="0"/>
+                <w:sz w:val="24"/>
+                <w:lang w:eastAsia="ru-RU"/>
+                <w14:ligatures w14:val="none"/>
+              </w:rPr>
+              <w:t>type</w:t>
+            </w:r>
+            <w:proofErr w:type="spellEnd"/>
+            <w:r>
+              <w:rPr>
+                <w:rFonts w:eastAsia="Times New Roman" w:cs="Times New Roman"/>
+                <w:kern w:val="0"/>
+                <w:sz w:val="24"/>
+                <w:lang w:eastAsia="ru-RU"/>
+                <w14:ligatures w14:val="none"/>
+              </w:rPr>
+              <w:t xml:space="preserve"> :</w:t>
+            </w:r>
+            <w:proofErr w:type="gramEnd"/>
+            <w:r>
+              <w:rPr>
+                <w:rFonts w:eastAsia="Times New Roman" w:cs="Times New Roman"/>
+                <w:kern w:val="0"/>
+                <w:sz w:val="24"/>
+                <w:lang w:eastAsia="ru-RU"/>
+                <w14:ligatures w14:val="none"/>
+              </w:rPr>
+              <w:t xml:space="preserve"> </w:t>
+            </w:r>
+            <w:proofErr w:type="spellStart"/>
+            <w:r>
+              <w:rPr>
+                <w:rFonts w:eastAsia="Times New Roman" w:cs="Times New Roman"/>
+                <w:kern w:val="0"/>
+                <w:sz w:val="24"/>
+                <w:lang w:eastAsia="ru-RU"/>
+                <w14:ligatures w14:val="none"/>
+              </w:rPr>
+              <w:t>interface</w:t>
+            </w:r>
+            <w:proofErr w:type="spellEnd"/>
+          </w:p>
+        </w:tc>
+        <w:tc>
+          <w:tcPr>
+            <w:tcW w:w="0" w:type="auto"/>
+            <w:hideMark/>
+          </w:tcPr>
+          <w:p>
+            <w:pPr>
+              <w:ind w:firstLine="0"/>
+              <w:jc w:val="left"/>
+              <w:rPr>
+                <w:rFonts w:eastAsia="Times New Roman" w:cs="Times New Roman"/>
+                <w:kern w:val="0"/>
+                <w:sz w:val="24"/>
+                <w:lang w:eastAsia="ru-RU"/>
+                <w14:ligatures w14:val="none"/>
+              </w:rPr>
+            </w:pPr>
+            <w:proofErr w:type="spellStart"/>
+            <w:r>
+              <w:rPr>
+                <w:rFonts w:eastAsia="Times New Roman" w:cs="Times New Roman"/>
+                <w:kern w:val="0"/>
+                <w:sz w:val="24"/>
+                <w:lang w:eastAsia="ru-RU"/>
+                <w14:ligatures w14:val="none"/>
+              </w:rPr>
+              <w:t>object</w:t>
+            </w:r>
+            <w:proofErr w:type="spellEnd"/>
+          </w:p>
+        </w:tc>
+        <w:tc>
+          <w:tcPr>
+            <w:tcW w:w="0" w:type="auto"/>
+            <w:hideMark/>
+          </w:tcPr>
+          <w:p>
+            <w:pPr>
+              <w:ind w:firstLine="0"/>
+              <w:jc w:val="left"/>
+              <w:rPr>
+                <w:rFonts w:eastAsia="Times New Roman" w:cs="Times New Roman"/>
+                <w:kern w:val="0"/>
+                <w:sz w:val="24"/>
+                <w:lang w:eastAsia="ru-RU"/>
+                <w14:ligatures w14:val="none"/>
+              </w:rPr>
+            </w:pPr>
+            <w:r>
+              <w:rPr>
+                <w:rFonts w:eastAsia="Times New Roman" w:cs="Times New Roman"/>
+                <w:kern w:val="0"/>
+                <w:sz w:val="24"/>
+                <w:lang w:eastAsia="ru-RU"/>
+                <w14:ligatures w14:val="none"/>
+              </w:rPr>
+              <w:t>Создаёт новый объект указанного типа (эскиз, прямоугольник, окружность)</w:t>
+            </w:r>
+          </w:p>
+        </w:tc>
+      </w:tr>
+      <w:tr>
+        <w:tc>
+          <w:tcPr>
+            <w:tcW w:w="0" w:type="auto"/>
+            <w:hideMark/>
+          </w:tcPr>
+          <w:p>
+            <w:pPr>
+              <w:ind w:firstLine="0"/>
+              <w:jc w:val="left"/>
+              <w:rPr>
+                <w:rFonts w:eastAsia="Times New Roman" w:cs="Times New Roman"/>
+                <w:kern w:val="0"/>
+                <w:sz w:val="24"/>
+                <w:lang w:eastAsia="ru-RU"/>
+                <w14:ligatures w14:val="none"/>
+              </w:rPr>
+            </w:pPr>
+            <w:proofErr w:type="spellStart"/>
+            <w:r>
+              <w:rPr>
+                <w:rFonts w:eastAsia="Times New Roman" w:cs="Times New Roman"/>
+                <w:kern w:val="0"/>
+                <w:sz w:val="24"/>
+                <w:lang w:eastAsia="ru-RU"/>
+                <w14:ligatures w14:val="none"/>
+              </w:rPr>
+              <w:t>SetWidth</w:t>
+            </w:r>
+            <w:proofErr w:type="spellEnd"/>
+          </w:p>
+        </w:tc>
+        <w:tc>
+          <w:tcPr>
+            <w:tcW w:w="0" w:type="auto"/>
+            <w:hideMark/>
+          </w:tcPr>
+          <w:p>
+            <w:pPr>
+              <w:ind w:firstLine="0"/>
+              <w:jc w:val="left"/>
+              <w:rPr>
+                <w:rFonts w:eastAsia="Times New Roman" w:cs="Times New Roman"/>
+                <w:kern w:val="0"/>
+                <w:sz w:val="24"/>
+                <w:lang w:eastAsia="ru-RU"/>
+                <w14:ligatures w14:val="none"/>
+              </w:rPr>
+            </w:pPr>
+            <w:proofErr w:type="spellStart"/>
+            <w:proofErr w:type="gramStart"/>
+            <w:r>
+              <w:rPr>
+                <w:rFonts w:eastAsia="Times New Roman" w:cs="Times New Roman"/>
+                <w:kern w:val="0"/>
+                <w:sz w:val="24"/>
+                <w:lang w:eastAsia="ru-RU"/>
+                <w14:ligatures w14:val="none"/>
+              </w:rPr>
+              <w:t>width</w:t>
+            </w:r>
+            <w:proofErr w:type="spellEnd"/>
+            <w:r>
+              <w:rPr>
+                <w:rFonts w:eastAsia="Times New Roman" w:cs="Times New Roman"/>
+                <w:kern w:val="0"/>
+                <w:sz w:val="24"/>
+                <w:lang w:eastAsia="ru-RU"/>
+                <w14:ligatures w14:val="none"/>
+              </w:rPr>
+              <w:t xml:space="preserve"> :</w:t>
+            </w:r>
+            <w:proofErr w:type="gramEnd"/>
+            <w:r>
+              <w:rPr>
+                <w:rFonts w:eastAsia="Times New Roman" w:cs="Times New Roman"/>
+                <w:kern w:val="0"/>
+                <w:sz w:val="24"/>
+                <w:lang w:eastAsia="ru-RU"/>
+                <w14:ligatures w14:val="none"/>
+              </w:rPr>
+              <w:t xml:space="preserve"> </w:t>
+            </w:r>
+            <w:proofErr w:type="spellStart"/>
+            <w:r>
+              <w:rPr>
+                <w:rFonts w:eastAsia="Times New Roman" w:cs="Times New Roman"/>
+                <w:kern w:val="0"/>
+                <w:sz w:val="24"/>
+                <w:lang w:eastAsia="ru-RU"/>
+                <w14:ligatures w14:val="none"/>
+              </w:rPr>
+              <w:t>double</w:t>
+            </w:r>
+            <w:proofErr w:type="spellEnd"/>
+          </w:p>
+        </w:tc>
+        <w:tc>
+          <w:tcPr>
+            <w:tcW w:w="0" w:type="auto"/>
+            <w:hideMark/>
+          </w:tcPr>
+          <w:p>
+            <w:pPr>
+              <w:ind w:firstLine="0"/>
+              <w:jc w:val="left"/>
+              <w:rPr>
+                <w:rFonts w:eastAsia="Times New Roman" w:cs="Times New Roman"/>
+                <w:kern w:val="0"/>
+                <w:sz w:val="24"/>
+                <w:lang w:eastAsia="ru-RU"/>
+                <w14:ligatures w14:val="none"/>
+              </w:rPr>
+            </w:pPr>
+            <w:proofErr w:type="spellStart"/>
+            <w:r>
+              <w:rPr>
+                <w:rFonts w:eastAsia="Times New Roman" w:cs="Times New Roman"/>
+                <w:kern w:val="0"/>
+                <w:sz w:val="24"/>
+                <w:lang w:eastAsia="ru-RU"/>
+                <w14:ligatures w14:val="none"/>
+              </w:rPr>
+              <w:t>void</w:t>
+            </w:r>
+            <w:proofErr w:type="spellEnd"/>
+          </w:p>
+        </w:tc>
+        <w:tc>
+          <w:tcPr>
+            <w:tcW w:w="0" w:type="auto"/>
+            <w:hideMark/>
+          </w:tcPr>
+          <w:p>
+            <w:pPr>
+              <w:ind w:firstLine="0"/>
+              <w:jc w:val="left"/>
+              <w:rPr>
+                <w:rFonts w:eastAsia="Times New Roman" w:cs="Times New Roman"/>
+                <w:kern w:val="0"/>
+                <w:sz w:val="24"/>
+                <w:lang w:eastAsia="ru-RU"/>
+                <w14:ligatures w14:val="none"/>
+              </w:rPr>
+            </w:pPr>
+            <w:r>
+              <w:rPr>
+                <w:rFonts w:eastAsia="Times New Roman" w:cs="Times New Roman"/>
+                <w:kern w:val="0"/>
+                <w:sz w:val="24"/>
+                <w:lang w:eastAsia="ru-RU"/>
+                <w14:ligatures w14:val="none"/>
+              </w:rPr>
+              <w:t>Задаёт ширину прямоугольника</w:t>
+            </w:r>
+          </w:p>
+        </w:tc>
+      </w:tr>
+      <w:tr>
+        <w:tc>
+          <w:tcPr>
+            <w:tcW w:w="0" w:type="auto"/>
+            <w:hideMark/>
+          </w:tcPr>
+          <w:p>
+            <w:pPr>
+              <w:ind w:firstLine="0"/>
+              <w:jc w:val="left"/>
+              <w:rPr>
+                <w:rFonts w:eastAsia="Times New Roman" w:cs="Times New Roman"/>
+                <w:kern w:val="0"/>
+                <w:sz w:val="24"/>
+                <w:lang w:eastAsia="ru-RU"/>
+                <w14:ligatures w14:val="none"/>
+              </w:rPr>
+            </w:pPr>
+            <w:proofErr w:type="spellStart"/>
+            <w:r>
+              <w:rPr>
+                <w:rFonts w:eastAsia="Times New Roman" w:cs="Times New Roman"/>
+                <w:kern w:val="0"/>
+                <w:sz w:val="24"/>
+                <w:lang w:eastAsia="ru-RU"/>
+                <w14:ligatures w14:val="none"/>
+              </w:rPr>
+              <w:t>SetHeight</w:t>
+            </w:r>
+            <w:proofErr w:type="spellEnd"/>
+          </w:p>
+        </w:tc>
+        <w:tc>
+          <w:tcPr>
+            <w:tcW w:w="0" w:type="auto"/>
+            <w:hideMark/>
+          </w:tcPr>
+          <w:p>
+            <w:pPr>
+              <w:ind w:firstLine="0"/>
+              <w:jc w:val="left"/>
+              <w:rPr>
+                <w:rFonts w:eastAsia="Times New Roman" w:cs="Times New Roman"/>
+                <w:kern w:val="0"/>
+                <w:sz w:val="24"/>
+                <w:lang w:eastAsia="ru-RU"/>
+                <w14:ligatures w14:val="none"/>
+              </w:rPr>
+            </w:pPr>
+            <w:proofErr w:type="spellStart"/>
+            <w:proofErr w:type="gramStart"/>
+            <w:r>
+              <w:rPr>
+                <w:rFonts w:eastAsia="Times New Roman" w:cs="Times New Roman"/>
+                <w:kern w:val="0"/>
+                <w:sz w:val="24"/>
+                <w:lang w:eastAsia="ru-RU"/>
+                <w14:ligatures w14:val="none"/>
+              </w:rPr>
+              <w:t>height</w:t>
+            </w:r>
+            <w:proofErr w:type="spellEnd"/>
+            <w:r>
+              <w:rPr>
+                <w:rFonts w:eastAsia="Times New Roman" w:cs="Times New Roman"/>
+                <w:kern w:val="0"/>
+                <w:sz w:val="24"/>
+                <w:lang w:eastAsia="ru-RU"/>
+                <w14:ligatures w14:val="none"/>
+              </w:rPr>
+              <w:t xml:space="preserve"> :</w:t>
+            </w:r>
+            <w:proofErr w:type="gramEnd"/>
+            <w:r>
+              <w:rPr>
+                <w:rFonts w:eastAsia="Times New Roman" w:cs="Times New Roman"/>
+                <w:kern w:val="0"/>
+                <w:sz w:val="24"/>
+                <w:lang w:eastAsia="ru-RU"/>
+                <w14:ligatures w14:val="none"/>
+              </w:rPr>
+              <w:t xml:space="preserve"> </w:t>
+            </w:r>
+            <w:proofErr w:type="spellStart"/>
+            <w:r>
+              <w:rPr>
+                <w:rFonts w:eastAsia="Times New Roman" w:cs="Times New Roman"/>
+                <w:kern w:val="0"/>
+                <w:sz w:val="24"/>
+                <w:lang w:eastAsia="ru-RU"/>
+                <w14:ligatures w14:val="none"/>
+              </w:rPr>
+              <w:t>double</w:t>
+            </w:r>
+            <w:proofErr w:type="spellEnd"/>
+          </w:p>
+        </w:tc>
+        <w:tc>
+          <w:tcPr>
+            <w:tcW w:w="0" w:type="auto"/>
+            <w:hideMark/>
+          </w:tcPr>
+          <w:p>
+            <w:pPr>
+              <w:ind w:firstLine="0"/>
+              <w:jc w:val="left"/>
+              <w:rPr>
+                <w:rFonts w:eastAsia="Times New Roman" w:cs="Times New Roman"/>
+                <w:kern w:val="0"/>
+                <w:sz w:val="24"/>
+                <w:lang w:eastAsia="ru-RU"/>
+                <w14:ligatures w14:val="none"/>
+              </w:rPr>
+            </w:pPr>
+            <w:proofErr w:type="spellStart"/>
+            <w:r>
+              <w:rPr>
+                <w:rFonts w:eastAsia="Times New Roman" w:cs="Times New Roman"/>
+                <w:kern w:val="0"/>
+                <w:sz w:val="24"/>
+                <w:lang w:eastAsia="ru-RU"/>
+                <w14:ligatures w14:val="none"/>
+              </w:rPr>
+              <w:t>void</w:t>
+            </w:r>
+            <w:proofErr w:type="spellEnd"/>
+          </w:p>
+        </w:tc>
+        <w:tc>
+          <w:tcPr>
+            <w:tcW w:w="0" w:type="auto"/>
+            <w:hideMark/>
+          </w:tcPr>
+          <w:p>
+            <w:pPr>
+              <w:ind w:firstLine="0"/>
+              <w:jc w:val="left"/>
+              <w:rPr>
+                <w:rFonts w:eastAsia="Times New Roman" w:cs="Times New Roman"/>
+                <w:kern w:val="0"/>
+                <w:sz w:val="24"/>
+                <w:lang w:eastAsia="ru-RU"/>
+                <w14:ligatures w14:val="none"/>
+              </w:rPr>
+            </w:pPr>
+            <w:r>
+              <w:rPr>
+                <w:rFonts w:eastAsia="Times New Roman" w:cs="Times New Roman"/>
+                <w:kern w:val="0"/>
+                <w:sz w:val="24"/>
+                <w:lang w:eastAsia="ru-RU"/>
+                <w14:ligatures w14:val="none"/>
+              </w:rPr>
+              <w:t>Задаёт высоту прямоугольника</w:t>
+            </w:r>
+          </w:p>
+        </w:tc>
+      </w:tr>
+      <w:tr>
+        <w:tc>
+          <w:tcPr>
+            <w:tcW w:w="0" w:type="auto"/>
+            <w:hideMark/>
+          </w:tcPr>
+          <w:p>
+            <w:pPr>
+              <w:ind w:firstLine="0"/>
+              <w:jc w:val="left"/>
+              <w:rPr>
+                <w:rFonts w:eastAsia="Times New Roman" w:cs="Times New Roman"/>
+                <w:kern w:val="0"/>
+                <w:sz w:val="24"/>
+                <w:lang w:eastAsia="ru-RU"/>
+                <w14:ligatures w14:val="none"/>
+              </w:rPr>
+            </w:pPr>
+            <w:proofErr w:type="spellStart"/>
+            <w:r>
+              <w:rPr>
+                <w:rFonts w:eastAsia="Times New Roman" w:cs="Times New Roman"/>
+                <w:kern w:val="0"/>
+                <w:sz w:val="24"/>
+                <w:lang w:eastAsia="ru-RU"/>
+                <w14:ligatures w14:val="none"/>
+              </w:rPr>
+              <w:t>SetRadius</w:t>
+            </w:r>
+            <w:proofErr w:type="spellEnd"/>
+          </w:p>
+        </w:tc>
+        <w:tc>
+          <w:tcPr>
+            <w:tcW w:w="0" w:type="auto"/>
+            <w:hideMark/>
+          </w:tcPr>
+          <w:p>
+            <w:pPr>
+              <w:ind w:firstLine="0"/>
+              <w:jc w:val="left"/>
+              <w:rPr>
+                <w:rFonts w:eastAsia="Times New Roman" w:cs="Times New Roman"/>
+                <w:kern w:val="0"/>
+                <w:sz w:val="24"/>
+                <w:lang w:eastAsia="ru-RU"/>
+                <w14:ligatures w14:val="none"/>
+              </w:rPr>
+            </w:pPr>
+            <w:proofErr w:type="spellStart"/>
+            <w:proofErr w:type="gramStart"/>
+            <w:r>
+              <w:rPr>
+                <w:rFonts w:eastAsia="Times New Roman" w:cs="Times New Roman"/>
+                <w:kern w:val="0"/>
+                <w:sz w:val="24"/>
+                <w:lang w:eastAsia="ru-RU"/>
+                <w14:ligatures w14:val="none"/>
+              </w:rPr>
+              <w:t>radius</w:t>
+            </w:r>
+            <w:proofErr w:type="spellEnd"/>
+            <w:r>
+              <w:rPr>
+                <w:rFonts w:eastAsia="Times New Roman" w:cs="Times New Roman"/>
+                <w:kern w:val="0"/>
+                <w:sz w:val="24"/>
+                <w:lang w:eastAsia="ru-RU"/>
+                <w14:ligatures w14:val="none"/>
+              </w:rPr>
+              <w:t xml:space="preserve"> :</w:t>
+            </w:r>
+            <w:proofErr w:type="gramEnd"/>
+            <w:r>
+              <w:rPr>
+                <w:rFonts w:eastAsia="Times New Roman" w:cs="Times New Roman"/>
+                <w:kern w:val="0"/>
+                <w:sz w:val="24"/>
+                <w:lang w:eastAsia="ru-RU"/>
+                <w14:ligatures w14:val="none"/>
+              </w:rPr>
+              <w:t xml:space="preserve"> </w:t>
+            </w:r>
+            <w:proofErr w:type="spellStart"/>
+            <w:r>
+              <w:rPr>
+                <w:rFonts w:eastAsia="Times New Roman" w:cs="Times New Roman"/>
+                <w:kern w:val="0"/>
+                <w:sz w:val="24"/>
+                <w:lang w:eastAsia="ru-RU"/>
+                <w14:ligatures w14:val="none"/>
+              </w:rPr>
+              <w:t>double</w:t>
+            </w:r>
+            <w:proofErr w:type="spellEnd"/>
+          </w:p>
+        </w:tc>
+        <w:tc>
+          <w:tcPr>
+            <w:tcW w:w="0" w:type="auto"/>
+            <w:hideMark/>
+          </w:tcPr>
+          <w:p>
+            <w:pPr>
+              <w:ind w:firstLine="0"/>
+              <w:jc w:val="left"/>
+              <w:rPr>
+                <w:rFonts w:eastAsia="Times New Roman" w:cs="Times New Roman"/>
+                <w:kern w:val="0"/>
+                <w:sz w:val="24"/>
+                <w:lang w:eastAsia="ru-RU"/>
+                <w14:ligatures w14:val="none"/>
+              </w:rPr>
+            </w:pPr>
+            <w:proofErr w:type="spellStart"/>
+            <w:r>
+              <w:rPr>
+                <w:rFonts w:eastAsia="Times New Roman" w:cs="Times New Roman"/>
+                <w:kern w:val="0"/>
+                <w:sz w:val="24"/>
+                <w:lang w:eastAsia="ru-RU"/>
+                <w14:ligatures w14:val="none"/>
+              </w:rPr>
+              <w:t>void</w:t>
+            </w:r>
+            <w:proofErr w:type="spellEnd"/>
+          </w:p>
+        </w:tc>
+        <w:tc>
+          <w:tcPr>
+            <w:tcW w:w="0" w:type="auto"/>
+            <w:hideMark/>
+          </w:tcPr>
+          <w:p>
+            <w:pPr>
+              <w:ind w:firstLine="0"/>
+              <w:jc w:val="left"/>
+              <w:rPr>
+                <w:rFonts w:eastAsia="Times New Roman" w:cs="Times New Roman"/>
+                <w:kern w:val="0"/>
+                <w:sz w:val="24"/>
+                <w:lang w:eastAsia="ru-RU"/>
+                <w14:ligatures w14:val="none"/>
+              </w:rPr>
+            </w:pPr>
+            <w:r>
+              <w:rPr>
+                <w:rFonts w:eastAsia="Times New Roman" w:cs="Times New Roman"/>
+                <w:kern w:val="0"/>
+                <w:sz w:val="24"/>
+                <w:lang w:eastAsia="ru-RU"/>
+                <w14:ligatures w14:val="none"/>
+              </w:rPr>
+              <w:t>Задаёт радиус окружности</w:t>
+            </w:r>
+          </w:p>
+        </w:tc>
+      </w:tr>
+      <w:tr>
+        <w:tc>
+          <w:tcPr>
+            <w:tcW w:w="0" w:type="auto"/>
+            <w:hideMark/>
+          </w:tcPr>
+          <w:p>
+            <w:pPr>
+              <w:ind w:firstLine="0"/>
+              <w:jc w:val="left"/>
+              <w:rPr>
+                <w:rFonts w:eastAsia="Times New Roman" w:cs="Times New Roman"/>
+                <w:kern w:val="0"/>
+                <w:sz w:val="24"/>
+                <w:lang w:eastAsia="ru-RU"/>
+                <w14:ligatures w14:val="none"/>
+              </w:rPr>
+            </w:pPr>
+            <w:proofErr w:type="spellStart"/>
+            <w:r>
+              <w:rPr>
+                <w:rFonts w:eastAsia="Times New Roman" w:cs="Times New Roman"/>
+                <w:kern w:val="0"/>
+                <w:sz w:val="24"/>
+                <w:lang w:eastAsia="ru-RU"/>
+                <w14:ligatures w14:val="none"/>
+              </w:rPr>
+              <w:t>EndEdit</w:t>
+            </w:r>
+            <w:proofErr w:type="spellEnd"/>
+          </w:p>
+        </w:tc>
+        <w:tc>
+          <w:tcPr>
+            <w:tcW w:w="0" w:type="auto"/>
+            <w:hideMark/>
+          </w:tcPr>
+          <w:p>
+            <w:pPr>
+              <w:ind w:firstLine="0"/>
+              <w:jc w:val="left"/>
+              <w:rPr>
+                <w:rFonts w:eastAsia="Times New Roman" w:cs="Times New Roman"/>
+                <w:kern w:val="0"/>
+                <w:sz w:val="24"/>
+                <w:lang w:eastAsia="ru-RU"/>
+                <w14:ligatures w14:val="none"/>
+              </w:rPr>
+            </w:pPr>
+            <w:r>
+              <w:rPr>
+                <w:rFonts w:eastAsia="Times New Roman" w:cs="Times New Roman"/>
+                <w:kern w:val="0"/>
+                <w:sz w:val="24"/>
+                <w:lang w:eastAsia="ru-RU"/>
+                <w14:ligatures w14:val="none"/>
+              </w:rPr>
+              <w:t>-</w:t>
+            </w:r>
+          </w:p>
+        </w:tc>
+        <w:tc>
+          <w:tcPr>
+            <w:tcW w:w="0" w:type="auto"/>
+            <w:hideMark/>
+          </w:tcPr>
+          <w:p>
+            <w:pPr>
+              <w:ind w:firstLine="0"/>
+              <w:jc w:val="left"/>
+              <w:rPr>
+                <w:rFonts w:eastAsia="Times New Roman" w:cs="Times New Roman"/>
+                <w:kern w:val="0"/>
+                <w:sz w:val="24"/>
+                <w:lang w:eastAsia="ru-RU"/>
+                <w14:ligatures w14:val="none"/>
+              </w:rPr>
+            </w:pPr>
+            <w:proofErr w:type="spellStart"/>
+            <w:r>
+              <w:rPr>
+                <w:rFonts w:eastAsia="Times New Roman" w:cs="Times New Roman"/>
+                <w:kern w:val="0"/>
+                <w:sz w:val="24"/>
+                <w:lang w:eastAsia="ru-RU"/>
+                <w14:ligatures w14:val="none"/>
+              </w:rPr>
+              <w:t>void</w:t>
+            </w:r>
+            <w:proofErr w:type="spellEnd"/>
+          </w:p>
+        </w:tc>
+        <w:tc>
+          <w:tcPr>
+            <w:tcW w:w="0" w:type="auto"/>
+            <w:hideMark/>
+          </w:tcPr>
+          <w:p>
+            <w:pPr>
+              <w:ind w:firstLine="0"/>
+              <w:jc w:val="left"/>
+              <w:rPr>
+                <w:rFonts w:eastAsia="Times New Roman" w:cs="Times New Roman"/>
+                <w:kern w:val="0"/>
+                <w:sz w:val="24"/>
+                <w:lang w:eastAsia="ru-RU"/>
+                <w14:ligatures w14:val="none"/>
+              </w:rPr>
+            </w:pPr>
+            <w:r>
+              <w:rPr>
+                <w:rFonts w:eastAsia="Times New Roman" w:cs="Times New Roman"/>
+                <w:kern w:val="0"/>
+                <w:sz w:val="24"/>
+                <w:lang w:eastAsia="ru-RU"/>
+                <w14:ligatures w14:val="none"/>
+              </w:rPr>
+              <w:t>Завершает редактирование эскиза</w:t>
+            </w:r>
+          </w:p>
+        </w:tc>
+      </w:tr>
+      <w:tr>
+        <w:tc>
+          <w:tcPr>
+            <w:tcW w:w="0" w:type="auto"/>
+            <w:hideMark/>
+          </w:tcPr>
+          <w:p>
+            <w:pPr>
+              <w:ind w:firstLine="0"/>
+              <w:jc w:val="left"/>
+              <w:rPr>
+                <w:rFonts w:eastAsia="Times New Roman" w:cs="Times New Roman"/>
+                <w:kern w:val="0"/>
+                <w:sz w:val="24"/>
+                <w:lang w:eastAsia="ru-RU"/>
+                <w14:ligatures w14:val="none"/>
+              </w:rPr>
+            </w:pPr>
+            <w:r>
+              <w:rPr>
+                <w:rFonts w:eastAsia="Times New Roman" w:cs="Times New Roman"/>
+                <w:kern w:val="0"/>
+                <w:sz w:val="24"/>
+                <w:lang w:eastAsia="ru-RU"/>
+                <w14:ligatures w14:val="none"/>
+              </w:rPr>
+              <w:t>o3d_bossExtrusion</w:t>
+            </w:r>
+          </w:p>
+        </w:tc>
+        <w:tc>
+          <w:tcPr>
+            <w:tcW w:w="0" w:type="auto"/>
+            <w:hideMark/>
+          </w:tcPr>
+          <w:p>
+            <w:pPr>
+              <w:ind w:firstLine="0"/>
+              <w:jc w:val="left"/>
+              <w:rPr>
+                <w:rFonts w:eastAsia="Times New Roman" w:cs="Times New Roman"/>
+                <w:kern w:val="0"/>
+                <w:sz w:val="24"/>
+                <w:lang w:eastAsia="ru-RU"/>
+                <w14:ligatures w14:val="none"/>
+              </w:rPr>
+            </w:pPr>
+            <w:r>
+              <w:rPr>
+                <w:rFonts w:eastAsia="Times New Roman" w:cs="Times New Roman"/>
+                <w:kern w:val="0"/>
+                <w:sz w:val="24"/>
+                <w:lang w:eastAsia="ru-RU"/>
+                <w14:ligatures w14:val="none"/>
+              </w:rPr>
+              <w:t>-</w:t>
+            </w:r>
+          </w:p>
+        </w:tc>
+        <w:tc>
+          <w:tcPr>
+            <w:tcW w:w="0" w:type="auto"/>
+            <w:hideMark/>
+          </w:tcPr>
+          <w:p>
+            <w:pPr>
+              <w:ind w:firstLine="0"/>
+              <w:jc w:val="left"/>
+              <w:rPr>
+                <w:rFonts w:eastAsia="Times New Roman" w:cs="Times New Roman"/>
+                <w:kern w:val="0"/>
+                <w:sz w:val="24"/>
+                <w:lang w:eastAsia="ru-RU"/>
+                <w14:ligatures w14:val="none"/>
+              </w:rPr>
+            </w:pPr>
+            <w:proofErr w:type="spellStart"/>
+            <w:r>
+              <w:rPr>
+                <w:rFonts w:eastAsia="Times New Roman" w:cs="Times New Roman"/>
+                <w:kern w:val="0"/>
+                <w:sz w:val="24"/>
+                <w:lang w:eastAsia="ru-RU"/>
+                <w14:ligatures w14:val="none"/>
+              </w:rPr>
+              <w:t>object</w:t>
+            </w:r>
+            <w:proofErr w:type="spellEnd"/>
+          </w:p>
+        </w:tc>
+        <w:tc>
+          <w:tcPr>
+            <w:tcW w:w="0" w:type="auto"/>
+            <w:hideMark/>
+          </w:tcPr>
+          <w:p>
+            <w:pPr>
+              <w:ind w:firstLine="0"/>
+              <w:jc w:val="left"/>
+              <w:rPr>
+                <w:rFonts w:eastAsia="Times New Roman" w:cs="Times New Roman"/>
+                <w:kern w:val="0"/>
+                <w:sz w:val="24"/>
+                <w:lang w:eastAsia="ru-RU"/>
+                <w14:ligatures w14:val="none"/>
+              </w:rPr>
+            </w:pPr>
+            <w:r>
+              <w:rPr>
+                <w:rFonts w:eastAsia="Times New Roman" w:cs="Times New Roman"/>
+                <w:kern w:val="0"/>
+                <w:sz w:val="24"/>
+                <w:lang w:eastAsia="ru-RU"/>
+                <w14:ligatures w14:val="none"/>
+              </w:rPr>
+              <w:t>Создаёт операцию выдавливания</w:t>
+            </w:r>
+          </w:p>
+        </w:tc>
+      </w:tr>
+      <w:tr>
+        <w:tc>
+          <w:tcPr>
+            <w:tcW w:w="0" w:type="auto"/>
+            <w:hideMark/>
+          </w:tcPr>
+          <w:p>
+            <w:pPr>
+              <w:ind w:firstLine="0"/>
+              <w:jc w:val="left"/>
+              <w:rPr>
+                <w:rFonts w:eastAsia="Times New Roman" w:cs="Times New Roman"/>
+                <w:kern w:val="0"/>
+                <w:sz w:val="24"/>
+                <w:lang w:eastAsia="ru-RU"/>
+                <w14:ligatures w14:val="none"/>
+              </w:rPr>
+            </w:pPr>
+            <w:proofErr w:type="spellStart"/>
+            <w:r>
+              <w:rPr>
+                <w:rFonts w:eastAsia="Times New Roman" w:cs="Times New Roman"/>
+                <w:kern w:val="0"/>
+                <w:sz w:val="24"/>
+                <w:lang w:eastAsia="ru-RU"/>
+                <w14:ligatures w14:val="none"/>
+              </w:rPr>
+              <w:t>SetSideParam</w:t>
+            </w:r>
+            <w:proofErr w:type="spellEnd"/>
+          </w:p>
+        </w:tc>
+        <w:tc>
+          <w:tcPr>
+            <w:tcW w:w="0" w:type="auto"/>
+            <w:hideMark/>
+          </w:tcPr>
+          <w:p>
+            <w:pPr>
+              <w:ind w:firstLine="0"/>
+              <w:jc w:val="left"/>
+              <w:rPr>
+                <w:rFonts w:eastAsia="Times New Roman" w:cs="Times New Roman"/>
+                <w:kern w:val="0"/>
+                <w:sz w:val="24"/>
+                <w:lang w:eastAsia="ru-RU"/>
+                <w14:ligatures w14:val="none"/>
+              </w:rPr>
+            </w:pPr>
+            <w:proofErr w:type="spellStart"/>
+            <w:proofErr w:type="gramStart"/>
+            <w:r>
+              <w:rPr>
+                <w:rFonts w:eastAsia="Times New Roman" w:cs="Times New Roman"/>
+                <w:kern w:val="0"/>
+                <w:sz w:val="24"/>
+                <w:lang w:eastAsia="ru-RU"/>
+                <w14:ligatures w14:val="none"/>
+              </w:rPr>
+              <w:t>depth</w:t>
+            </w:r>
+            <w:proofErr w:type="spellEnd"/>
+            <w:r>
+              <w:rPr>
+                <w:rFonts w:eastAsia="Times New Roman" w:cs="Times New Roman"/>
+                <w:kern w:val="0"/>
+                <w:sz w:val="24"/>
+                <w:lang w:eastAsia="ru-RU"/>
+                <w14:ligatures w14:val="none"/>
+              </w:rPr>
+              <w:t xml:space="preserve"> :</w:t>
+            </w:r>
+            <w:proofErr w:type="gramEnd"/>
+            <w:r>
+              <w:rPr>
+                <w:rFonts w:eastAsia="Times New Roman" w:cs="Times New Roman"/>
+                <w:kern w:val="0"/>
+                <w:sz w:val="24"/>
+                <w:lang w:eastAsia="ru-RU"/>
+                <w14:ligatures w14:val="none"/>
+              </w:rPr>
+              <w:t xml:space="preserve"> </w:t>
+            </w:r>
+            <w:proofErr w:type="spellStart"/>
+            <w:r>
+              <w:rPr>
+                <w:rFonts w:eastAsia="Times New Roman" w:cs="Times New Roman"/>
+                <w:kern w:val="0"/>
+                <w:sz w:val="24"/>
+                <w:lang w:eastAsia="ru-RU"/>
+                <w14:ligatures w14:val="none"/>
+              </w:rPr>
+              <w:t>double</w:t>
+            </w:r>
+            <w:proofErr w:type="spellEnd"/>
+          </w:p>
+        </w:tc>
+        <w:tc>
+          <w:tcPr>
+            <w:tcW w:w="0" w:type="auto"/>
+            <w:hideMark/>
+          </w:tcPr>
+          <w:p>
+            <w:pPr>
+              <w:ind w:firstLine="0"/>
+              <w:jc w:val="left"/>
+              <w:rPr>
+                <w:rFonts w:eastAsia="Times New Roman" w:cs="Times New Roman"/>
+                <w:kern w:val="0"/>
+                <w:sz w:val="24"/>
+                <w:lang w:eastAsia="ru-RU"/>
+                <w14:ligatures w14:val="none"/>
+              </w:rPr>
+            </w:pPr>
+            <w:proofErr w:type="spellStart"/>
+            <w:r>
+              <w:rPr>
+                <w:rFonts w:eastAsia="Times New Roman" w:cs="Times New Roman"/>
+                <w:kern w:val="0"/>
+                <w:sz w:val="24"/>
+                <w:lang w:eastAsia="ru-RU"/>
+                <w14:ligatures w14:val="none"/>
+              </w:rPr>
+              <w:t>void</w:t>
+            </w:r>
+            <w:proofErr w:type="spellEnd"/>
+          </w:p>
+        </w:tc>
+        <w:tc>
+          <w:tcPr>
+            <w:tcW w:w="0" w:type="auto"/>
+            <w:hideMark/>
+          </w:tcPr>
+          <w:p>
+            <w:pPr>
+              <w:ind w:firstLine="0"/>
+              <w:jc w:val="left"/>
+              <w:rPr>
+                <w:rFonts w:eastAsia="Times New Roman" w:cs="Times New Roman"/>
+                <w:kern w:val="0"/>
+                <w:sz w:val="24"/>
+                <w:lang w:eastAsia="ru-RU"/>
+                <w14:ligatures w14:val="none"/>
+              </w:rPr>
+            </w:pPr>
+            <w:r>
+              <w:rPr>
+                <w:rFonts w:eastAsia="Times New Roman" w:cs="Times New Roman"/>
+                <w:kern w:val="0"/>
+                <w:sz w:val="24"/>
+                <w:lang w:eastAsia="ru-RU"/>
+                <w14:ligatures w14:val="none"/>
+              </w:rPr>
+              <w:t>Задаёт глубину выдавливания</w:t>
+            </w:r>
+          </w:p>
+        </w:tc>
+      </w:tr>
+      <w:tr>
+        <w:tc>
+          <w:tcPr>
+            <w:tcW w:w="0" w:type="auto"/>
+            <w:hideMark/>
+          </w:tcPr>
+          <w:p>
+            <w:pPr>
+              <w:ind w:firstLine="0"/>
+              <w:jc w:val="left"/>
+              <w:rPr>
+                <w:rFonts w:eastAsia="Times New Roman" w:cs="Times New Roman"/>
+                <w:kern w:val="0"/>
+                <w:sz w:val="24"/>
+                <w:lang w:eastAsia="ru-RU"/>
+                <w14:ligatures w14:val="none"/>
+              </w:rPr>
+            </w:pPr>
+            <w:proofErr w:type="spellStart"/>
+            <w:r>
+              <w:rPr>
+                <w:rFonts w:eastAsia="Times New Roman" w:cs="Times New Roman"/>
+                <w:kern w:val="0"/>
+                <w:sz w:val="24"/>
+                <w:lang w:eastAsia="ru-RU"/>
+                <w14:ligatures w14:val="none"/>
+              </w:rPr>
+              <w:t>CreateArray</w:t>
+            </w:r>
+            <w:proofErr w:type="spellEnd"/>
+          </w:p>
+        </w:tc>
+        <w:tc>
+          <w:tcPr>
+            <w:tcW w:w="0" w:type="auto"/>
+            <w:hideMark/>
+          </w:tcPr>
+          <w:p>
+            <w:pPr>
+              <w:ind w:firstLine="0"/>
+              <w:jc w:val="left"/>
+              <w:rPr>
+                <w:rFonts w:eastAsia="Times New Roman" w:cs="Times New Roman"/>
+                <w:kern w:val="0"/>
+                <w:sz w:val="24"/>
+                <w:lang w:eastAsia="ru-RU"/>
+                <w14:ligatures w14:val="none"/>
+              </w:rPr>
+            </w:pPr>
+            <w:proofErr w:type="spellStart"/>
+            <w:proofErr w:type="gramStart"/>
+            <w:r>
+              <w:rPr>
+                <w:rFonts w:eastAsia="Times New Roman" w:cs="Times New Roman"/>
+                <w:kern w:val="0"/>
+                <w:sz w:val="24"/>
+                <w:lang w:eastAsia="ru-RU"/>
+                <w14:ligatures w14:val="none"/>
+              </w:rPr>
+              <w:t>countX</w:t>
+            </w:r>
+            <w:proofErr w:type="spellEnd"/>
+            <w:r>
+              <w:rPr>
+                <w:rFonts w:eastAsia="Times New Roman" w:cs="Times New Roman"/>
+                <w:kern w:val="0"/>
+                <w:sz w:val="24"/>
+                <w:lang w:eastAsia="ru-RU"/>
+                <w14:ligatures w14:val="none"/>
+              </w:rPr>
+              <w:t xml:space="preserve"> :</w:t>
+            </w:r>
+            <w:proofErr w:type="gramEnd"/>
+            <w:r>
+              <w:rPr>
+                <w:rFonts w:eastAsia="Times New Roman" w:cs="Times New Roman"/>
+                <w:kern w:val="0"/>
+                <w:sz w:val="24"/>
+                <w:lang w:eastAsia="ru-RU"/>
+                <w14:ligatures w14:val="none"/>
+              </w:rPr>
+              <w:t xml:space="preserve"> </w:t>
+            </w:r>
+            <w:proofErr w:type="spellStart"/>
+            <w:r>
+              <w:rPr>
+                <w:rFonts w:eastAsia="Times New Roman" w:cs="Times New Roman"/>
+                <w:kern w:val="0"/>
+                <w:sz w:val="24"/>
+                <w:lang w:eastAsia="ru-RU"/>
+                <w14:ligatures w14:val="none"/>
+              </w:rPr>
+              <w:t>int</w:t>
+            </w:r>
+            <w:proofErr w:type="spellEnd"/>
+            <w:r>
+              <w:rPr>
+                <w:rFonts w:eastAsia="Times New Roman" w:cs="Times New Roman"/>
+                <w:kern w:val="0"/>
+                <w:sz w:val="24"/>
+                <w:lang w:eastAsia="ru-RU"/>
+                <w14:ligatures w14:val="none"/>
+              </w:rPr>
+              <w:t xml:space="preserve">, </w:t>
+            </w:r>
+            <w:proofErr w:type="spellStart"/>
+            <w:r>
+              <w:rPr>
+                <w:rFonts w:eastAsia="Times New Roman" w:cs="Times New Roman"/>
+                <w:kern w:val="0"/>
+                <w:sz w:val="24"/>
+                <w:lang w:eastAsia="ru-RU"/>
+                <w14:ligatures w14:val="none"/>
+              </w:rPr>
+              <w:t>countY</w:t>
+            </w:r>
+            <w:proofErr w:type="spellEnd"/>
+            <w:r>
+              <w:rPr>
+                <w:rFonts w:eastAsia="Times New Roman" w:cs="Times New Roman"/>
+                <w:kern w:val="0"/>
+                <w:sz w:val="24"/>
+                <w:lang w:eastAsia="ru-RU"/>
+                <w14:ligatures w14:val="none"/>
+              </w:rPr>
+              <w:t xml:space="preserve"> : </w:t>
+            </w:r>
+            <w:proofErr w:type="spellStart"/>
+            <w:r>
+              <w:rPr>
+                <w:rFonts w:eastAsia="Times New Roman" w:cs="Times New Roman"/>
+                <w:kern w:val="0"/>
+                <w:sz w:val="24"/>
+                <w:lang w:eastAsia="ru-RU"/>
+                <w14:ligatures w14:val="none"/>
+              </w:rPr>
+              <w:t>int</w:t>
+            </w:r>
+            <w:proofErr w:type="spellEnd"/>
+          </w:p>
+        </w:tc>
+        <w:tc>
+          <w:tcPr>
+            <w:tcW w:w="0" w:type="auto"/>
+            <w:hideMark/>
+          </w:tcPr>
+          <w:p>
+            <w:pPr>
+              <w:ind w:firstLine="0"/>
+              <w:jc w:val="left"/>
+              <w:rPr>
+                <w:rFonts w:eastAsia="Times New Roman" w:cs="Times New Roman"/>
+                <w:kern w:val="0"/>
+                <w:sz w:val="24"/>
+                <w:lang w:eastAsia="ru-RU"/>
+                <w14:ligatures w14:val="none"/>
+              </w:rPr>
+            </w:pPr>
+            <w:proofErr w:type="spellStart"/>
+            <w:r>
+              <w:rPr>
+                <w:rFonts w:eastAsia="Times New Roman" w:cs="Times New Roman"/>
+                <w:kern w:val="0"/>
+                <w:sz w:val="24"/>
+                <w:lang w:eastAsia="ru-RU"/>
+                <w14:ligatures w14:val="none"/>
+              </w:rPr>
+              <w:t>ksArray</w:t>
+            </w:r>
+            <w:proofErr w:type="spellEnd"/>
+          </w:p>
+        </w:tc>
+        <w:tc>
+          <w:tcPr>
+            <w:tcW w:w="0" w:type="auto"/>
+            <w:hideMark/>
+          </w:tcPr>
+          <w:p>
+            <w:pPr>
+              <w:ind w:firstLine="0"/>
+              <w:jc w:val="left"/>
+              <w:rPr>
+                <w:rFonts w:eastAsia="Times New Roman" w:cs="Times New Roman"/>
+                <w:kern w:val="0"/>
+                <w:sz w:val="24"/>
+                <w:lang w:eastAsia="ru-RU"/>
+                <w14:ligatures w14:val="none"/>
+              </w:rPr>
+            </w:pPr>
+            <w:r>
+              <w:rPr>
+                <w:rFonts w:eastAsia="Times New Roman" w:cs="Times New Roman"/>
+                <w:kern w:val="0"/>
+                <w:sz w:val="24"/>
+                <w:lang w:eastAsia="ru-RU"/>
+                <w14:ligatures w14:val="none"/>
+              </w:rPr>
+              <w:t>Создаёт прямоугольный массив элементов</w:t>
+            </w:r>
+          </w:p>
+        </w:tc>
+      </w:tr>
+      <w:tr>
+        <w:tc>
+          <w:tcPr>
+            <w:tcW w:w="0" w:type="auto"/>
+            <w:hideMark/>
+          </w:tcPr>
+          <w:p>
+            <w:pPr>
+              <w:ind w:firstLine="0"/>
+              <w:jc w:val="left"/>
+              <w:rPr>
+                <w:rFonts w:eastAsia="Times New Roman" w:cs="Times New Roman"/>
+                <w:kern w:val="0"/>
+                <w:sz w:val="24"/>
+                <w:lang w:eastAsia="ru-RU"/>
+                <w14:ligatures w14:val="none"/>
+              </w:rPr>
+            </w:pPr>
+            <w:proofErr w:type="spellStart"/>
+            <w:r>
+              <w:rPr>
+                <w:rFonts w:eastAsia="Times New Roman" w:cs="Times New Roman"/>
+                <w:kern w:val="0"/>
+                <w:sz w:val="24"/>
+                <w:lang w:eastAsia="ru-RU"/>
+                <w14:ligatures w14:val="none"/>
+              </w:rPr>
+              <w:t>SetStepX</w:t>
+            </w:r>
+            <w:proofErr w:type="spellEnd"/>
+          </w:p>
+        </w:tc>
+        <w:tc>
+          <w:tcPr>
+            <w:tcW w:w="0" w:type="auto"/>
+            <w:hideMark/>
+          </w:tcPr>
+          <w:p>
+            <w:pPr>
+              <w:ind w:firstLine="0"/>
+              <w:jc w:val="left"/>
+              <w:rPr>
+                <w:rFonts w:eastAsia="Times New Roman" w:cs="Times New Roman"/>
+                <w:kern w:val="0"/>
+                <w:sz w:val="24"/>
+                <w:lang w:eastAsia="ru-RU"/>
+                <w14:ligatures w14:val="none"/>
+              </w:rPr>
+            </w:pPr>
+            <w:proofErr w:type="spellStart"/>
+            <w:proofErr w:type="gramStart"/>
+            <w:r>
+              <w:rPr>
+                <w:rFonts w:eastAsia="Times New Roman" w:cs="Times New Roman"/>
+                <w:kern w:val="0"/>
+                <w:sz w:val="24"/>
+                <w:lang w:eastAsia="ru-RU"/>
+                <w14:ligatures w14:val="none"/>
+              </w:rPr>
+              <w:t>step</w:t>
+            </w:r>
+            <w:proofErr w:type="spellEnd"/>
+            <w:r>
+              <w:rPr>
+                <w:rFonts w:eastAsia="Times New Roman" w:cs="Times New Roman"/>
+                <w:kern w:val="0"/>
+                <w:sz w:val="24"/>
+                <w:lang w:eastAsia="ru-RU"/>
+                <w14:ligatures w14:val="none"/>
+              </w:rPr>
+              <w:t xml:space="preserve"> :</w:t>
+            </w:r>
+            <w:proofErr w:type="gramEnd"/>
+            <w:r>
+              <w:rPr>
+                <w:rFonts w:eastAsia="Times New Roman" w:cs="Times New Roman"/>
+                <w:kern w:val="0"/>
+                <w:sz w:val="24"/>
+                <w:lang w:eastAsia="ru-RU"/>
+                <w14:ligatures w14:val="none"/>
+              </w:rPr>
+              <w:t xml:space="preserve"> </w:t>
+            </w:r>
+            <w:proofErr w:type="spellStart"/>
+            <w:r>
+              <w:rPr>
+                <w:rFonts w:eastAsia="Times New Roman" w:cs="Times New Roman"/>
+                <w:kern w:val="0"/>
+                <w:sz w:val="24"/>
+                <w:lang w:eastAsia="ru-RU"/>
+                <w14:ligatures w14:val="none"/>
+              </w:rPr>
+              <w:t>double</w:t>
+            </w:r>
+            <w:proofErr w:type="spellEnd"/>
+          </w:p>
+        </w:tc>
+        <w:tc>
+          <w:tcPr>
+            <w:tcW w:w="0" w:type="auto"/>
+            <w:hideMark/>
+          </w:tcPr>
+          <w:p>
+            <w:pPr>
+              <w:ind w:firstLine="0"/>
+              <w:jc w:val="left"/>
+              <w:rPr>
+                <w:rFonts w:eastAsia="Times New Roman" w:cs="Times New Roman"/>
+                <w:kern w:val="0"/>
+                <w:sz w:val="24"/>
+                <w:lang w:eastAsia="ru-RU"/>
+                <w14:ligatures w14:val="none"/>
+              </w:rPr>
+            </w:pPr>
+            <w:proofErr w:type="spellStart"/>
+            <w:r>
+              <w:rPr>
+                <w:rFonts w:eastAsia="Times New Roman" w:cs="Times New Roman"/>
+                <w:kern w:val="0"/>
+                <w:sz w:val="24"/>
+                <w:lang w:eastAsia="ru-RU"/>
+                <w14:ligatures w14:val="none"/>
+              </w:rPr>
+              <w:t>void</w:t>
+            </w:r>
+            <w:proofErr w:type="spellEnd"/>
+          </w:p>
+        </w:tc>
+        <w:tc>
+          <w:tcPr>
+            <w:tcW w:w="0" w:type="auto"/>
+            <w:hideMark/>
+          </w:tcPr>
+          <w:p>
+            <w:pPr>
+              <w:ind w:firstLine="0"/>
+              <w:jc w:val="left"/>
+              <w:rPr>
+                <w:rFonts w:eastAsia="Times New Roman" w:cs="Times New Roman"/>
+                <w:kern w:val="0"/>
+                <w:sz w:val="24"/>
+                <w:lang w:eastAsia="ru-RU"/>
+                <w14:ligatures w14:val="none"/>
+              </w:rPr>
+            </w:pPr>
+            <w:r>
+              <w:rPr>
+                <w:rFonts w:eastAsia="Times New Roman" w:cs="Times New Roman"/>
+                <w:kern w:val="0"/>
+                <w:sz w:val="24"/>
+                <w:lang w:eastAsia="ru-RU"/>
+                <w14:ligatures w14:val="none"/>
+              </w:rPr>
+              <w:t>Задаёт шаг массива по оси X</w:t>
+            </w:r>
+          </w:p>
+        </w:tc>
+      </w:tr>
+      <w:tr>
+        <w:tc>
+          <w:tcPr>
+            <w:tcW w:w="0" w:type="auto"/>
+            <w:hideMark/>
+          </w:tcPr>
+          <w:p>
+            <w:pPr>
+              <w:ind w:firstLine="0"/>
+              <w:jc w:val="left"/>
+              <w:rPr>
+                <w:rFonts w:eastAsia="Times New Roman" w:cs="Times New Roman"/>
+                <w:kern w:val="0"/>
+                <w:sz w:val="24"/>
+                <w:lang w:eastAsia="ru-RU"/>
+                <w14:ligatures w14:val="none"/>
+              </w:rPr>
+            </w:pPr>
+            <w:proofErr w:type="spellStart"/>
+            <w:r>
+              <w:rPr>
+                <w:rFonts w:eastAsia="Times New Roman" w:cs="Times New Roman"/>
+                <w:kern w:val="0"/>
+                <w:sz w:val="24"/>
+                <w:lang w:eastAsia="ru-RU"/>
+                <w14:ligatures w14:val="none"/>
+              </w:rPr>
+              <w:t>SetStepY</w:t>
+            </w:r>
+            <w:proofErr w:type="spellEnd"/>
+          </w:p>
+        </w:tc>
+        <w:tc>
+          <w:tcPr>
+            <w:tcW w:w="0" w:type="auto"/>
+            <w:hideMark/>
+          </w:tcPr>
+          <w:p>
+            <w:pPr>
+              <w:ind w:firstLine="0"/>
+              <w:jc w:val="left"/>
+              <w:rPr>
+                <w:rFonts w:eastAsia="Times New Roman" w:cs="Times New Roman"/>
+                <w:kern w:val="0"/>
+                <w:sz w:val="24"/>
+                <w:lang w:eastAsia="ru-RU"/>
+                <w14:ligatures w14:val="none"/>
+              </w:rPr>
+            </w:pPr>
+            <w:proofErr w:type="spellStart"/>
+            <w:proofErr w:type="gramStart"/>
+            <w:r>
+              <w:rPr>
+                <w:rFonts w:eastAsia="Times New Roman" w:cs="Times New Roman"/>
+                <w:kern w:val="0"/>
+                <w:sz w:val="24"/>
+                <w:lang w:eastAsia="ru-RU"/>
+                <w14:ligatures w14:val="none"/>
+              </w:rPr>
+              <w:t>step</w:t>
+            </w:r>
+            <w:proofErr w:type="spellEnd"/>
+            <w:r>
+              <w:rPr>
+                <w:rFonts w:eastAsia="Times New Roman" w:cs="Times New Roman"/>
+                <w:kern w:val="0"/>
+                <w:sz w:val="24"/>
+                <w:lang w:eastAsia="ru-RU"/>
+                <w14:ligatures w14:val="none"/>
+              </w:rPr>
+              <w:t xml:space="preserve"> :</w:t>
+            </w:r>
+            <w:proofErr w:type="gramEnd"/>
+            <w:r>
+              <w:rPr>
+                <w:rFonts w:eastAsia="Times New Roman" w:cs="Times New Roman"/>
+                <w:kern w:val="0"/>
+                <w:sz w:val="24"/>
+                <w:lang w:eastAsia="ru-RU"/>
+                <w14:ligatures w14:val="none"/>
+              </w:rPr>
+              <w:t xml:space="preserve"> </w:t>
+            </w:r>
+            <w:proofErr w:type="spellStart"/>
+            <w:r>
+              <w:rPr>
+                <w:rFonts w:eastAsia="Times New Roman" w:cs="Times New Roman"/>
+                <w:kern w:val="0"/>
+                <w:sz w:val="24"/>
+                <w:lang w:eastAsia="ru-RU"/>
+                <w14:ligatures w14:val="none"/>
+              </w:rPr>
+              <w:t>double</w:t>
+            </w:r>
+            <w:proofErr w:type="spellEnd"/>
+          </w:p>
+        </w:tc>
+        <w:tc>
+          <w:tcPr>
+            <w:tcW w:w="0" w:type="auto"/>
+            <w:hideMark/>
+          </w:tcPr>
+          <w:p>
+            <w:pPr>
+              <w:ind w:firstLine="0"/>
+              <w:jc w:val="left"/>
+              <w:rPr>
+                <w:rFonts w:eastAsia="Times New Roman" w:cs="Times New Roman"/>
+                <w:kern w:val="0"/>
+                <w:sz w:val="24"/>
+                <w:lang w:eastAsia="ru-RU"/>
+                <w14:ligatures w14:val="none"/>
+              </w:rPr>
+            </w:pPr>
+            <w:proofErr w:type="spellStart"/>
+            <w:r>
+              <w:rPr>
+                <w:rFonts w:eastAsia="Times New Roman" w:cs="Times New Roman"/>
+                <w:kern w:val="0"/>
+                <w:sz w:val="24"/>
+                <w:lang w:eastAsia="ru-RU"/>
+                <w14:ligatures w14:val="none"/>
+              </w:rPr>
+              <w:t>void</w:t>
+            </w:r>
+            <w:proofErr w:type="spellEnd"/>
+          </w:p>
+        </w:tc>
+        <w:tc>
+          <w:tcPr>
+            <w:tcW w:w="0" w:type="auto"/>
+            <w:hideMark/>
+          </w:tcPr>
+          <w:p>
+            <w:pPr>
+              <w:ind w:firstLine="0"/>
+              <w:jc w:val="left"/>
+              <w:rPr>
+                <w:rFonts w:eastAsia="Times New Roman" w:cs="Times New Roman"/>
+                <w:kern w:val="0"/>
+                <w:sz w:val="24"/>
+                <w:lang w:eastAsia="ru-RU"/>
+                <w14:ligatures w14:val="none"/>
+              </w:rPr>
+            </w:pPr>
+            <w:r>
+              <w:rPr>
+                <w:rFonts w:eastAsia="Times New Roman" w:cs="Times New Roman"/>
+                <w:kern w:val="0"/>
+                <w:sz w:val="24"/>
+                <w:lang w:eastAsia="ru-RU"/>
+                <w14:ligatures w14:val="none"/>
+              </w:rPr>
+              <w:t>Задаёт шаг массива по оси Y</w:t>
+            </w:r>
+          </w:p>
+        </w:tc>
+      </w:tr>
+    </w:tbl>
+    <w:p>
+      <w:pPr>
+        <w:ind w:firstLine="708"/>
+        <w:rPr>
+          <w:rFonts w:cs="Times New Roman"/>
+          <w:szCs w:val="28"/>
+        </w:rPr>
+      </w:pPr>
+    </w:p>
+    <w:p>
+      <w:r>
+        <w:t>Перечисленные методы вызываются в определённой последовательности. Сначала создаётся документ, затем эскиз на выбранной плоскости, в эскизе рисуется прямоугольник или окружность, эскиз завершается, выполняется выдавливание. Для ножек после построения одной ножки создаётся массив, который размножает её по четырём углам сиденья.</w:t>
+      </w:r>
+    </w:p>
+    <w:p/>
+    <w:p>
+      <w:pPr>
+        <w:pStyle w:val="2"/>
+      </w:pPr>
+      <w:bookmarkStart w:id="3" w:name="_Toc241042445"/>
+      <w:r>
+        <w:lastRenderedPageBreak/>
+        <w:t>1.3. Обзор аналогов плагина</w:t>
+      </w:r>
+      <w:bookmarkEnd w:id="3"/>
+    </w:p>
+    <w:p>
+      <w:pPr>
+        <w:rPr>
+          <w:b/>
+          <w:bCs/>
+        </w:rPr>
+      </w:pPr>
+    </w:p>
+    <w:p>
+      <w:r>
+        <w:t>При разработке плагина для построения табуретки рассматривались два аналога. Прямых плагинов для КОМПАС-3D, которые строят именно табуретки, найти не удалось. Поэтому в качестве аналогов выбраны решения для других САПР, которые автоматизируют проектирование корпусной мебели и демонстрируют схожий подход к параметризации.</w:t>
+      </w:r>
+    </w:p>
+    <w:p>
+      <w:r>
+        <w:t xml:space="preserve">Аналог 1. </w:t>
+      </w:r>
+      <w:proofErr w:type="spellStart"/>
+      <w:r>
+        <w:t>Woodwork</w:t>
+      </w:r>
+      <w:proofErr w:type="spellEnd"/>
+      <w:r>
+        <w:t xml:space="preserve"> </w:t>
+      </w:r>
+      <w:proofErr w:type="spellStart"/>
+      <w:r>
+        <w:t>for</w:t>
+      </w:r>
+      <w:proofErr w:type="spellEnd"/>
+      <w:r>
+        <w:t xml:space="preserve"> </w:t>
+      </w:r>
+      <w:proofErr w:type="spellStart"/>
+      <w:r>
+        <w:t>Inventor</w:t>
+      </w:r>
+      <w:proofErr w:type="spellEnd"/>
+      <w:r>
+        <w:t xml:space="preserve"> </w:t>
+      </w:r>
+      <w:r>
+        <w:t>[16]</w:t>
+      </w:r>
+      <w:r>
+        <w:t>.</w:t>
+      </w:r>
+    </w:p>
+    <w:p>
+      <w:proofErr w:type="spellStart"/>
+      <w:r>
+        <w:t>Woodwork</w:t>
+      </w:r>
+      <w:proofErr w:type="spellEnd"/>
+      <w:r>
+        <w:t xml:space="preserve"> </w:t>
+      </w:r>
+      <w:proofErr w:type="spellStart"/>
+      <w:r>
+        <w:t>for</w:t>
+      </w:r>
+      <w:proofErr w:type="spellEnd"/>
+      <w:r>
+        <w:t xml:space="preserve"> </w:t>
+      </w:r>
+      <w:proofErr w:type="spellStart"/>
+      <w:r>
+        <w:t>Inventor</w:t>
+      </w:r>
+      <w:proofErr w:type="spellEnd"/>
+      <w:r>
+        <w:t xml:space="preserve"> представляет собой профессиональное расширение для Autodesk </w:t>
+      </w:r>
+      <w:proofErr w:type="spellStart"/>
+      <w:r>
+        <w:t>Inventor</w:t>
+      </w:r>
+      <w:proofErr w:type="spellEnd"/>
+      <w:r>
+        <w:t xml:space="preserve">, ориентированное на проектирование мебели. Плагин добавляет в </w:t>
+      </w:r>
+      <w:proofErr w:type="spellStart"/>
+      <w:r>
+        <w:t>Inventor</w:t>
+      </w:r>
+      <w:proofErr w:type="spellEnd"/>
+      <w:r>
+        <w:t xml:space="preserve"> инструменты для быстрого создания трёхмерных моделей мебельных изделий, автоматического формирования спецификаций и подготовки производственных чертежей. Ключевая особенность решения </w:t>
+      </w:r>
+      <w:r>
+        <w:t>–</w:t>
+      </w:r>
+      <w:r>
+        <w:t xml:space="preserve"> технология </w:t>
+      </w:r>
+      <w:proofErr w:type="spellStart"/>
+      <w:r>
+        <w:t>iBox</w:t>
+      </w:r>
+      <w:proofErr w:type="spellEnd"/>
+      <w:r>
+        <w:t xml:space="preserve">, которая позволяет создавать параметрические сборки: пользователь задаёт габариты, и конструкция автоматически перестраивается с сохранением корректных соединений и </w:t>
+      </w:r>
+      <w:proofErr w:type="gramStart"/>
+      <w:r>
+        <w:t>пропорций .</w:t>
+      </w:r>
+      <w:proofErr w:type="gramEnd"/>
+      <w:r>
+        <w:t xml:space="preserve"> Интерфейс плагина изображён на рисунке 1.</w:t>
+      </w:r>
+      <w:r>
+        <w:t>2.</w:t>
+      </w:r>
+    </w:p>
+    <w:p>
+      <w:pPr>
+        <w:spacing w:line="240" w:lineRule="auto"/>
+        <w:ind w:firstLine="0"/>
+        <w:jc w:val="center"/>
+      </w:pPr>
+      <w:r>
+        <w:rPr>
+          <w:noProof/>
+        </w:rPr>
+        <w:drawing>
+          <wp:inline distT="0" distB="0" distL="0" distR="0" wp14:anchorId="097E8914" wp14:editId="7E110D47">
+            <wp:extent cx="5940425" cy="3341370"/>
+            <wp:effectExtent l="0" t="0" r="3175" b="0"/>
+            <wp:docPr id="2" name="Рисунок 2"/>
+            <wp:cNvGraphicFramePr>
+              <a:graphicFrameLocks xmlns:a="http://schemas.openxmlformats.org/drawingml/2006/main" noChangeAspect="1"/>
+            </wp:cNvGraphicFramePr>
+            <a:graphic xmlns:a="http://schemas.openxmlformats.org/drawingml/2006/main">
+              <a:graphicData uri="http://schemas.openxmlformats.org/drawingml/2006/picture">
+                <pic:pic xmlns:pic="http://schemas.openxmlformats.org/drawingml/2006/picture">
+                  <pic:nvPicPr>
+                    <pic:cNvPr id="1" name=""/>
+                    <pic:cNvPicPr/>
+                  </pic:nvPicPr>
+                  <pic:blipFill>
+                    <a:blip r:embed="rId9"/>
+                    <a:stretch>
+                      <a:fillRect/>
+                    </a:stretch>
+                  </pic:blipFill>
+                  <pic:spPr>
+                    <a:xfrm>
+                      <a:off x="0" y="0"/>
+                      <a:ext cx="5940425" cy="3341370"/>
+                    </a:xfrm>
+                    <a:prstGeom prst="rect">
+                      <a:avLst/>
+                    </a:prstGeom>
+                  </pic:spPr>
+                </pic:pic>
+              </a:graphicData>
+            </a:graphic>
+          </wp:inline>
+        </w:drawing>
+      </w:r>
+    </w:p>
+    <w:p>
+      <w:pPr>
+        <w:spacing w:line="240" w:lineRule="auto"/>
+        <w:ind w:firstLine="0"/>
+        <w:jc w:val="center"/>
+        <w:rPr>
+          <w:lang w:val="en-US"/>
+        </w:rPr>
+      </w:pPr>
+      <w:r>
+        <w:t>Рисунок</w:t>
+      </w:r>
+      <w:r>
+        <w:rPr>
+          <w:lang w:val="en-US"/>
+        </w:rPr>
+        <w:t xml:space="preserve"> 1.</w:t>
+      </w:r>
+      <w:r>
+        <w:rPr>
+          <w:lang w:val="en-US"/>
+        </w:rPr>
+        <w:t>2</w:t>
+      </w:r>
+      <w:r>
+        <w:rPr>
+          <w:lang w:val="en-US"/>
+        </w:rPr>
+        <w:t xml:space="preserve"> - </w:t>
+      </w:r>
+      <w:r>
+        <w:t>Интерфейс</w:t>
+      </w:r>
+      <w:r>
+        <w:rPr>
+          <w:lang w:val="en-US"/>
+        </w:rPr>
+        <w:t xml:space="preserve"> </w:t>
+      </w:r>
+      <w:r>
+        <w:t>плагина</w:t>
+      </w:r>
+      <w:r>
+        <w:rPr>
+          <w:lang w:val="en-US"/>
+        </w:rPr>
+        <w:t xml:space="preserve"> Woodwork for Inventor</w:t>
+      </w:r>
+    </w:p>
+    <w:p>
+      <w:pPr>
+        <w:spacing w:line="240" w:lineRule="auto"/>
+        <w:ind w:firstLine="0"/>
+        <w:jc w:val="center"/>
+        <w:rPr>
+          <w:lang w:val="en-US"/>
+        </w:rPr>
+      </w:pPr>
+    </w:p>
+    <w:p>
+      <w:r>
+        <w:lastRenderedPageBreak/>
+        <w:t xml:space="preserve">Сходство с разрабатываемым плагином состоит в том, что оба решения автоматизируют построение мебельных изделий по заданным параметрам. Различие заключается в уровне сложности: </w:t>
+      </w:r>
+      <w:proofErr w:type="spellStart"/>
+      <w:r>
+        <w:t>Woodwork</w:t>
+      </w:r>
+      <w:proofErr w:type="spellEnd"/>
+      <w:r>
+        <w:t xml:space="preserve"> </w:t>
+      </w:r>
+      <w:proofErr w:type="spellStart"/>
+      <w:r>
+        <w:t>for</w:t>
+      </w:r>
+      <w:proofErr w:type="spellEnd"/>
+      <w:r>
+        <w:t xml:space="preserve"> </w:t>
+      </w:r>
+      <w:proofErr w:type="spellStart"/>
+      <w:r>
+        <w:t>Inventor</w:t>
+      </w:r>
+      <w:proofErr w:type="spellEnd"/>
+      <w:r>
+        <w:t xml:space="preserve"> ориентирован на корпусную мебель (шкафы, столы, тумбы) со сложной геометрией и требует значительных вычислительных ресурсов, тогда как разрабатываемый плагин решает более узкую задачу построения простого изделия из четырёх ножек и сиденья.</w:t>
+      </w:r>
+    </w:p>
+    <w:p>
+      <w:r>
+        <w:t xml:space="preserve">Аналог 2. </w:t>
+      </w:r>
+      <w:proofErr w:type="spellStart"/>
+      <w:r>
+        <w:t>Blum</w:t>
+      </w:r>
+      <w:proofErr w:type="spellEnd"/>
+      <w:r>
+        <w:t xml:space="preserve"> </w:t>
+      </w:r>
+      <w:proofErr w:type="spellStart"/>
+      <w:r>
+        <w:t>Cabinet</w:t>
+      </w:r>
+      <w:proofErr w:type="spellEnd"/>
+      <w:r>
+        <w:t xml:space="preserve"> </w:t>
+      </w:r>
+      <w:proofErr w:type="spellStart"/>
+      <w:r>
+        <w:t>Configurator</w:t>
+      </w:r>
+      <w:proofErr w:type="spellEnd"/>
+      <w:r>
+        <w:t xml:space="preserve"> </w:t>
+      </w:r>
+      <w:r>
+        <w:t>[17]</w:t>
+      </w:r>
+      <w:r>
+        <w:t>.</w:t>
+      </w:r>
+    </w:p>
+    <w:p>
+      <w:proofErr w:type="spellStart"/>
+      <w:r>
+        <w:t>Cabinet</w:t>
+      </w:r>
+      <w:proofErr w:type="spellEnd"/>
+      <w:r>
+        <w:t xml:space="preserve"> </w:t>
+      </w:r>
+      <w:proofErr w:type="spellStart"/>
+      <w:r>
+        <w:t>Configurator</w:t>
+      </w:r>
+      <w:proofErr w:type="spellEnd"/>
+      <w:r>
+        <w:t xml:space="preserve"> от компании </w:t>
+      </w:r>
+      <w:proofErr w:type="spellStart"/>
+      <w:r>
+        <w:t>Blum</w:t>
+      </w:r>
+      <w:proofErr w:type="spellEnd"/>
+      <w:r>
+        <w:t xml:space="preserve"> представляет собой бесплатный онлайн-инструмент для проектирования шкафов и корпусной мебели. Пользователь задаёт размеры изделия, выбирает фурнитуру, а система автоматически проверяет коллизии и формирует список деталей для производства. Инструмент работает в браузере и не требует установки. Интерфейс конфигуратора изображён на рисунке 1.</w:t>
+      </w:r>
+      <w:r>
+        <w:t>3</w:t>
+      </w:r>
+      <w:r>
+        <w:t>.</w:t>
+      </w:r>
+    </w:p>
+    <w:p>
+      <w:pPr>
+        <w:spacing w:line="240" w:lineRule="auto"/>
+        <w:ind w:firstLine="0"/>
+        <w:jc w:val="center"/>
+      </w:pPr>
+      <w:r>
+        <w:rPr>
+          <w:noProof/>
+        </w:rPr>
+        <w:drawing>
+          <wp:inline distT="0" distB="0" distL="0" distR="0" wp14:anchorId="7DD4CFA8" wp14:editId="3939D355">
+            <wp:extent cx="4941189" cy="2730425"/>
+            <wp:effectExtent l="0" t="0" r="0" b="0"/>
+            <wp:docPr id="3" name="Рисунок 3"/>
+            <wp:cNvGraphicFramePr>
+              <a:graphicFrameLocks xmlns:a="http://schemas.openxmlformats.org/drawingml/2006/main" noChangeAspect="1"/>
+            </wp:cNvGraphicFramePr>
+            <a:graphic xmlns:a="http://schemas.openxmlformats.org/drawingml/2006/main">
+              <a:graphicData uri="http://schemas.openxmlformats.org/drawingml/2006/picture">
+                <pic:pic xmlns:pic="http://schemas.openxmlformats.org/drawingml/2006/picture">
+                  <pic:nvPicPr>
+                    <pic:cNvPr id="1" name=""/>
+                    <pic:cNvPicPr/>
+                  </pic:nvPicPr>
+                  <pic:blipFill>
+                    <a:blip r:embed="rId10"/>
+                    <a:stretch>
+                      <a:fillRect/>
+                    </a:stretch>
+                  </pic:blipFill>
+                  <pic:spPr>
+                    <a:xfrm>
+                      <a:off x="0" y="0"/>
+                      <a:ext cx="4956196" cy="2738718"/>
+                    </a:xfrm>
+                    <a:prstGeom prst="rect">
+                      <a:avLst/>
+                    </a:prstGeom>
+                  </pic:spPr>
+                </pic:pic>
+              </a:graphicData>
+            </a:graphic>
+          </wp:inline>
+        </w:drawing>
+      </w:r>
+    </w:p>
+    <w:p>
+      <w:pPr>
+        <w:spacing w:line="240" w:lineRule="auto"/>
+        <w:ind w:firstLine="0"/>
+        <w:jc w:val="center"/>
+      </w:pPr>
+      <w:r>
+        <w:t>Рисунок 1.</w:t>
+      </w:r>
+      <w:r>
+        <w:t>3</w:t>
+      </w:r>
+      <w:r>
+        <w:t xml:space="preserve"> - Интерфейс </w:t>
+      </w:r>
+      <w:proofErr w:type="spellStart"/>
+      <w:r>
+        <w:t>Blum</w:t>
+      </w:r>
+      <w:proofErr w:type="spellEnd"/>
+      <w:r>
+        <w:t xml:space="preserve"> </w:t>
+      </w:r>
+      <w:proofErr w:type="spellStart"/>
+      <w:r>
+        <w:t>Cabinet</w:t>
+      </w:r>
+      <w:proofErr w:type="spellEnd"/>
+      <w:r>
+        <w:t xml:space="preserve"> </w:t>
+      </w:r>
+      <w:proofErr w:type="spellStart"/>
+      <w:r>
+        <w:t>Configurator</w:t>
+      </w:r>
+      <w:proofErr w:type="spellEnd"/>
+    </w:p>
+    <w:p>
+      <w:pPr>
+        <w:spacing w:line="240" w:lineRule="auto"/>
+        <w:ind w:firstLine="0"/>
+        <w:jc w:val="center"/>
+      </w:pPr>
+    </w:p>
+    <w:p>
+      <w:r>
+        <w:t xml:space="preserve">Сходство с разрабатываемым плагином состоит в параметрическом подходе: пользователь вводит числовые значения, и модель перестраивается автоматически. Различие заключается в назначении: </w:t>
+      </w:r>
+      <w:proofErr w:type="spellStart"/>
+      <w:r>
+        <w:t>Cabinet</w:t>
+      </w:r>
+      <w:proofErr w:type="spellEnd"/>
+      <w:r>
+        <w:t xml:space="preserve"> </w:t>
+      </w:r>
+      <w:proofErr w:type="spellStart"/>
+      <w:r>
+        <w:t>Configurator</w:t>
+      </w:r>
+      <w:proofErr w:type="spellEnd"/>
+      <w:r>
+        <w:t xml:space="preserve"> ориентирован на продажи и подбор фурнитуры </w:t>
+      </w:r>
+      <w:proofErr w:type="spellStart"/>
+      <w:r>
+        <w:t>Blum</w:t>
+      </w:r>
+      <w:proofErr w:type="spellEnd"/>
+      <w:r>
+        <w:t>, а разрабатываемый плагин предназначен для построения геометрии конкретного изделия в среде КОМПАС-3D</w:t>
+      </w:r>
+      <w:r>
+        <w:t>.</w:t>
+      </w:r>
+      <w:r>
+        <w:br w:type="page"/>
+      </w:r>
+    </w:p>
+    <w:p>
+      <w:pPr>
+        <w:pStyle w:val="1"/>
+      </w:pPr>
+      <w:bookmarkStart w:id="4" w:name="_Toc241042446"/>
+      <w:r>
+        <w:lastRenderedPageBreak/>
+        <w:t>2. Описание предмета проектирования</w:t>
+      </w:r>
+      <w:bookmarkEnd w:id="4"/>
+    </w:p>
+    <w:p/>
+    <w:p>
+      <w:r>
+        <w:t>Табуретка представляет собой изделие мебели для сидения без спинки и подлокотников</w:t>
+      </w:r>
+      <w:r>
+        <w:t xml:space="preserve"> </w:t>
+      </w:r>
+      <w:r>
+        <w:t>[7]</w:t>
+      </w:r>
+      <w:r>
+        <w:t>.</w:t>
+      </w:r>
+      <w:r>
+        <w:t xml:space="preserve"> </w:t>
+      </w:r>
+      <w:r>
+        <w:t>Согласно ГОСТ 20400-2013 «Продукция мебельного производства. Термины и определения»</w:t>
+      </w:r>
+      <w:r>
+        <w:t xml:space="preserve"> </w:t>
+      </w:r>
+      <w:r>
+        <w:t>[6]</w:t>
+      </w:r>
+      <w:r>
+        <w:t>, табурет относится к группе изделий для сидения и характеризуется наличием сиденья, закреплённого на опорах. Конструкция табуретки включает две основные части: сиденье и ножки. Сиденье воспринимает нагрузку от веса человека, ножки передают эту нагрузку на пол и обеспечивают устойчивость изделия.</w:t>
+      </w:r>
+    </w:p>
+    <w:p>
+      <w:r>
+        <w:t>В рамках работы проектируется табуретка с прямоугольным сиденьем и четырьмя цилиндрическими ножками, расположенными по углам. Такая конструкция является симметричной и состоит из повторяющихся элементов: четыре ножки имеют одинаковые размеры и различаются только положением. Это позволяет при построении модели создать одну ножку и размножить её с помощью прямоугольного массива. Общий вид изделия с обозначениями параметров изображён на рисунке 2.1</w:t>
+      </w:r>
+      <w:r>
+        <w:t>.</w:t>
+      </w:r>
+    </w:p>
+    <w:p>
+      <w:pPr>
+        <w:spacing w:line="240" w:lineRule="auto"/>
+        <w:ind w:firstLine="0"/>
+        <w:jc w:val="center"/>
+      </w:pPr>
+      <w:r>
+        <w:rPr>
+          <w:noProof/>
+        </w:rPr>
+        <w:drawing>
+          <wp:inline distT="0" distB="0" distL="0" distR="0" wp14:anchorId="0755A1FF" wp14:editId="299A2095">
+            <wp:extent cx="5936921" cy="2725947"/>
+            <wp:effectExtent l="0" t="0" r="6985" b="0"/>
+            <wp:docPr id="4" name="Рисунок 4"/>
+            <wp:cNvGraphicFramePr>
+              <a:graphicFrameLocks xmlns:a="http://schemas.openxmlformats.org/drawingml/2006/main" noChangeAspect="1"/>
+            </wp:cNvGraphicFramePr>
+            <a:graphic xmlns:a="http://schemas.openxmlformats.org/drawingml/2006/main">
+              <a:graphicData uri="http://schemas.openxmlformats.org/drawingml/2006/picture">
+                <pic:pic xmlns:pic="http://schemas.openxmlformats.org/drawingml/2006/picture">
+                  <pic:nvPicPr>
+                    <pic:cNvPr id="1" name=""/>
+                    <pic:cNvPicPr/>
+                  </pic:nvPicPr>
+                  <pic:blipFill>
+                    <a:blip r:embed="rId11"/>
+                    <a:stretch>
+                      <a:fillRect/>
+                    </a:stretch>
+                  </pic:blipFill>
+                  <pic:spPr>
+                    <a:xfrm>
+                      <a:off x="0" y="0"/>
+                      <a:ext cx="5940657" cy="2727662"/>
+                    </a:xfrm>
+                    <a:prstGeom prst="rect">
+                      <a:avLst/>
+                    </a:prstGeom>
+                  </pic:spPr>
+                </pic:pic>
+              </a:graphicData>
+            </a:graphic>
+          </wp:inline>
+        </w:drawing>
+      </w:r>
+    </w:p>
+    <w:p>
+      <w:pPr>
+        <w:spacing w:line="240" w:lineRule="auto"/>
+        <w:ind w:firstLine="0"/>
+        <w:jc w:val="center"/>
+      </w:pPr>
+      <w:r>
+        <w:t>Рисунок 2.1 - Модель табуретки с обозначениями параметров</w:t>
+      </w:r>
+    </w:p>
+    <w:p/>
+    <w:p>
+      <w:r>
+        <w:t>Параметры модели приведены в таблице 2.1. Диапазоны значений выбраны на основе эмпирических соотношений для деревянных конструкций и обеспечивают устойчивость изделия при сохранении пропорций.</w:t>
+      </w:r>
+    </w:p>
+    <w:p>
+      <w:pPr>
+        <w:spacing w:line="240" w:lineRule="auto"/>
+      </w:pPr>
+      <w:r>
+        <w:lastRenderedPageBreak/>
+        <w:t>Таблица 2.1 - Параметры модели табуретки</w:t>
+      </w:r>
+    </w:p>
+    <w:tbl>
+      <w:tblPr>
+        <w:tblStyle w:val="af0"/>
+        <w:tblW w:w="9452" w:type="dxa"/>
+        <w:tblLook w:val="04A0" w:firstRow="1" w:lastRow="0" w:firstColumn="1" w:lastColumn="0" w:noHBand="0" w:noVBand="1"/>
+      </w:tblPr>
+      <w:tblGrid>
+        <w:gridCol w:w="1986"/>
+        <w:gridCol w:w="3017"/>
+        <w:gridCol w:w="1534"/>
+        <w:gridCol w:w="2915"/>
+      </w:tblGrid>
+      <w:tr>
+        <w:trPr>
+          <w:trHeight w:val="528"/>
+        </w:trPr>
+        <w:tc>
+          <w:tcPr>
+            <w:tcW w:w="0" w:type="auto"/>
+            <w:hideMark/>
+          </w:tcPr>
+          <w:p>
+            <w:pPr>
+              <w:ind w:firstLine="0"/>
+              <w:jc w:val="left"/>
+              <w:rPr>
+                <w:rFonts w:eastAsia="Times New Roman" w:cs="Times New Roman"/>
+                <w:b/>
+                <w:bCs/>
+                <w:kern w:val="0"/>
+                <w:sz w:val="24"/>
+                <w:lang w:eastAsia="ru-RU"/>
+                <w14:ligatures w14:val="none"/>
+              </w:rPr>
+            </w:pPr>
+            <w:r>
+              <w:rPr>
+                <w:rFonts w:eastAsia="Times New Roman" w:cs="Times New Roman"/>
+                <w:b/>
+                <w:bCs/>
+                <w:kern w:val="0"/>
+                <w:sz w:val="24"/>
+                <w:lang w:eastAsia="ru-RU"/>
+                <w14:ligatures w14:val="none"/>
+              </w:rPr>
+              <w:t>Обозначение</w:t>
+            </w:r>
+          </w:p>
+        </w:tc>
+        <w:tc>
+          <w:tcPr>
+            <w:tcW w:w="0" w:type="auto"/>
+            <w:hideMark/>
+          </w:tcPr>
+          <w:p>
+            <w:pPr>
+              <w:ind w:firstLine="0"/>
+              <w:jc w:val="center"/>
+              <w:rPr>
+                <w:rFonts w:eastAsia="Times New Roman" w:cs="Times New Roman"/>
+                <w:b/>
+                <w:bCs/>
+                <w:kern w:val="0"/>
+                <w:sz w:val="24"/>
+                <w:lang w:eastAsia="ru-RU"/>
+                <w14:ligatures w14:val="none"/>
+              </w:rPr>
+            </w:pPr>
+            <w:r>
+              <w:rPr>
+                <w:rFonts w:eastAsia="Times New Roman" w:cs="Times New Roman"/>
+                <w:b/>
+                <w:bCs/>
+                <w:kern w:val="0"/>
+                <w:sz w:val="24"/>
+                <w:lang w:eastAsia="ru-RU"/>
+                <w14:ligatures w14:val="none"/>
+              </w:rPr>
+              <w:t>Название параметра</w:t>
+            </w:r>
+          </w:p>
+        </w:tc>
+        <w:tc>
+          <w:tcPr>
+            <w:tcW w:w="0" w:type="auto"/>
+            <w:hideMark/>
+          </w:tcPr>
+          <w:p>
+            <w:pPr>
+              <w:ind w:firstLine="0"/>
+              <w:jc w:val="center"/>
+              <w:rPr>
+                <w:rFonts w:eastAsia="Times New Roman" w:cs="Times New Roman"/>
+                <w:b/>
+                <w:bCs/>
+                <w:kern w:val="0"/>
+                <w:sz w:val="24"/>
+                <w:lang w:eastAsia="ru-RU"/>
+                <w14:ligatures w14:val="none"/>
+              </w:rPr>
+            </w:pPr>
+            <w:r>
+              <w:rPr>
+                <w:rFonts w:eastAsia="Times New Roman" w:cs="Times New Roman"/>
+                <w:b/>
+                <w:bCs/>
+                <w:kern w:val="0"/>
+                <w:sz w:val="24"/>
+                <w:lang w:eastAsia="ru-RU"/>
+                <w14:ligatures w14:val="none"/>
+              </w:rPr>
+              <w:t>Диапазон</w:t>
+            </w:r>
+          </w:p>
+        </w:tc>
+        <w:tc>
+          <w:tcPr>
+            <w:tcW w:w="0" w:type="auto"/>
+            <w:hideMark/>
+          </w:tcPr>
+          <w:p>
+            <w:pPr>
+              <w:ind w:firstLine="0"/>
+              <w:jc w:val="center"/>
+              <w:rPr>
+                <w:rFonts w:eastAsia="Times New Roman" w:cs="Times New Roman"/>
+                <w:b/>
+                <w:bCs/>
+                <w:kern w:val="0"/>
+                <w:sz w:val="24"/>
+                <w:lang w:eastAsia="ru-RU"/>
+                <w14:ligatures w14:val="none"/>
+              </w:rPr>
+            </w:pPr>
+            <w:r>
+              <w:rPr>
+                <w:rFonts w:eastAsia="Times New Roman" w:cs="Times New Roman"/>
+                <w:b/>
+                <w:bCs/>
+                <w:kern w:val="0"/>
+                <w:sz w:val="24"/>
+                <w:lang w:eastAsia="ru-RU"/>
+                <w14:ligatures w14:val="none"/>
+              </w:rPr>
+              <w:t>Единица измерения</w:t>
+            </w:r>
+          </w:p>
+        </w:tc>
+      </w:tr>
+      <w:tr>
+        <w:trPr>
+          <w:trHeight w:val="528"/>
+        </w:trPr>
+        <w:tc>
+          <w:tcPr>
+            <w:tcW w:w="0" w:type="auto"/>
+            <w:hideMark/>
+          </w:tcPr>
+          <w:p>
+            <w:pPr>
+              <w:ind w:firstLine="0"/>
+              <w:jc w:val="left"/>
+              <w:rPr>
+                <w:rFonts w:eastAsia="Times New Roman" w:cs="Times New Roman"/>
+                <w:kern w:val="0"/>
+                <w:sz w:val="24"/>
+                <w:lang w:eastAsia="ru-RU"/>
+                <w14:ligatures w14:val="none"/>
+              </w:rPr>
+            </w:pPr>
+            <w:r>
+              <w:rPr>
+                <w:rFonts w:eastAsia="Times New Roman" w:cs="Times New Roman"/>
+                <w:kern w:val="0"/>
+                <w:sz w:val="24"/>
+                <w:lang w:eastAsia="ru-RU"/>
+                <w14:ligatures w14:val="none"/>
+              </w:rPr>
+              <w:t>H</w:t>
+            </w:r>
+          </w:p>
+        </w:tc>
+        <w:tc>
+          <w:tcPr>
+            <w:tcW w:w="0" w:type="auto"/>
+            <w:hideMark/>
+          </w:tcPr>
+          <w:p>
+            <w:pPr>
+              <w:ind w:firstLine="0"/>
+              <w:jc w:val="left"/>
+              <w:rPr>
+                <w:rFonts w:eastAsia="Times New Roman" w:cs="Times New Roman"/>
+                <w:kern w:val="0"/>
+                <w:sz w:val="24"/>
+                <w:lang w:eastAsia="ru-RU"/>
+                <w14:ligatures w14:val="none"/>
+              </w:rPr>
+            </w:pPr>
+            <w:r>
+              <w:rPr>
+                <w:rFonts w:eastAsia="Times New Roman" w:cs="Times New Roman"/>
+                <w:kern w:val="0"/>
+                <w:sz w:val="24"/>
+                <w:lang w:eastAsia="ru-RU"/>
+                <w14:ligatures w14:val="none"/>
+              </w:rPr>
+              <w:t>Высота табуретки</w:t>
+            </w:r>
+          </w:p>
+        </w:tc>
+        <w:tc>
+          <w:tcPr>
+            <w:tcW w:w="0" w:type="auto"/>
+            <w:hideMark/>
+          </w:tcPr>
+          <w:p>
+            <w:pPr>
+              <w:ind w:firstLine="0"/>
+              <w:jc w:val="left"/>
+              <w:rPr>
+                <w:rFonts w:eastAsia="Times New Roman" w:cs="Times New Roman"/>
+                <w:kern w:val="0"/>
+                <w:sz w:val="24"/>
+                <w:lang w:eastAsia="ru-RU"/>
+                <w14:ligatures w14:val="none"/>
+              </w:rPr>
+            </w:pPr>
+            <w:r>
+              <w:rPr>
+                <w:rFonts w:eastAsia="Times New Roman" w:cs="Times New Roman"/>
+                <w:kern w:val="0"/>
+                <w:sz w:val="24"/>
+                <w:lang w:eastAsia="ru-RU"/>
+                <w14:ligatures w14:val="none"/>
+              </w:rPr>
+              <w:t>400 – 500</w:t>
+            </w:r>
+          </w:p>
+        </w:tc>
+        <w:tc>
+          <w:tcPr>
+            <w:tcW w:w="0" w:type="auto"/>
+            <w:hideMark/>
+          </w:tcPr>
+          <w:p>
+            <w:pPr>
+              <w:ind w:firstLine="0"/>
+              <w:jc w:val="left"/>
+              <w:rPr>
+                <w:rFonts w:eastAsia="Times New Roman" w:cs="Times New Roman"/>
+                <w:kern w:val="0"/>
+                <w:sz w:val="24"/>
+                <w:lang w:eastAsia="ru-RU"/>
+                <w14:ligatures w14:val="none"/>
+              </w:rPr>
+            </w:pPr>
+            <w:r>
+              <w:rPr>
+                <w:rFonts w:eastAsia="Times New Roman" w:cs="Times New Roman"/>
+                <w:kern w:val="0"/>
+                <w:sz w:val="24"/>
+                <w:lang w:eastAsia="ru-RU"/>
+                <w14:ligatures w14:val="none"/>
+              </w:rPr>
+              <w:t>мм</w:t>
+            </w:r>
+          </w:p>
+        </w:tc>
+      </w:tr>
+      <w:tr>
+        <w:trPr>
+          <w:trHeight w:val="546"/>
+        </w:trPr>
+        <w:tc>
+          <w:tcPr>
+            <w:tcW w:w="0" w:type="auto"/>
+            <w:hideMark/>
+          </w:tcPr>
+          <w:p>
+            <w:pPr>
+              <w:ind w:firstLine="0"/>
+              <w:jc w:val="left"/>
+              <w:rPr>
+                <w:rFonts w:eastAsia="Times New Roman" w:cs="Times New Roman"/>
+                <w:kern w:val="0"/>
+                <w:sz w:val="24"/>
+                <w:lang w:eastAsia="ru-RU"/>
+                <w14:ligatures w14:val="none"/>
+              </w:rPr>
+            </w:pPr>
+            <w:r>
+              <w:rPr>
+                <w:rFonts w:eastAsia="Times New Roman" w:cs="Times New Roman"/>
+                <w:kern w:val="0"/>
+                <w:sz w:val="24"/>
+                <w:lang w:eastAsia="ru-RU"/>
+                <w14:ligatures w14:val="none"/>
+              </w:rPr>
+              <w:t>W</w:t>
+            </w:r>
+          </w:p>
+        </w:tc>
+        <w:tc>
+          <w:tcPr>
+            <w:tcW w:w="0" w:type="auto"/>
+            <w:hideMark/>
+          </w:tcPr>
+          <w:p>
+            <w:pPr>
+              <w:ind w:firstLine="0"/>
+              <w:jc w:val="left"/>
+              <w:rPr>
+                <w:rFonts w:eastAsia="Times New Roman" w:cs="Times New Roman"/>
+                <w:kern w:val="0"/>
+                <w:sz w:val="24"/>
+                <w:lang w:eastAsia="ru-RU"/>
+                <w14:ligatures w14:val="none"/>
+              </w:rPr>
+            </w:pPr>
+            <w:r>
+              <w:rPr>
+                <w:rFonts w:eastAsia="Times New Roman" w:cs="Times New Roman"/>
+                <w:kern w:val="0"/>
+                <w:sz w:val="24"/>
+                <w:lang w:eastAsia="ru-RU"/>
+                <w14:ligatures w14:val="none"/>
+              </w:rPr>
+              <w:t>Ширина сиденья</w:t>
+            </w:r>
+          </w:p>
+        </w:tc>
+        <w:tc>
+          <w:tcPr>
+            <w:tcW w:w="0" w:type="auto"/>
+            <w:hideMark/>
+          </w:tcPr>
+          <w:p>
+            <w:pPr>
+              <w:ind w:firstLine="0"/>
+              <w:jc w:val="left"/>
+              <w:rPr>
+                <w:rFonts w:eastAsia="Times New Roman" w:cs="Times New Roman"/>
+                <w:kern w:val="0"/>
+                <w:sz w:val="24"/>
+                <w:lang w:eastAsia="ru-RU"/>
+                <w14:ligatures w14:val="none"/>
+              </w:rPr>
+            </w:pPr>
+            <w:r>
+              <w:rPr>
+                <w:rFonts w:eastAsia="Times New Roman" w:cs="Times New Roman"/>
+                <w:kern w:val="0"/>
+                <w:sz w:val="24"/>
+                <w:lang w:eastAsia="ru-RU"/>
+                <w14:ligatures w14:val="none"/>
+              </w:rPr>
+              <w:t>350 – 450</w:t>
+            </w:r>
+          </w:p>
+        </w:tc>
+        <w:tc>
+          <w:tcPr>
+            <w:tcW w:w="0" w:type="auto"/>
+            <w:hideMark/>
+          </w:tcPr>
+          <w:p>
+            <w:pPr>
+              <w:ind w:firstLine="0"/>
+              <w:jc w:val="left"/>
+              <w:rPr>
+                <w:rFonts w:eastAsia="Times New Roman" w:cs="Times New Roman"/>
+                <w:kern w:val="0"/>
+                <w:sz w:val="24"/>
+                <w:lang w:eastAsia="ru-RU"/>
+                <w14:ligatures w14:val="none"/>
+              </w:rPr>
+            </w:pPr>
+            <w:r>
+              <w:rPr>
+                <w:rFonts w:eastAsia="Times New Roman" w:cs="Times New Roman"/>
+                <w:kern w:val="0"/>
+                <w:sz w:val="24"/>
+                <w:lang w:eastAsia="ru-RU"/>
+                <w14:ligatures w14:val="none"/>
+              </w:rPr>
+              <w:t>мм</w:t>
+            </w:r>
+          </w:p>
+        </w:tc>
+      </w:tr>
+      <w:tr>
+        <w:trPr>
+          <w:trHeight w:val="528"/>
+        </w:trPr>
+        <w:tc>
+          <w:tcPr>
+            <w:tcW w:w="0" w:type="auto"/>
+            <w:hideMark/>
+          </w:tcPr>
+          <w:p>
+            <w:pPr>
+              <w:ind w:firstLine="0"/>
+              <w:jc w:val="left"/>
+              <w:rPr>
+                <w:rFonts w:eastAsia="Times New Roman" w:cs="Times New Roman"/>
+                <w:kern w:val="0"/>
+                <w:sz w:val="24"/>
+                <w:lang w:eastAsia="ru-RU"/>
+                <w14:ligatures w14:val="none"/>
+              </w:rPr>
+            </w:pPr>
+            <w:r>
+              <w:rPr>
+                <w:rFonts w:eastAsia="Times New Roman" w:cs="Times New Roman"/>
+                <w:kern w:val="0"/>
+                <w:sz w:val="24"/>
+                <w:lang w:eastAsia="ru-RU"/>
+                <w14:ligatures w14:val="none"/>
+              </w:rPr>
+              <w:t>D</w:t>
+            </w:r>
+          </w:p>
+        </w:tc>
+        <w:tc>
+          <w:tcPr>
+            <w:tcW w:w="0" w:type="auto"/>
+            <w:hideMark/>
+          </w:tcPr>
+          <w:p>
+            <w:pPr>
+              <w:ind w:firstLine="0"/>
+              <w:jc w:val="left"/>
+              <w:rPr>
+                <w:rFonts w:eastAsia="Times New Roman" w:cs="Times New Roman"/>
+                <w:kern w:val="0"/>
+                <w:sz w:val="24"/>
+                <w:lang w:eastAsia="ru-RU"/>
+                <w14:ligatures w14:val="none"/>
+              </w:rPr>
+            </w:pPr>
+            <w:r>
+              <w:rPr>
+                <w:rFonts w:eastAsia="Times New Roman" w:cs="Times New Roman"/>
+                <w:kern w:val="0"/>
+                <w:sz w:val="24"/>
+                <w:lang w:eastAsia="ru-RU"/>
+                <w14:ligatures w14:val="none"/>
+              </w:rPr>
+              <w:t>Глубина сиденья</w:t>
+            </w:r>
+          </w:p>
+        </w:tc>
+        <w:tc>
+          <w:tcPr>
+            <w:tcW w:w="0" w:type="auto"/>
+            <w:hideMark/>
+          </w:tcPr>
+          <w:p>
+            <w:pPr>
+              <w:ind w:firstLine="0"/>
+              <w:jc w:val="left"/>
+              <w:rPr>
+                <w:rFonts w:eastAsia="Times New Roman" w:cs="Times New Roman"/>
+                <w:kern w:val="0"/>
+                <w:sz w:val="24"/>
+                <w:lang w:eastAsia="ru-RU"/>
+                <w14:ligatures w14:val="none"/>
+              </w:rPr>
+            </w:pPr>
+            <w:r>
+              <w:rPr>
+                <w:rFonts w:eastAsia="Times New Roman" w:cs="Times New Roman"/>
+                <w:kern w:val="0"/>
+                <w:sz w:val="24"/>
+                <w:lang w:eastAsia="ru-RU"/>
+                <w14:ligatures w14:val="none"/>
+              </w:rPr>
+              <w:t>350 – 450</w:t>
+            </w:r>
+          </w:p>
+        </w:tc>
+        <w:tc>
+          <w:tcPr>
+            <w:tcW w:w="0" w:type="auto"/>
+            <w:hideMark/>
+          </w:tcPr>
+          <w:p>
+            <w:pPr>
+              <w:ind w:firstLine="0"/>
+              <w:jc w:val="left"/>
+              <w:rPr>
+                <w:rFonts w:eastAsia="Times New Roman" w:cs="Times New Roman"/>
+                <w:kern w:val="0"/>
+                <w:sz w:val="24"/>
+                <w:lang w:eastAsia="ru-RU"/>
+                <w14:ligatures w14:val="none"/>
+              </w:rPr>
+            </w:pPr>
+            <w:r>
+              <w:rPr>
+                <w:rFonts w:eastAsia="Times New Roman" w:cs="Times New Roman"/>
+                <w:kern w:val="0"/>
+                <w:sz w:val="24"/>
+                <w:lang w:eastAsia="ru-RU"/>
+                <w14:ligatures w14:val="none"/>
+              </w:rPr>
+              <w:t>мм</w:t>
+            </w:r>
+          </w:p>
+        </w:tc>
+      </w:tr>
+      <w:tr>
+        <w:trPr>
+          <w:trHeight w:val="528"/>
+        </w:trPr>
+        <w:tc>
+          <w:tcPr>
+            <w:tcW w:w="0" w:type="auto"/>
+            <w:hideMark/>
+          </w:tcPr>
+          <w:p>
+            <w:pPr>
+              <w:ind w:firstLine="0"/>
+              <w:jc w:val="left"/>
+              <w:rPr>
+                <w:rFonts w:eastAsia="Times New Roman" w:cs="Times New Roman"/>
+                <w:kern w:val="0"/>
+                <w:sz w:val="24"/>
+                <w:lang w:eastAsia="ru-RU"/>
+                <w14:ligatures w14:val="none"/>
+              </w:rPr>
+            </w:pPr>
+            <w:r>
+              <w:rPr>
+                <w:rFonts w:eastAsia="Times New Roman" w:cs="Times New Roman"/>
+                <w:kern w:val="0"/>
+                <w:sz w:val="24"/>
+                <w:lang w:eastAsia="ru-RU"/>
+                <w14:ligatures w14:val="none"/>
+              </w:rPr>
+              <w:t>d</w:t>
+            </w:r>
+          </w:p>
+        </w:tc>
+        <w:tc>
+          <w:tcPr>
+            <w:tcW w:w="0" w:type="auto"/>
+            <w:hideMark/>
+          </w:tcPr>
+          <w:p>
+            <w:pPr>
+              <w:ind w:firstLine="0"/>
+              <w:jc w:val="left"/>
+              <w:rPr>
+                <w:rFonts w:eastAsia="Times New Roman" w:cs="Times New Roman"/>
+                <w:kern w:val="0"/>
+                <w:sz w:val="24"/>
+                <w:lang w:eastAsia="ru-RU"/>
+                <w14:ligatures w14:val="none"/>
+              </w:rPr>
+            </w:pPr>
+            <w:r>
+              <w:rPr>
+                <w:rFonts w:eastAsia="Times New Roman" w:cs="Times New Roman"/>
+                <w:kern w:val="0"/>
+                <w:sz w:val="24"/>
+                <w:lang w:eastAsia="ru-RU"/>
+                <w14:ligatures w14:val="none"/>
+              </w:rPr>
+              <w:t>Диаметр ножки</w:t>
+            </w:r>
+          </w:p>
+        </w:tc>
+        <w:tc>
+          <w:tcPr>
+            <w:tcW w:w="0" w:type="auto"/>
+            <w:hideMark/>
+          </w:tcPr>
+          <w:p>
+            <w:pPr>
+              <w:ind w:firstLine="0"/>
+              <w:jc w:val="left"/>
+              <w:rPr>
+                <w:rFonts w:eastAsia="Times New Roman" w:cs="Times New Roman"/>
+                <w:kern w:val="0"/>
+                <w:sz w:val="24"/>
+                <w:lang w:eastAsia="ru-RU"/>
+                <w14:ligatures w14:val="none"/>
+              </w:rPr>
+            </w:pPr>
+            <w:r>
+              <w:rPr>
+                <w:rFonts w:eastAsia="Times New Roman" w:cs="Times New Roman"/>
+                <w:kern w:val="0"/>
+                <w:sz w:val="24"/>
+                <w:lang w:eastAsia="ru-RU"/>
+                <w14:ligatures w14:val="none"/>
+              </w:rPr>
+              <w:t>25 – 50</w:t>
+            </w:r>
+          </w:p>
+        </w:tc>
+        <w:tc>
+          <w:tcPr>
+            <w:tcW w:w="0" w:type="auto"/>
+            <w:hideMark/>
+          </w:tcPr>
+          <w:p>
+            <w:pPr>
+              <w:ind w:firstLine="0"/>
+              <w:jc w:val="left"/>
+              <w:rPr>
+                <w:rFonts w:eastAsia="Times New Roman" w:cs="Times New Roman"/>
+                <w:kern w:val="0"/>
+                <w:sz w:val="24"/>
+                <w:lang w:eastAsia="ru-RU"/>
+                <w14:ligatures w14:val="none"/>
+              </w:rPr>
+            </w:pPr>
+            <w:r>
+              <w:rPr>
+                <w:rFonts w:eastAsia="Times New Roman" w:cs="Times New Roman"/>
+                <w:kern w:val="0"/>
+                <w:sz w:val="24"/>
+                <w:lang w:eastAsia="ru-RU"/>
+                <w14:ligatures w14:val="none"/>
+              </w:rPr>
+              <w:t>мм</w:t>
+            </w:r>
+          </w:p>
+        </w:tc>
+      </w:tr>
+      <w:tr>
+        <w:trPr>
+          <w:trHeight w:val="528"/>
+        </w:trPr>
+        <w:tc>
+          <w:tcPr>
+            <w:tcW w:w="0" w:type="auto"/>
+            <w:hideMark/>
+          </w:tcPr>
+          <w:p>
+            <w:pPr>
+              <w:ind w:firstLine="0"/>
+              <w:jc w:val="left"/>
+              <w:rPr>
+                <w:rFonts w:eastAsia="Times New Roman" w:cs="Times New Roman"/>
+                <w:kern w:val="0"/>
+                <w:sz w:val="24"/>
+                <w:lang w:eastAsia="ru-RU"/>
+                <w14:ligatures w14:val="none"/>
+              </w:rPr>
+            </w:pPr>
+            <w:r>
+              <w:rPr>
+                <w:rFonts w:eastAsia="Times New Roman" w:cs="Times New Roman"/>
+                <w:kern w:val="0"/>
+                <w:sz w:val="24"/>
+                <w:lang w:eastAsia="ru-RU"/>
+                <w14:ligatures w14:val="none"/>
+              </w:rPr>
+              <w:t>t</w:t>
+            </w:r>
+          </w:p>
+        </w:tc>
+        <w:tc>
+          <w:tcPr>
+            <w:tcW w:w="0" w:type="auto"/>
+            <w:hideMark/>
+          </w:tcPr>
+          <w:p>
+            <w:pPr>
+              <w:ind w:firstLine="0"/>
+              <w:jc w:val="left"/>
+              <w:rPr>
+                <w:rFonts w:eastAsia="Times New Roman" w:cs="Times New Roman"/>
+                <w:kern w:val="0"/>
+                <w:sz w:val="24"/>
+                <w:lang w:eastAsia="ru-RU"/>
+                <w14:ligatures w14:val="none"/>
+              </w:rPr>
+            </w:pPr>
+            <w:r>
+              <w:rPr>
+                <w:rFonts w:eastAsia="Times New Roman" w:cs="Times New Roman"/>
+                <w:kern w:val="0"/>
+                <w:sz w:val="24"/>
+                <w:lang w:eastAsia="ru-RU"/>
+                <w14:ligatures w14:val="none"/>
+              </w:rPr>
+              <w:t>Толщина сиденья</w:t>
+            </w:r>
+          </w:p>
+        </w:tc>
+        <w:tc>
+          <w:tcPr>
+            <w:tcW w:w="0" w:type="auto"/>
+            <w:hideMark/>
+          </w:tcPr>
+          <w:p>
+            <w:pPr>
+              <w:ind w:firstLine="0"/>
+              <w:jc w:val="left"/>
+              <w:rPr>
+                <w:rFonts w:eastAsia="Times New Roman" w:cs="Times New Roman"/>
+                <w:kern w:val="0"/>
+                <w:sz w:val="24"/>
+                <w:lang w:eastAsia="ru-RU"/>
+                <w14:ligatures w14:val="none"/>
+              </w:rPr>
+            </w:pPr>
+            <w:r>
+              <w:rPr>
+                <w:rFonts w:eastAsia="Times New Roman" w:cs="Times New Roman"/>
+                <w:kern w:val="0"/>
+                <w:sz w:val="24"/>
+                <w:lang w:eastAsia="ru-RU"/>
+                <w14:ligatures w14:val="none"/>
+              </w:rPr>
+              <w:t>20 – 40</w:t>
+            </w:r>
+          </w:p>
+        </w:tc>
+        <w:tc>
+          <w:tcPr>
+            <w:tcW w:w="0" w:type="auto"/>
+            <w:hideMark/>
+          </w:tcPr>
+          <w:p>
+            <w:pPr>
+              <w:ind w:firstLine="0"/>
+              <w:jc w:val="left"/>
+              <w:rPr>
+                <w:rFonts w:eastAsia="Times New Roman" w:cs="Times New Roman"/>
+                <w:kern w:val="0"/>
+                <w:sz w:val="24"/>
+                <w:lang w:eastAsia="ru-RU"/>
+                <w14:ligatures w14:val="none"/>
+              </w:rPr>
+            </w:pPr>
+            <w:r>
+              <w:rPr>
+                <w:rFonts w:eastAsia="Times New Roman" w:cs="Times New Roman"/>
+                <w:kern w:val="0"/>
+                <w:sz w:val="24"/>
+                <w:lang w:eastAsia="ru-RU"/>
+                <w14:ligatures w14:val="none"/>
+              </w:rPr>
+              <w:t>мм</w:t>
+            </w:r>
+          </w:p>
+        </w:tc>
+      </w:tr>
+    </w:tbl>
+    <w:p/>
+    <w:p>
+      <w:r>
+        <w:t>Между высотой табуретки и диаметром ножки существует зависимость, которая выражается формулой d ≥ H / 12</w:t>
+      </w:r>
+      <w:r>
+        <w:t xml:space="preserve"> </w:t>
+      </w:r>
+      <w:r>
+        <w:t>[11]</w:t>
+      </w:r>
+      <w:r>
+        <w:t>.</w:t>
+      </w:r>
+      <w:r>
+        <w:t xml:space="preserve"> </w:t>
+      </w:r>
+      <w:r>
+        <w:t xml:space="preserve"> Коэффициент 12 выбран на основе эмпирического соотношения для деревянных конструкций: минимальный диаметр ножки составляет примерно одну двенадцатую от высоты изделия. Это обеспечивает достаточную прочность и устойчивость табуретки при эксплуатации. Если пользователь задаёт значения H и d, не удовлетворяющие этому условию, плагин должен выдать ошибку валидации и не выполнять построение.</w:t>
+      </w:r>
+    </w:p>
+    <w:p>
+      <w:r>
+        <w:t xml:space="preserve">Помимо основных параметров, при построении вычисляются производные величины. Длина ножки определяется как L = H − t, поскольку ножка крепится к нижней плоскости сиденья. Отступ от края сиденья до центра ножки принят равным </w:t>
+      </w:r>
+      <w:proofErr w:type="spellStart"/>
+      <w:r>
+        <w:t>offset</w:t>
+      </w:r>
+      <w:proofErr w:type="spellEnd"/>
+      <w:r>
+        <w:t xml:space="preserve"> = W / 10: при ширине сиденья 350–450 мм это даёт 35–45 мм, что обеспечивает достаточную площадь опоры и предотвращает скалывание края. Шаг массива вычисляется отдельно по каждой оси, так как ширина W и глубина D могут различаться. Формулы для расчёта приведены в таблице 2.2.</w:t>
+      </w:r>
+    </w:p>
+    <w:p>
+      <w:pPr>
+        <w:spacing w:line="240" w:lineRule="auto"/>
+      </w:pPr>
+      <w:r>
+        <w:t>Таблица 2.2 - Производные параметры модели</w:t>
+      </w:r>
+    </w:p>
+    <w:tbl>
+      <w:tblPr>
+        <w:tblStyle w:val="af0"/>
+        <w:tblW w:w="9584" w:type="dxa"/>
+        <w:tblLook w:val="04A0" w:firstRow="1" w:lastRow="0" w:firstColumn="1" w:lastColumn="0" w:noHBand="0" w:noVBand="1"/>
+      </w:tblPr>
+      <w:tblGrid>
+        <w:gridCol w:w="1830"/>
+        <w:gridCol w:w="2792"/>
+        <w:gridCol w:w="4962"/>
+      </w:tblGrid>
+      <w:tr>
+        <w:trPr>
+          <w:trHeight w:val="415"/>
+        </w:trPr>
+        <w:tc>
+          <w:tcPr>
+            <w:tcW w:w="0" w:type="auto"/>
+            <w:hideMark/>
+          </w:tcPr>
+          <w:p>
+            <w:pPr>
+              <w:ind w:firstLine="0"/>
+              <w:jc w:val="center"/>
+              <w:rPr>
+                <w:rFonts w:eastAsia="Times New Roman" w:cs="Times New Roman"/>
+                <w:b/>
+                <w:bCs/>
+                <w:kern w:val="0"/>
+                <w:sz w:val="24"/>
+                <w:lang w:eastAsia="ru-RU"/>
+                <w14:ligatures w14:val="none"/>
+              </w:rPr>
+            </w:pPr>
+            <w:r>
+              <w:rPr>
+                <w:rFonts w:eastAsia="Times New Roman" w:cs="Times New Roman"/>
+                <w:b/>
+                <w:bCs/>
+                <w:kern w:val="0"/>
+                <w:sz w:val="24"/>
+                <w:lang w:eastAsia="ru-RU"/>
+                <w14:ligatures w14:val="none"/>
+              </w:rPr>
+              <w:t>Обозначение</w:t>
+            </w:r>
+          </w:p>
+        </w:tc>
+        <w:tc>
+          <w:tcPr>
+            <w:tcW w:w="0" w:type="auto"/>
+            <w:hideMark/>
+          </w:tcPr>
+          <w:p>
+            <w:pPr>
+              <w:ind w:firstLine="0"/>
+              <w:jc w:val="center"/>
+              <w:rPr>
+                <w:rFonts w:eastAsia="Times New Roman" w:cs="Times New Roman"/>
+                <w:b/>
+                <w:bCs/>
+                <w:kern w:val="0"/>
+                <w:sz w:val="24"/>
+                <w:lang w:eastAsia="ru-RU"/>
+                <w14:ligatures w14:val="none"/>
+              </w:rPr>
+            </w:pPr>
+            <w:r>
+              <w:rPr>
+                <w:rFonts w:eastAsia="Times New Roman" w:cs="Times New Roman"/>
+                <w:b/>
+                <w:bCs/>
+                <w:kern w:val="0"/>
+                <w:sz w:val="24"/>
+                <w:lang w:eastAsia="ru-RU"/>
+                <w14:ligatures w14:val="none"/>
+              </w:rPr>
+              <w:t>Формула</w:t>
+            </w:r>
+          </w:p>
+        </w:tc>
+        <w:tc>
+          <w:tcPr>
+            <w:tcW w:w="0" w:type="auto"/>
+            <w:hideMark/>
+          </w:tcPr>
+          <w:p>
+            <w:pPr>
+              <w:ind w:firstLine="0"/>
+              <w:jc w:val="center"/>
+              <w:rPr>
+                <w:rFonts w:eastAsia="Times New Roman" w:cs="Times New Roman"/>
+                <w:b/>
+                <w:bCs/>
+                <w:kern w:val="0"/>
+                <w:sz w:val="24"/>
+                <w:lang w:eastAsia="ru-RU"/>
+                <w14:ligatures w14:val="none"/>
+              </w:rPr>
+            </w:pPr>
+            <w:r>
+              <w:rPr>
+                <w:rFonts w:eastAsia="Times New Roman" w:cs="Times New Roman"/>
+                <w:b/>
+                <w:bCs/>
+                <w:kern w:val="0"/>
+                <w:sz w:val="24"/>
+                <w:lang w:eastAsia="ru-RU"/>
+                <w14:ligatures w14:val="none"/>
+              </w:rPr>
+              <w:t>Описание</w:t>
+            </w:r>
+          </w:p>
+        </w:tc>
+      </w:tr>
+      <w:tr>
+        <w:trPr>
+          <w:trHeight w:val="415"/>
+        </w:trPr>
+        <w:tc>
+          <w:tcPr>
+            <w:tcW w:w="0" w:type="auto"/>
+            <w:hideMark/>
+          </w:tcPr>
+          <w:p>
+            <w:pPr>
+              <w:ind w:firstLine="0"/>
+              <w:jc w:val="left"/>
+              <w:rPr>
+                <w:rFonts w:eastAsia="Times New Roman" w:cs="Times New Roman"/>
+                <w:kern w:val="0"/>
+                <w:sz w:val="24"/>
+                <w:lang w:eastAsia="ru-RU"/>
+                <w14:ligatures w14:val="none"/>
+              </w:rPr>
+            </w:pPr>
+            <w:r>
+              <w:rPr>
+                <w:rFonts w:eastAsia="Times New Roman" w:cs="Times New Roman"/>
+                <w:kern w:val="0"/>
+                <w:sz w:val="24"/>
+                <w:lang w:eastAsia="ru-RU"/>
+                <w14:ligatures w14:val="none"/>
+              </w:rPr>
+              <w:t>L</w:t>
+            </w:r>
+          </w:p>
+        </w:tc>
+        <w:tc>
+          <w:tcPr>
+            <w:tcW w:w="0" w:type="auto"/>
+            <w:hideMark/>
+          </w:tcPr>
+          <w:p>
+            <w:pPr>
+              <w:ind w:firstLine="0"/>
+              <w:jc w:val="left"/>
+              <w:rPr>
+                <w:rFonts w:eastAsia="Times New Roman" w:cs="Times New Roman"/>
+                <w:kern w:val="0"/>
+                <w:sz w:val="24"/>
+                <w:lang w:eastAsia="ru-RU"/>
+                <w14:ligatures w14:val="none"/>
+              </w:rPr>
+            </w:pPr>
+            <w:r>
+              <w:rPr>
+                <w:rFonts w:eastAsia="Times New Roman" w:cs="Times New Roman"/>
+                <w:kern w:val="0"/>
+                <w:sz w:val="24"/>
+                <w:lang w:eastAsia="ru-RU"/>
+                <w14:ligatures w14:val="none"/>
+              </w:rPr>
+              <w:t>L = H − t</w:t>
+            </w:r>
+          </w:p>
+        </w:tc>
+        <w:tc>
+          <w:tcPr>
+            <w:tcW w:w="0" w:type="auto"/>
+            <w:hideMark/>
+          </w:tcPr>
+          <w:p>
+            <w:pPr>
+              <w:ind w:firstLine="0"/>
+              <w:jc w:val="left"/>
+              <w:rPr>
+                <w:rFonts w:eastAsia="Times New Roman" w:cs="Times New Roman"/>
+                <w:kern w:val="0"/>
+                <w:sz w:val="24"/>
+                <w:lang w:eastAsia="ru-RU"/>
+                <w14:ligatures w14:val="none"/>
+              </w:rPr>
+            </w:pPr>
+            <w:r>
+              <w:rPr>
+                <w:rFonts w:eastAsia="Times New Roman" w:cs="Times New Roman"/>
+                <w:kern w:val="0"/>
+                <w:sz w:val="24"/>
+                <w:lang w:eastAsia="ru-RU"/>
+                <w14:ligatures w14:val="none"/>
+              </w:rPr>
+              <w:t>Длина ножки</w:t>
+            </w:r>
+          </w:p>
+        </w:tc>
+      </w:tr>
+      <w:tr>
+        <w:trPr>
+          <w:trHeight w:val="428"/>
+        </w:trPr>
+        <w:tc>
+          <w:tcPr>
+            <w:tcW w:w="0" w:type="auto"/>
+            <w:hideMark/>
+          </w:tcPr>
+          <w:p>
+            <w:pPr>
+              <w:ind w:firstLine="0"/>
+              <w:jc w:val="left"/>
+              <w:rPr>
+                <w:rFonts w:eastAsia="Times New Roman" w:cs="Times New Roman"/>
+                <w:kern w:val="0"/>
+                <w:sz w:val="24"/>
+                <w:lang w:eastAsia="ru-RU"/>
+                <w14:ligatures w14:val="none"/>
+              </w:rPr>
+            </w:pPr>
+            <w:proofErr w:type="spellStart"/>
+            <w:r>
+              <w:rPr>
+                <w:rFonts w:eastAsia="Times New Roman" w:cs="Times New Roman"/>
+                <w:kern w:val="0"/>
+                <w:sz w:val="24"/>
+                <w:lang w:eastAsia="ru-RU"/>
+                <w14:ligatures w14:val="none"/>
+              </w:rPr>
+              <w:t>offset</w:t>
+            </w:r>
+            <w:proofErr w:type="spellEnd"/>
+          </w:p>
+        </w:tc>
+        <w:tc>
+          <w:tcPr>
+            <w:tcW w:w="0" w:type="auto"/>
+            <w:hideMark/>
+          </w:tcPr>
+          <w:p>
+            <w:pPr>
+              <w:ind w:firstLine="0"/>
+              <w:jc w:val="left"/>
+              <w:rPr>
+                <w:rFonts w:eastAsia="Times New Roman" w:cs="Times New Roman"/>
+                <w:kern w:val="0"/>
+                <w:sz w:val="24"/>
+                <w:lang w:eastAsia="ru-RU"/>
+                <w14:ligatures w14:val="none"/>
+              </w:rPr>
+            </w:pPr>
+            <w:proofErr w:type="spellStart"/>
+            <w:r>
+              <w:rPr>
+                <w:rFonts w:eastAsia="Times New Roman" w:cs="Times New Roman"/>
+                <w:kern w:val="0"/>
+                <w:sz w:val="24"/>
+                <w:lang w:eastAsia="ru-RU"/>
+                <w14:ligatures w14:val="none"/>
+              </w:rPr>
+              <w:t>offset</w:t>
+            </w:r>
+            <w:proofErr w:type="spellEnd"/>
+            <w:r>
+              <w:rPr>
+                <w:rFonts w:eastAsia="Times New Roman" w:cs="Times New Roman"/>
+                <w:kern w:val="0"/>
+                <w:sz w:val="24"/>
+                <w:lang w:eastAsia="ru-RU"/>
+                <w14:ligatures w14:val="none"/>
+              </w:rPr>
+              <w:t xml:space="preserve"> = W / 10</w:t>
+            </w:r>
+          </w:p>
+        </w:tc>
+        <w:tc>
+          <w:tcPr>
+            <w:tcW w:w="0" w:type="auto"/>
+            <w:hideMark/>
+          </w:tcPr>
+          <w:p>
+            <w:pPr>
+              <w:ind w:firstLine="0"/>
+              <w:jc w:val="left"/>
+              <w:rPr>
+                <w:rFonts w:eastAsia="Times New Roman" w:cs="Times New Roman"/>
+                <w:kern w:val="0"/>
+                <w:sz w:val="24"/>
+                <w:lang w:eastAsia="ru-RU"/>
+                <w14:ligatures w14:val="none"/>
+              </w:rPr>
+            </w:pPr>
+            <w:r>
+              <w:rPr>
+                <w:rFonts w:eastAsia="Times New Roman" w:cs="Times New Roman"/>
+                <w:kern w:val="0"/>
+                <w:sz w:val="24"/>
+                <w:lang w:eastAsia="ru-RU"/>
+                <w14:ligatures w14:val="none"/>
+              </w:rPr>
+              <w:t>Отступ от края сиденья до центра ножки</w:t>
+            </w:r>
+          </w:p>
+        </w:tc>
+      </w:tr>
+      <w:tr>
+        <w:trPr>
+          <w:trHeight w:val="415"/>
+        </w:trPr>
+        <w:tc>
+          <w:tcPr>
+            <w:tcW w:w="0" w:type="auto"/>
+            <w:hideMark/>
+          </w:tcPr>
+          <w:p>
+            <w:pPr>
+              <w:ind w:firstLine="0"/>
+              <w:jc w:val="left"/>
+              <w:rPr>
+                <w:rFonts w:eastAsia="Times New Roman" w:cs="Times New Roman"/>
+                <w:kern w:val="0"/>
+                <w:sz w:val="24"/>
+                <w:lang w:eastAsia="ru-RU"/>
+                <w14:ligatures w14:val="none"/>
+              </w:rPr>
+            </w:pPr>
+            <w:proofErr w:type="spellStart"/>
+            <w:r>
+              <w:rPr>
+                <w:rFonts w:eastAsia="Times New Roman" w:cs="Times New Roman"/>
+                <w:kern w:val="0"/>
+                <w:sz w:val="24"/>
+                <w:lang w:eastAsia="ru-RU"/>
+                <w14:ligatures w14:val="none"/>
+              </w:rPr>
+              <w:t>StepX</w:t>
+            </w:r>
+            <w:proofErr w:type="spellEnd"/>
+          </w:p>
+        </w:tc>
+        <w:tc>
+          <w:tcPr>
+            <w:tcW w:w="0" w:type="auto"/>
+            <w:hideMark/>
+          </w:tcPr>
+          <w:p>
+            <w:pPr>
+              <w:ind w:firstLine="0"/>
+              <w:jc w:val="left"/>
+              <w:rPr>
+                <w:rFonts w:eastAsia="Times New Roman" w:cs="Times New Roman"/>
+                <w:kern w:val="0"/>
+                <w:sz w:val="24"/>
+                <w:lang w:eastAsia="ru-RU"/>
+                <w14:ligatures w14:val="none"/>
+              </w:rPr>
+            </w:pPr>
+            <w:proofErr w:type="spellStart"/>
+            <w:r>
+              <w:rPr>
+                <w:rFonts w:eastAsia="Times New Roman" w:cs="Times New Roman"/>
+                <w:kern w:val="0"/>
+                <w:sz w:val="24"/>
+                <w:lang w:eastAsia="ru-RU"/>
+                <w14:ligatures w14:val="none"/>
+              </w:rPr>
+              <w:t>StepX</w:t>
+            </w:r>
+            <w:proofErr w:type="spellEnd"/>
+            <w:r>
+              <w:rPr>
+                <w:rFonts w:eastAsia="Times New Roman" w:cs="Times New Roman"/>
+                <w:kern w:val="0"/>
+                <w:sz w:val="24"/>
+                <w:lang w:eastAsia="ru-RU"/>
+                <w14:ligatures w14:val="none"/>
+              </w:rPr>
+              <w:t xml:space="preserve"> = W − 2 × </w:t>
+            </w:r>
+            <w:proofErr w:type="spellStart"/>
+            <w:r>
+              <w:rPr>
+                <w:rFonts w:eastAsia="Times New Roman" w:cs="Times New Roman"/>
+                <w:kern w:val="0"/>
+                <w:sz w:val="24"/>
+                <w:lang w:eastAsia="ru-RU"/>
+                <w14:ligatures w14:val="none"/>
+              </w:rPr>
+              <w:t>offset</w:t>
+            </w:r>
+            <w:proofErr w:type="spellEnd"/>
+          </w:p>
+        </w:tc>
+        <w:tc>
+          <w:tcPr>
+            <w:tcW w:w="0" w:type="auto"/>
+            <w:hideMark/>
+          </w:tcPr>
+          <w:p>
+            <w:pPr>
+              <w:ind w:firstLine="0"/>
+              <w:jc w:val="left"/>
+              <w:rPr>
+                <w:rFonts w:eastAsia="Times New Roman" w:cs="Times New Roman"/>
+                <w:kern w:val="0"/>
+                <w:sz w:val="24"/>
+                <w:lang w:eastAsia="ru-RU"/>
+                <w14:ligatures w14:val="none"/>
+              </w:rPr>
+            </w:pPr>
+            <w:r>
+              <w:rPr>
+                <w:rFonts w:eastAsia="Times New Roman" w:cs="Times New Roman"/>
+                <w:kern w:val="0"/>
+                <w:sz w:val="24"/>
+                <w:lang w:eastAsia="ru-RU"/>
+                <w14:ligatures w14:val="none"/>
+              </w:rPr>
+              <w:t>Шаг массива по оси X</w:t>
+            </w:r>
+          </w:p>
+        </w:tc>
+      </w:tr>
+      <w:tr>
+        <w:trPr>
+          <w:trHeight w:val="465"/>
+        </w:trPr>
+        <w:tc>
+          <w:tcPr>
+            <w:tcW w:w="0" w:type="auto"/>
+            <w:hideMark/>
+          </w:tcPr>
+          <w:p>
+            <w:pPr>
+              <w:ind w:firstLine="0"/>
+              <w:jc w:val="left"/>
+              <w:rPr>
+                <w:rFonts w:eastAsia="Times New Roman" w:cs="Times New Roman"/>
+                <w:kern w:val="0"/>
+                <w:sz w:val="24"/>
+                <w:lang w:eastAsia="ru-RU"/>
+                <w14:ligatures w14:val="none"/>
+              </w:rPr>
+            </w:pPr>
+            <w:proofErr w:type="spellStart"/>
+            <w:r>
+              <w:rPr>
+                <w:rFonts w:eastAsia="Times New Roman" w:cs="Times New Roman"/>
+                <w:kern w:val="0"/>
+                <w:sz w:val="24"/>
+                <w:lang w:eastAsia="ru-RU"/>
+                <w14:ligatures w14:val="none"/>
+              </w:rPr>
+              <w:t>StepY</w:t>
+            </w:r>
+            <w:proofErr w:type="spellEnd"/>
+          </w:p>
+        </w:tc>
+        <w:tc>
+          <w:tcPr>
+            <w:tcW w:w="0" w:type="auto"/>
+            <w:hideMark/>
+          </w:tcPr>
+          <w:p>
+            <w:pPr>
+              <w:ind w:firstLine="0"/>
+              <w:jc w:val="left"/>
+              <w:rPr>
+                <w:rFonts w:eastAsia="Times New Roman" w:cs="Times New Roman"/>
+                <w:kern w:val="0"/>
+                <w:sz w:val="24"/>
+                <w:lang w:eastAsia="ru-RU"/>
+                <w14:ligatures w14:val="none"/>
+              </w:rPr>
+            </w:pPr>
+            <w:proofErr w:type="spellStart"/>
+            <w:r>
+              <w:rPr>
+                <w:rFonts w:eastAsia="Times New Roman" w:cs="Times New Roman"/>
+                <w:kern w:val="0"/>
+                <w:sz w:val="24"/>
+                <w:lang w:eastAsia="ru-RU"/>
+                <w14:ligatures w14:val="none"/>
+              </w:rPr>
+              <w:t>StepY</w:t>
+            </w:r>
+            <w:proofErr w:type="spellEnd"/>
+            <w:r>
+              <w:rPr>
+                <w:rFonts w:eastAsia="Times New Roman" w:cs="Times New Roman"/>
+                <w:kern w:val="0"/>
+                <w:sz w:val="24"/>
+                <w:lang w:eastAsia="ru-RU"/>
+                <w14:ligatures w14:val="none"/>
+              </w:rPr>
+              <w:t xml:space="preserve"> = D − 2 × </w:t>
+            </w:r>
+            <w:proofErr w:type="spellStart"/>
+            <w:r>
+              <w:rPr>
+                <w:rFonts w:eastAsia="Times New Roman" w:cs="Times New Roman"/>
+                <w:kern w:val="0"/>
+                <w:sz w:val="24"/>
+                <w:lang w:eastAsia="ru-RU"/>
+                <w14:ligatures w14:val="none"/>
+              </w:rPr>
+              <w:t>offset</w:t>
+            </w:r>
+            <w:proofErr w:type="spellEnd"/>
+          </w:p>
+        </w:tc>
+        <w:tc>
+          <w:tcPr>
+            <w:tcW w:w="0" w:type="auto"/>
+            <w:hideMark/>
+          </w:tcPr>
+          <w:p>
+            <w:pPr>
+              <w:ind w:firstLine="0"/>
+              <w:jc w:val="left"/>
+              <w:rPr>
+                <w:rFonts w:eastAsia="Times New Roman" w:cs="Times New Roman"/>
+                <w:kern w:val="0"/>
+                <w:sz w:val="24"/>
+                <w:lang w:eastAsia="ru-RU"/>
+                <w14:ligatures w14:val="none"/>
+              </w:rPr>
+            </w:pPr>
+            <w:r>
+              <w:rPr>
+                <w:rFonts w:eastAsia="Times New Roman" w:cs="Times New Roman"/>
+                <w:kern w:val="0"/>
+                <w:sz w:val="24"/>
+                <w:lang w:eastAsia="ru-RU"/>
+                <w14:ligatures w14:val="none"/>
+              </w:rPr>
+              <w:t>Шаг массива по оси Y</w:t>
+            </w:r>
+          </w:p>
+        </w:tc>
+      </w:tr>
+    </w:tbl>
+    <w:p>
+      <w:r>
+        <w:lastRenderedPageBreak/>
+        <w:t>Таким образом, предмет проектирования представляет собой параметрическую модель табуретки, геометрия которой полностью определяется пятью входными параметрами и двумя производными величинами. Это позволяет описать построение модели в виде последовательности вызовов API КОМПАС-3D, что рассматривается в следующем разделе.</w:t>
+      </w:r>
+    </w:p>
+    <w:p/>
+    <w:p/>
+    <w:p/>
+    <w:p/>
+    <w:p/>
+    <w:p/>
+    <w:p/>
+    <w:p/>
+    <w:p/>
+    <w:p/>
+    <w:p/>
+    <w:p/>
+    <w:p/>
+    <w:p/>
+    <w:p/>
+    <w:p/>
+    <w:p/>
+    <w:p/>
+    <w:p/>
+    <w:p/>
+    <w:p/>
+    <w:p/>
+    <w:p/>
+    <w:p>
+      <w:pPr>
+        <w:spacing w:after="160" w:line="278" w:lineRule="auto"/>
+        <w:ind w:firstLine="0"/>
+        <w:jc w:val="left"/>
+      </w:pPr>
+      <w:r>
+        <w:br w:type="page"/>
+      </w:r>
+    </w:p>
+    <w:p>
+      <w:pPr>
+        <w:pStyle w:val="1"/>
+      </w:pPr>
+      <w:bookmarkStart w:id="5" w:name="_Toc241042447"/>
+      <w:r>
+        <w:lastRenderedPageBreak/>
+        <w:t>3. Проект системы</w:t>
+      </w:r>
+      <w:bookmarkEnd w:id="5"/>
+    </w:p>
+    <w:p/>
+    <w:p>
+      <w:pPr>
+        <w:pStyle w:val="2"/>
+      </w:pPr>
+      <w:bookmarkStart w:id="6" w:name="_Toc241042448"/>
+      <w:r>
+        <w:t>3.1. Диаграмма классов</w:t>
+      </w:r>
+      <w:bookmarkEnd w:id="6"/>
+    </w:p>
+    <w:p/>
+    <w:p>
+      <w:r>
+        <w:t xml:space="preserve">UML (Unified </w:t>
+      </w:r>
+      <w:proofErr w:type="spellStart"/>
+      <w:r>
+        <w:t>Modeling</w:t>
+      </w:r>
+      <w:proofErr w:type="spellEnd"/>
+      <w:r>
+        <w:t xml:space="preserve"> Language, унифицированный язык моделирования) представляет собой графическую нотацию для описания структуры и поведения программных систем. Диаграмма классов является одним из видов UML и описывает типы объектов системы, их свойства, методы и статические отношения между ними. Диаграмма классов применяется на этапе проектирования, когда требуется зафиксировать архитектуру до написания кода.</w:t>
+      </w:r>
+    </w:p>
+    <w:p>
+      <w:r>
+        <w:t xml:space="preserve">Для разрабатываемого плагина спроектированы пять классов: </w:t>
+      </w:r>
+      <w:proofErr w:type="spellStart"/>
+      <w:r>
+        <w:t>MainForm</w:t>
+      </w:r>
+      <w:proofErr w:type="spellEnd"/>
+      <w:r>
+        <w:t xml:space="preserve">, </w:t>
+      </w:r>
+      <w:proofErr w:type="spellStart"/>
+      <w:r>
+        <w:t>TaburetkaParameters</w:t>
+      </w:r>
+      <w:proofErr w:type="spellEnd"/>
+      <w:r>
+        <w:t xml:space="preserve">, </w:t>
+      </w:r>
+      <w:proofErr w:type="spellStart"/>
+      <w:r>
+        <w:t>Validator</w:t>
+      </w:r>
+      <w:proofErr w:type="spellEnd"/>
+      <w:r>
+        <w:t xml:space="preserve">, </w:t>
+      </w:r>
+      <w:proofErr w:type="spellStart"/>
+      <w:r>
+        <w:t>TaburetkaBuilder</w:t>
+      </w:r>
+      <w:proofErr w:type="spellEnd"/>
+      <w:r>
+        <w:t xml:space="preserve"> и </w:t>
+      </w:r>
+      <w:proofErr w:type="spellStart"/>
+      <w:r>
+        <w:t>KompasWrapper</w:t>
+      </w:r>
+      <w:proofErr w:type="spellEnd"/>
+      <w:r>
+        <w:t>. Каждый класс отвечает за свою часть работы. Разделение обязанностей выполнено по принципу единственной ответственности: класс решает одну задачу и не берёт на себя чужие функции.</w:t>
+      </w:r>
+    </w:p>
+    <w:p>
+      <w:r>
+        <w:t xml:space="preserve">Класс </w:t>
+      </w:r>
+      <w:proofErr w:type="spellStart"/>
+      <w:r>
+        <w:t>MainForm</w:t>
+      </w:r>
+      <w:proofErr w:type="spellEnd"/>
+      <w:r>
+        <w:t xml:space="preserve"> представляет главное окно плагина. Он принимает ввод от пользователя, хранит ссылки на параметры, строитель и обёртку API. Класс </w:t>
+      </w:r>
+      <w:proofErr w:type="spellStart"/>
+      <w:r>
+        <w:t>TaburetkaParameters</w:t>
+      </w:r>
+      <w:proofErr w:type="spellEnd"/>
+      <w:r>
+        <w:t xml:space="preserve"> хранит пять параметров модели и производные величины, а также предоставляет метод проверки корректности. Класс </w:t>
+      </w:r>
+      <w:proofErr w:type="spellStart"/>
+      <w:r>
+        <w:t>Validator</w:t>
+      </w:r>
+      <w:proofErr w:type="spellEnd"/>
+      <w:r>
+        <w:t xml:space="preserve"> выполняет проверку диапазонов и зависимостей между параметрами. Класс </w:t>
+      </w:r>
+      <w:proofErr w:type="spellStart"/>
+      <w:r>
+        <w:t>TaburetkaBuilder</w:t>
+      </w:r>
+      <w:proofErr w:type="spellEnd"/>
+      <w:r>
+        <w:t xml:space="preserve"> знает, что именно нужно построить: сиденье, ножку и массив ножек. Класс </w:t>
+      </w:r>
+      <w:proofErr w:type="spellStart"/>
+      <w:r>
+        <w:t>KompasWrapper</w:t>
+      </w:r>
+      <w:proofErr w:type="spellEnd"/>
+      <w:r>
+        <w:t xml:space="preserve"> скрывает сложность вызовов API КОМПАС-3D за простыми методами. Диаграмма классов изображена на рисунке 3.1</w:t>
+      </w:r>
+      <w:r>
+        <w:t>.</w:t>
+      </w:r>
+    </w:p>
+    <w:p>
+      <w:pPr>
+        <w:spacing w:line="240" w:lineRule="auto"/>
+        <w:ind w:firstLine="0"/>
+        <w:jc w:val="center"/>
+      </w:pPr>
+      <w:r>
+        <w:rPr>
+          <w:noProof/>
+        </w:rPr>
+        <w:lastRenderedPageBreak/>
+        <w:drawing>
+          <wp:inline distT="0" distB="0" distL="0" distR="0" wp14:anchorId="67D118C6" wp14:editId="3F775FA2">
+            <wp:extent cx="6131953" cy="3530379"/>
+            <wp:effectExtent l="0" t="0" r="2540" b="0"/>
+            <wp:docPr id="5" name="Рисунок 5"/>
+            <wp:cNvGraphicFramePr>
+              <a:graphicFrameLocks xmlns:a="http://schemas.openxmlformats.org/drawingml/2006/main" noChangeAspect="1"/>
+            </wp:cNvGraphicFramePr>
+            <a:graphic xmlns:a="http://schemas.openxmlformats.org/drawingml/2006/main">
+              <a:graphicData uri="http://schemas.openxmlformats.org/drawingml/2006/picture">
+                <pic:pic xmlns:pic="http://schemas.openxmlformats.org/drawingml/2006/picture">
+                  <pic:nvPicPr>
+                    <pic:cNvPr id="1" name=""/>
+                    <pic:cNvPicPr/>
+                  </pic:nvPicPr>
+                  <pic:blipFill>
+                    <a:blip r:embed="rId12"/>
+                    <a:stretch>
+                      <a:fillRect/>
+                    </a:stretch>
+                  </pic:blipFill>
+                  <pic:spPr>
+                    <a:xfrm>
+                      <a:off x="0" y="0"/>
+                      <a:ext cx="6131953" cy="3530379"/>
+                    </a:xfrm>
+                    <a:prstGeom prst="rect">
+                      <a:avLst/>
+                    </a:prstGeom>
+                  </pic:spPr>
+                </pic:pic>
+              </a:graphicData>
+            </a:graphic>
+          </wp:inline>
+        </w:drawing>
+      </w:r>
+    </w:p>
+    <w:p>
+      <w:pPr>
+        <w:spacing w:line="240" w:lineRule="auto"/>
+        <w:ind w:firstLine="0"/>
+        <w:jc w:val="center"/>
+      </w:pPr>
+      <w:r>
+        <w:t>Рисунок 3.1 - Диаграмма классов плагина «Табуретка»</w:t>
+      </w:r>
+    </w:p>
+    <w:p>
+      <w:pPr>
+        <w:spacing w:line="240" w:lineRule="auto"/>
+        <w:ind w:firstLine="0"/>
+        <w:jc w:val="center"/>
+      </w:pPr>
+    </w:p>
+    <w:p>
+      <w:r>
+        <w:t>Между классами установлены связи двух видов. Композиция обозначается закрашенным ромбом и означает, что один класс владеет другим и создаёт его в своём конструкторе. Использование обозначается пунктирной стрелкой с подписью «</w:t>
+      </w:r>
+      <w:proofErr w:type="spellStart"/>
+      <w:r>
+        <w:t>use</w:t>
+      </w:r>
+      <w:proofErr w:type="spellEnd"/>
+      <w:r>
+        <w:t>» и означает, что класс обращается к другому, но не владеет им. Связи между классами приведены в таблице 3.1.</w:t>
+      </w:r>
+    </w:p>
+    <w:p>
+      <w:pPr>
+        <w:spacing w:line="240" w:lineRule="auto"/>
+      </w:pPr>
+      <w:r>
+        <w:t>Таблица 3.1 - Связи между классами</w:t>
+      </w:r>
+    </w:p>
+    <w:tbl>
+      <w:tblPr>
+        <w:tblStyle w:val="af0"/>
+        <w:tblW w:w="9369" w:type="dxa"/>
+        <w:tblLook w:val="04A0" w:firstRow="1" w:lastRow="0" w:firstColumn="1" w:lastColumn="0" w:noHBand="0" w:noVBand="1"/>
+      </w:tblPr>
+      <w:tblGrid>
+        <w:gridCol w:w="2255"/>
+        <w:gridCol w:w="2255"/>
+        <w:gridCol w:w="1772"/>
+        <w:gridCol w:w="3087"/>
+      </w:tblGrid>
+      <w:tr>
+        <w:trPr>
+          <w:trHeight w:val="395"/>
+        </w:trPr>
+        <w:tc>
+          <w:tcPr>
+            <w:tcW w:w="0" w:type="auto"/>
+            <w:hideMark/>
+          </w:tcPr>
+          <w:p>
+            <w:pPr>
+              <w:ind w:firstLine="0"/>
+              <w:jc w:val="center"/>
+              <w:rPr>
+                <w:rFonts w:eastAsia="Times New Roman" w:cs="Times New Roman"/>
+                <w:b/>
+                <w:bCs/>
+                <w:kern w:val="0"/>
+                <w:sz w:val="24"/>
+                <w:lang w:eastAsia="ru-RU"/>
+                <w14:ligatures w14:val="none"/>
+              </w:rPr>
+            </w:pPr>
+            <w:r>
+              <w:rPr>
+                <w:rFonts w:eastAsia="Times New Roman" w:cs="Times New Roman"/>
+                <w:b/>
+                <w:bCs/>
+                <w:kern w:val="0"/>
+                <w:sz w:val="24"/>
+                <w:lang w:eastAsia="ru-RU"/>
+                <w14:ligatures w14:val="none"/>
+              </w:rPr>
+              <w:t>Класс-владелец</w:t>
+            </w:r>
+          </w:p>
+        </w:tc>
+        <w:tc>
+          <w:tcPr>
+            <w:tcW w:w="0" w:type="auto"/>
+            <w:hideMark/>
+          </w:tcPr>
+          <w:p>
+            <w:pPr>
+              <w:ind w:firstLine="0"/>
+              <w:jc w:val="center"/>
+              <w:rPr>
+                <w:rFonts w:eastAsia="Times New Roman" w:cs="Times New Roman"/>
+                <w:b/>
+                <w:bCs/>
+                <w:kern w:val="0"/>
+                <w:sz w:val="24"/>
+                <w:lang w:eastAsia="ru-RU"/>
+                <w14:ligatures w14:val="none"/>
+              </w:rPr>
+            </w:pPr>
+            <w:r>
+              <w:rPr>
+                <w:rFonts w:eastAsia="Times New Roman" w:cs="Times New Roman"/>
+                <w:b/>
+                <w:bCs/>
+                <w:kern w:val="0"/>
+                <w:sz w:val="24"/>
+                <w:lang w:eastAsia="ru-RU"/>
+                <w14:ligatures w14:val="none"/>
+              </w:rPr>
+              <w:t>Класс-часть</w:t>
+            </w:r>
+          </w:p>
+        </w:tc>
+        <w:tc>
+          <w:tcPr>
+            <w:tcW w:w="0" w:type="auto"/>
+            <w:hideMark/>
+          </w:tcPr>
+          <w:p>
+            <w:pPr>
+              <w:ind w:firstLine="0"/>
+              <w:jc w:val="center"/>
+              <w:rPr>
+                <w:rFonts w:eastAsia="Times New Roman" w:cs="Times New Roman"/>
+                <w:b/>
+                <w:bCs/>
+                <w:kern w:val="0"/>
+                <w:sz w:val="24"/>
+                <w:lang w:eastAsia="ru-RU"/>
+                <w14:ligatures w14:val="none"/>
+              </w:rPr>
+            </w:pPr>
+            <w:r>
+              <w:rPr>
+                <w:rFonts w:eastAsia="Times New Roman" w:cs="Times New Roman"/>
+                <w:b/>
+                <w:bCs/>
+                <w:kern w:val="0"/>
+                <w:sz w:val="24"/>
+                <w:lang w:eastAsia="ru-RU"/>
+                <w14:ligatures w14:val="none"/>
+              </w:rPr>
+              <w:t>Тип связи</w:t>
+            </w:r>
+          </w:p>
+        </w:tc>
+        <w:tc>
+          <w:tcPr>
+            <w:tcW w:w="0" w:type="auto"/>
+            <w:hideMark/>
+          </w:tcPr>
+          <w:p>
+            <w:pPr>
+              <w:ind w:firstLine="0"/>
+              <w:jc w:val="center"/>
+              <w:rPr>
+                <w:rFonts w:eastAsia="Times New Roman" w:cs="Times New Roman"/>
+                <w:b/>
+                <w:bCs/>
+                <w:kern w:val="0"/>
+                <w:sz w:val="24"/>
+                <w:lang w:eastAsia="ru-RU"/>
+                <w14:ligatures w14:val="none"/>
+              </w:rPr>
+            </w:pPr>
+            <w:r>
+              <w:rPr>
+                <w:rFonts w:eastAsia="Times New Roman" w:cs="Times New Roman"/>
+                <w:b/>
+                <w:bCs/>
+                <w:kern w:val="0"/>
+                <w:sz w:val="24"/>
+                <w:lang w:eastAsia="ru-RU"/>
+                <w14:ligatures w14:val="none"/>
+              </w:rPr>
+              <w:t>Пояснение</w:t>
+            </w:r>
+          </w:p>
+        </w:tc>
+      </w:tr>
+      <w:tr>
+        <w:trPr>
+          <w:trHeight w:val="791"/>
+        </w:trPr>
+        <w:tc>
+          <w:tcPr>
+            <w:tcW w:w="0" w:type="auto"/>
+            <w:hideMark/>
+          </w:tcPr>
+          <w:p>
+            <w:pPr>
+              <w:spacing w:line="240" w:lineRule="auto"/>
+              <w:ind w:firstLine="0"/>
+              <w:jc w:val="left"/>
+              <w:rPr>
+                <w:rFonts w:eastAsia="Times New Roman" w:cs="Times New Roman"/>
+                <w:kern w:val="0"/>
+                <w:sz w:val="24"/>
+                <w:lang w:eastAsia="ru-RU"/>
+                <w14:ligatures w14:val="none"/>
+              </w:rPr>
+            </w:pPr>
+            <w:proofErr w:type="spellStart"/>
+            <w:r>
+              <w:rPr>
+                <w:rFonts w:eastAsia="Times New Roman" w:cs="Times New Roman"/>
+                <w:kern w:val="0"/>
+                <w:sz w:val="24"/>
+                <w:lang w:eastAsia="ru-RU"/>
+                <w14:ligatures w14:val="none"/>
+              </w:rPr>
+              <w:t>MainForm</w:t>
+            </w:r>
+            <w:proofErr w:type="spellEnd"/>
+          </w:p>
+        </w:tc>
+        <w:tc>
+          <w:tcPr>
+            <w:tcW w:w="0" w:type="auto"/>
+            <w:hideMark/>
+          </w:tcPr>
+          <w:p>
+            <w:pPr>
+              <w:spacing w:line="240" w:lineRule="auto"/>
+              <w:ind w:firstLine="0"/>
+              <w:jc w:val="left"/>
+              <w:rPr>
+                <w:rFonts w:eastAsia="Times New Roman" w:cs="Times New Roman"/>
+                <w:kern w:val="0"/>
+                <w:sz w:val="24"/>
+                <w:lang w:eastAsia="ru-RU"/>
+                <w14:ligatures w14:val="none"/>
+              </w:rPr>
+            </w:pPr>
+            <w:proofErr w:type="spellStart"/>
+            <w:r>
+              <w:rPr>
+                <w:rFonts w:eastAsia="Times New Roman" w:cs="Times New Roman"/>
+                <w:kern w:val="0"/>
+                <w:sz w:val="24"/>
+                <w:lang w:eastAsia="ru-RU"/>
+                <w14:ligatures w14:val="none"/>
+              </w:rPr>
+              <w:t>TaburetkaParameters</w:t>
+            </w:r>
+            <w:proofErr w:type="spellEnd"/>
+          </w:p>
+        </w:tc>
+        <w:tc>
+          <w:tcPr>
+            <w:tcW w:w="0" w:type="auto"/>
+            <w:hideMark/>
+          </w:tcPr>
+          <w:p>
+            <w:pPr>
+              <w:spacing w:line="240" w:lineRule="auto"/>
+              <w:ind w:firstLine="0"/>
+              <w:jc w:val="left"/>
+              <w:rPr>
+                <w:rFonts w:eastAsia="Times New Roman" w:cs="Times New Roman"/>
+                <w:kern w:val="0"/>
+                <w:sz w:val="24"/>
+                <w:lang w:eastAsia="ru-RU"/>
+                <w14:ligatures w14:val="none"/>
+              </w:rPr>
+            </w:pPr>
+            <w:r>
+              <w:rPr>
+                <w:rFonts w:eastAsia="Times New Roman" w:cs="Times New Roman"/>
+                <w:kern w:val="0"/>
+                <w:sz w:val="24"/>
+                <w:lang w:eastAsia="ru-RU"/>
+                <w14:ligatures w14:val="none"/>
+              </w:rPr>
+              <w:t>Композиция</w:t>
+            </w:r>
+          </w:p>
+        </w:tc>
+        <w:tc>
+          <w:tcPr>
+            <w:tcW w:w="0" w:type="auto"/>
+            <w:hideMark/>
+          </w:tcPr>
+          <w:p>
+            <w:pPr>
+              <w:spacing w:line="240" w:lineRule="auto"/>
+              <w:ind w:firstLine="0"/>
+              <w:jc w:val="left"/>
+              <w:rPr>
+                <w:rFonts w:eastAsia="Times New Roman" w:cs="Times New Roman"/>
+                <w:kern w:val="0"/>
+                <w:sz w:val="24"/>
+                <w:lang w:eastAsia="ru-RU"/>
+                <w14:ligatures w14:val="none"/>
+              </w:rPr>
+            </w:pPr>
+            <w:proofErr w:type="spellStart"/>
+            <w:r>
+              <w:rPr>
+                <w:rFonts w:eastAsia="Times New Roman" w:cs="Times New Roman"/>
+                <w:kern w:val="0"/>
+                <w:sz w:val="24"/>
+                <w:lang w:eastAsia="ru-RU"/>
+                <w14:ligatures w14:val="none"/>
+              </w:rPr>
+              <w:t>MainForm</w:t>
+            </w:r>
+            <w:proofErr w:type="spellEnd"/>
+            <w:r>
+              <w:rPr>
+                <w:rFonts w:eastAsia="Times New Roman" w:cs="Times New Roman"/>
+                <w:kern w:val="0"/>
+                <w:sz w:val="24"/>
+                <w:lang w:eastAsia="ru-RU"/>
+                <w14:ligatures w14:val="none"/>
+              </w:rPr>
+              <w:t xml:space="preserve"> создаёт параметры в конструкторе</w:t>
+            </w:r>
+          </w:p>
+        </w:tc>
+      </w:tr>
+      <w:tr>
+        <w:trPr>
+          <w:trHeight w:val="791"/>
+        </w:trPr>
+        <w:tc>
+          <w:tcPr>
+            <w:tcW w:w="0" w:type="auto"/>
+            <w:hideMark/>
+          </w:tcPr>
+          <w:p>
+            <w:pPr>
+              <w:spacing w:line="240" w:lineRule="auto"/>
+              <w:ind w:firstLine="0"/>
+              <w:jc w:val="left"/>
+              <w:rPr>
+                <w:rFonts w:eastAsia="Times New Roman" w:cs="Times New Roman"/>
+                <w:kern w:val="0"/>
+                <w:sz w:val="24"/>
+                <w:lang w:eastAsia="ru-RU"/>
+                <w14:ligatures w14:val="none"/>
+              </w:rPr>
+            </w:pPr>
+            <w:proofErr w:type="spellStart"/>
+            <w:r>
+              <w:rPr>
+                <w:rFonts w:eastAsia="Times New Roman" w:cs="Times New Roman"/>
+                <w:kern w:val="0"/>
+                <w:sz w:val="24"/>
+                <w:lang w:eastAsia="ru-RU"/>
+                <w14:ligatures w14:val="none"/>
+              </w:rPr>
+              <w:t>MainForm</w:t>
+            </w:r>
+            <w:proofErr w:type="spellEnd"/>
+          </w:p>
+        </w:tc>
+        <w:tc>
+          <w:tcPr>
+            <w:tcW w:w="0" w:type="auto"/>
+            <w:hideMark/>
+          </w:tcPr>
+          <w:p>
+            <w:pPr>
+              <w:spacing w:line="240" w:lineRule="auto"/>
+              <w:ind w:firstLine="0"/>
+              <w:jc w:val="left"/>
+              <w:rPr>
+                <w:rFonts w:eastAsia="Times New Roman" w:cs="Times New Roman"/>
+                <w:kern w:val="0"/>
+                <w:sz w:val="24"/>
+                <w:lang w:eastAsia="ru-RU"/>
+                <w14:ligatures w14:val="none"/>
+              </w:rPr>
+            </w:pPr>
+            <w:proofErr w:type="spellStart"/>
+            <w:r>
+              <w:rPr>
+                <w:rFonts w:eastAsia="Times New Roman" w:cs="Times New Roman"/>
+                <w:kern w:val="0"/>
+                <w:sz w:val="24"/>
+                <w:lang w:eastAsia="ru-RU"/>
+                <w14:ligatures w14:val="none"/>
+              </w:rPr>
+              <w:t>TaburetkaBuilder</w:t>
+            </w:r>
+            <w:proofErr w:type="spellEnd"/>
+          </w:p>
+        </w:tc>
+        <w:tc>
+          <w:tcPr>
+            <w:tcW w:w="0" w:type="auto"/>
+            <w:hideMark/>
+          </w:tcPr>
+          <w:p>
+            <w:pPr>
+              <w:spacing w:line="240" w:lineRule="auto"/>
+              <w:ind w:firstLine="0"/>
+              <w:jc w:val="left"/>
+              <w:rPr>
+                <w:rFonts w:eastAsia="Times New Roman" w:cs="Times New Roman"/>
+                <w:kern w:val="0"/>
+                <w:sz w:val="24"/>
+                <w:lang w:eastAsia="ru-RU"/>
+                <w14:ligatures w14:val="none"/>
+              </w:rPr>
+            </w:pPr>
+            <w:r>
+              <w:rPr>
+                <w:rFonts w:eastAsia="Times New Roman" w:cs="Times New Roman"/>
+                <w:kern w:val="0"/>
+                <w:sz w:val="24"/>
+                <w:lang w:eastAsia="ru-RU"/>
+                <w14:ligatures w14:val="none"/>
+              </w:rPr>
+              <w:t>Композиция</w:t>
+            </w:r>
+          </w:p>
+        </w:tc>
+        <w:tc>
+          <w:tcPr>
+            <w:tcW w:w="0" w:type="auto"/>
+            <w:hideMark/>
+          </w:tcPr>
+          <w:p>
+            <w:pPr>
+              <w:spacing w:line="240" w:lineRule="auto"/>
+              <w:ind w:firstLine="0"/>
+              <w:jc w:val="left"/>
+              <w:rPr>
+                <w:rFonts w:eastAsia="Times New Roman" w:cs="Times New Roman"/>
+                <w:kern w:val="0"/>
+                <w:sz w:val="24"/>
+                <w:lang w:eastAsia="ru-RU"/>
+                <w14:ligatures w14:val="none"/>
+              </w:rPr>
+            </w:pPr>
+            <w:proofErr w:type="spellStart"/>
+            <w:r>
+              <w:rPr>
+                <w:rFonts w:eastAsia="Times New Roman" w:cs="Times New Roman"/>
+                <w:kern w:val="0"/>
+                <w:sz w:val="24"/>
+                <w:lang w:eastAsia="ru-RU"/>
+                <w14:ligatures w14:val="none"/>
+              </w:rPr>
+              <w:t>MainForm</w:t>
+            </w:r>
+            <w:proofErr w:type="spellEnd"/>
+            <w:r>
+              <w:rPr>
+                <w:rFonts w:eastAsia="Times New Roman" w:cs="Times New Roman"/>
+                <w:kern w:val="0"/>
+                <w:sz w:val="24"/>
+                <w:lang w:eastAsia="ru-RU"/>
+                <w14:ligatures w14:val="none"/>
+              </w:rPr>
+              <w:t xml:space="preserve"> создаёт строитель в конструкторе</w:t>
+            </w:r>
+          </w:p>
+        </w:tc>
+      </w:tr>
+      <w:tr>
+        <w:trPr>
+          <w:trHeight w:val="791"/>
+        </w:trPr>
+        <w:tc>
+          <w:tcPr>
+            <w:tcW w:w="0" w:type="auto"/>
+            <w:hideMark/>
+          </w:tcPr>
+          <w:p>
+            <w:pPr>
+              <w:spacing w:line="240" w:lineRule="auto"/>
+              <w:ind w:firstLine="0"/>
+              <w:jc w:val="left"/>
+              <w:rPr>
+                <w:rFonts w:eastAsia="Times New Roman" w:cs="Times New Roman"/>
+                <w:kern w:val="0"/>
+                <w:sz w:val="24"/>
+                <w:lang w:eastAsia="ru-RU"/>
+                <w14:ligatures w14:val="none"/>
+              </w:rPr>
+            </w:pPr>
+            <w:proofErr w:type="spellStart"/>
+            <w:r>
+              <w:rPr>
+                <w:rFonts w:eastAsia="Times New Roman" w:cs="Times New Roman"/>
+                <w:kern w:val="0"/>
+                <w:sz w:val="24"/>
+                <w:lang w:eastAsia="ru-RU"/>
+                <w14:ligatures w14:val="none"/>
+              </w:rPr>
+              <w:t>MainForm</w:t>
+            </w:r>
+            <w:proofErr w:type="spellEnd"/>
+          </w:p>
+        </w:tc>
+        <w:tc>
+          <w:tcPr>
+            <w:tcW w:w="0" w:type="auto"/>
+            <w:hideMark/>
+          </w:tcPr>
+          <w:p>
+            <w:pPr>
+              <w:spacing w:line="240" w:lineRule="auto"/>
+              <w:ind w:firstLine="0"/>
+              <w:jc w:val="left"/>
+              <w:rPr>
+                <w:rFonts w:eastAsia="Times New Roman" w:cs="Times New Roman"/>
+                <w:kern w:val="0"/>
+                <w:sz w:val="24"/>
+                <w:lang w:eastAsia="ru-RU"/>
+                <w14:ligatures w14:val="none"/>
+              </w:rPr>
+            </w:pPr>
+            <w:proofErr w:type="spellStart"/>
+            <w:r>
+              <w:rPr>
+                <w:rFonts w:eastAsia="Times New Roman" w:cs="Times New Roman"/>
+                <w:kern w:val="0"/>
+                <w:sz w:val="24"/>
+                <w:lang w:eastAsia="ru-RU"/>
+                <w14:ligatures w14:val="none"/>
+              </w:rPr>
+              <w:t>KompasWrapper</w:t>
+            </w:r>
+            <w:proofErr w:type="spellEnd"/>
+          </w:p>
+        </w:tc>
+        <w:tc>
+          <w:tcPr>
+            <w:tcW w:w="0" w:type="auto"/>
+            <w:hideMark/>
+          </w:tcPr>
+          <w:p>
+            <w:pPr>
+              <w:spacing w:line="240" w:lineRule="auto"/>
+              <w:ind w:firstLine="0"/>
+              <w:jc w:val="left"/>
+              <w:rPr>
+                <w:rFonts w:eastAsia="Times New Roman" w:cs="Times New Roman"/>
+                <w:kern w:val="0"/>
+                <w:sz w:val="24"/>
+                <w:lang w:eastAsia="ru-RU"/>
+                <w14:ligatures w14:val="none"/>
+              </w:rPr>
+            </w:pPr>
+            <w:r>
+              <w:rPr>
+                <w:rFonts w:eastAsia="Times New Roman" w:cs="Times New Roman"/>
+                <w:kern w:val="0"/>
+                <w:sz w:val="24"/>
+                <w:lang w:eastAsia="ru-RU"/>
+                <w14:ligatures w14:val="none"/>
+              </w:rPr>
+              <w:t>Композиция</w:t>
+            </w:r>
+          </w:p>
+        </w:tc>
+        <w:tc>
+          <w:tcPr>
+            <w:tcW w:w="0" w:type="auto"/>
+            <w:hideMark/>
+          </w:tcPr>
+          <w:p>
+            <w:pPr>
+              <w:spacing w:line="240" w:lineRule="auto"/>
+              <w:ind w:firstLine="0"/>
+              <w:jc w:val="left"/>
+              <w:rPr>
+                <w:rFonts w:eastAsia="Times New Roman" w:cs="Times New Roman"/>
+                <w:kern w:val="0"/>
+                <w:sz w:val="24"/>
+                <w:lang w:eastAsia="ru-RU"/>
+                <w14:ligatures w14:val="none"/>
+              </w:rPr>
+            </w:pPr>
+            <w:proofErr w:type="spellStart"/>
+            <w:r>
+              <w:rPr>
+                <w:rFonts w:eastAsia="Times New Roman" w:cs="Times New Roman"/>
+                <w:kern w:val="0"/>
+                <w:sz w:val="24"/>
+                <w:lang w:eastAsia="ru-RU"/>
+                <w14:ligatures w14:val="none"/>
+              </w:rPr>
+              <w:t>MainForm</w:t>
+            </w:r>
+            <w:proofErr w:type="spellEnd"/>
+            <w:r>
+              <w:rPr>
+                <w:rFonts w:eastAsia="Times New Roman" w:cs="Times New Roman"/>
+                <w:kern w:val="0"/>
+                <w:sz w:val="24"/>
+                <w:lang w:eastAsia="ru-RU"/>
+                <w14:ligatures w14:val="none"/>
+              </w:rPr>
+              <w:t xml:space="preserve"> создаёт обёртку в конструкторе</w:t>
+            </w:r>
+          </w:p>
+        </w:tc>
+      </w:tr>
+      <w:tr>
+        <w:trPr>
+          <w:trHeight w:val="791"/>
+        </w:trPr>
+        <w:tc>
+          <w:tcPr>
+            <w:tcW w:w="0" w:type="auto"/>
+            <w:hideMark/>
+          </w:tcPr>
+          <w:p>
+            <w:pPr>
+              <w:spacing w:line="240" w:lineRule="auto"/>
+              <w:ind w:firstLine="0"/>
+              <w:jc w:val="left"/>
+              <w:rPr>
+                <w:rFonts w:eastAsia="Times New Roman" w:cs="Times New Roman"/>
+                <w:kern w:val="0"/>
+                <w:sz w:val="24"/>
+                <w:lang w:eastAsia="ru-RU"/>
+                <w14:ligatures w14:val="none"/>
+              </w:rPr>
+            </w:pPr>
+            <w:proofErr w:type="spellStart"/>
+            <w:r>
+              <w:rPr>
+                <w:rFonts w:eastAsia="Times New Roman" w:cs="Times New Roman"/>
+                <w:kern w:val="0"/>
+                <w:sz w:val="24"/>
+                <w:lang w:eastAsia="ru-RU"/>
+                <w14:ligatures w14:val="none"/>
+              </w:rPr>
+              <w:t>TaburetkaBuilder</w:t>
+            </w:r>
+            <w:proofErr w:type="spellEnd"/>
+          </w:p>
+        </w:tc>
+        <w:tc>
+          <w:tcPr>
+            <w:tcW w:w="0" w:type="auto"/>
+            <w:hideMark/>
+          </w:tcPr>
+          <w:p>
+            <w:pPr>
+              <w:spacing w:line="240" w:lineRule="auto"/>
+              <w:ind w:firstLine="0"/>
+              <w:jc w:val="left"/>
+              <w:rPr>
+                <w:rFonts w:eastAsia="Times New Roman" w:cs="Times New Roman"/>
+                <w:kern w:val="0"/>
+                <w:sz w:val="24"/>
+                <w:lang w:eastAsia="ru-RU"/>
+                <w14:ligatures w14:val="none"/>
+              </w:rPr>
+            </w:pPr>
+            <w:proofErr w:type="spellStart"/>
+            <w:r>
+              <w:rPr>
+                <w:rFonts w:eastAsia="Times New Roman" w:cs="Times New Roman"/>
+                <w:kern w:val="0"/>
+                <w:sz w:val="24"/>
+                <w:lang w:eastAsia="ru-RU"/>
+                <w14:ligatures w14:val="none"/>
+              </w:rPr>
+              <w:t>TaburetkaParameters</w:t>
+            </w:r>
+            <w:proofErr w:type="spellEnd"/>
+          </w:p>
+        </w:tc>
+        <w:tc>
+          <w:tcPr>
+            <w:tcW w:w="0" w:type="auto"/>
+            <w:hideMark/>
+          </w:tcPr>
+          <w:p>
+            <w:pPr>
+              <w:spacing w:line="240" w:lineRule="auto"/>
+              <w:ind w:firstLine="0"/>
+              <w:jc w:val="left"/>
+              <w:rPr>
+                <w:rFonts w:eastAsia="Times New Roman" w:cs="Times New Roman"/>
+                <w:kern w:val="0"/>
+                <w:sz w:val="24"/>
+                <w:lang w:eastAsia="ru-RU"/>
+                <w14:ligatures w14:val="none"/>
+              </w:rPr>
+            </w:pPr>
+            <w:r>
+              <w:rPr>
+                <w:rFonts w:eastAsia="Times New Roman" w:cs="Times New Roman"/>
+                <w:kern w:val="0"/>
+                <w:sz w:val="24"/>
+                <w:lang w:eastAsia="ru-RU"/>
+                <w14:ligatures w14:val="none"/>
+              </w:rPr>
+              <w:t>Использование</w:t>
+            </w:r>
+          </w:p>
+        </w:tc>
+        <w:tc>
+          <w:tcPr>
+            <w:tcW w:w="0" w:type="auto"/>
+            <w:hideMark/>
+          </w:tcPr>
+          <w:p>
+            <w:pPr>
+              <w:spacing w:line="240" w:lineRule="auto"/>
+              <w:ind w:firstLine="0"/>
+              <w:jc w:val="left"/>
+              <w:rPr>
+                <w:rFonts w:eastAsia="Times New Roman" w:cs="Times New Roman"/>
+                <w:kern w:val="0"/>
+                <w:sz w:val="24"/>
+                <w:lang w:eastAsia="ru-RU"/>
+                <w14:ligatures w14:val="none"/>
+              </w:rPr>
+            </w:pPr>
+            <w:r>
+              <w:rPr>
+                <w:rFonts w:eastAsia="Times New Roman" w:cs="Times New Roman"/>
+                <w:kern w:val="0"/>
+                <w:sz w:val="24"/>
+                <w:lang w:eastAsia="ru-RU"/>
+                <w14:ligatures w14:val="none"/>
+              </w:rPr>
+              <w:t xml:space="preserve">Параметры передаются в метод </w:t>
+            </w:r>
+            <w:proofErr w:type="spellStart"/>
+            <w:r>
+              <w:rPr>
+                <w:rFonts w:eastAsia="Times New Roman" w:cs="Times New Roman"/>
+                <w:kern w:val="0"/>
+                <w:sz w:val="24"/>
+                <w:lang w:eastAsia="ru-RU"/>
+                <w14:ligatures w14:val="none"/>
+              </w:rPr>
+              <w:t>Build</w:t>
+            </w:r>
+            <w:proofErr w:type="spellEnd"/>
+          </w:p>
+        </w:tc>
+      </w:tr>
+      <w:tr>
+        <w:trPr>
+          <w:trHeight w:val="780"/>
+        </w:trPr>
+        <w:tc>
+          <w:tcPr>
+            <w:tcW w:w="0" w:type="auto"/>
+            <w:hideMark/>
+          </w:tcPr>
+          <w:p>
+            <w:pPr>
+              <w:spacing w:line="240" w:lineRule="auto"/>
+              <w:ind w:firstLine="0"/>
+              <w:jc w:val="left"/>
+              <w:rPr>
+                <w:rFonts w:eastAsia="Times New Roman" w:cs="Times New Roman"/>
+                <w:kern w:val="0"/>
+                <w:sz w:val="24"/>
+                <w:lang w:eastAsia="ru-RU"/>
+                <w14:ligatures w14:val="none"/>
+              </w:rPr>
+            </w:pPr>
+            <w:proofErr w:type="spellStart"/>
+            <w:r>
+              <w:rPr>
+                <w:rFonts w:eastAsia="Times New Roman" w:cs="Times New Roman"/>
+                <w:kern w:val="0"/>
+                <w:sz w:val="24"/>
+                <w:lang w:eastAsia="ru-RU"/>
+                <w14:ligatures w14:val="none"/>
+              </w:rPr>
+              <w:t>TaburetkaBuilder</w:t>
+            </w:r>
+            <w:proofErr w:type="spellEnd"/>
+          </w:p>
+        </w:tc>
+        <w:tc>
+          <w:tcPr>
+            <w:tcW w:w="0" w:type="auto"/>
+            <w:hideMark/>
+          </w:tcPr>
+          <w:p>
+            <w:pPr>
+              <w:spacing w:line="240" w:lineRule="auto"/>
+              <w:ind w:firstLine="0"/>
+              <w:jc w:val="left"/>
+              <w:rPr>
+                <w:rFonts w:eastAsia="Times New Roman" w:cs="Times New Roman"/>
+                <w:kern w:val="0"/>
+                <w:sz w:val="24"/>
+                <w:lang w:eastAsia="ru-RU"/>
+                <w14:ligatures w14:val="none"/>
+              </w:rPr>
+            </w:pPr>
+            <w:proofErr w:type="spellStart"/>
+            <w:r>
+              <w:rPr>
+                <w:rFonts w:eastAsia="Times New Roman" w:cs="Times New Roman"/>
+                <w:kern w:val="0"/>
+                <w:sz w:val="24"/>
+                <w:lang w:eastAsia="ru-RU"/>
+                <w14:ligatures w14:val="none"/>
+              </w:rPr>
+              <w:t>KompasWrapper</w:t>
+            </w:r>
+            <w:proofErr w:type="spellEnd"/>
+          </w:p>
+        </w:tc>
+        <w:tc>
+          <w:tcPr>
+            <w:tcW w:w="0" w:type="auto"/>
+            <w:hideMark/>
+          </w:tcPr>
+          <w:p>
+            <w:pPr>
+              <w:spacing w:line="240" w:lineRule="auto"/>
+              <w:ind w:firstLine="0"/>
+              <w:jc w:val="left"/>
+              <w:rPr>
+                <w:rFonts w:eastAsia="Times New Roman" w:cs="Times New Roman"/>
+                <w:kern w:val="0"/>
+                <w:sz w:val="24"/>
+                <w:lang w:eastAsia="ru-RU"/>
+                <w14:ligatures w14:val="none"/>
+              </w:rPr>
+            </w:pPr>
+            <w:r>
+              <w:rPr>
+                <w:rFonts w:eastAsia="Times New Roman" w:cs="Times New Roman"/>
+                <w:kern w:val="0"/>
+                <w:sz w:val="24"/>
+                <w:lang w:eastAsia="ru-RU"/>
+                <w14:ligatures w14:val="none"/>
+              </w:rPr>
+              <w:t>Использование</w:t>
+            </w:r>
+          </w:p>
+        </w:tc>
+        <w:tc>
+          <w:tcPr>
+            <w:tcW w:w="0" w:type="auto"/>
+            <w:hideMark/>
+          </w:tcPr>
+          <w:p>
+            <w:pPr>
+              <w:spacing w:line="240" w:lineRule="auto"/>
+              <w:ind w:firstLine="0"/>
+              <w:jc w:val="left"/>
+              <w:rPr>
+                <w:rFonts w:eastAsia="Times New Roman" w:cs="Times New Roman"/>
+                <w:kern w:val="0"/>
+                <w:sz w:val="24"/>
+                <w:lang w:eastAsia="ru-RU"/>
+                <w14:ligatures w14:val="none"/>
+              </w:rPr>
+            </w:pPr>
+            <w:r>
+              <w:rPr>
+                <w:rFonts w:eastAsia="Times New Roman" w:cs="Times New Roman"/>
+                <w:kern w:val="0"/>
+                <w:sz w:val="24"/>
+                <w:lang w:eastAsia="ru-RU"/>
+                <w14:ligatures w14:val="none"/>
+              </w:rPr>
+              <w:t>Строитель вызывает методы обёртки</w:t>
+            </w:r>
+          </w:p>
+        </w:tc>
+      </w:tr>
+      <w:tr>
+        <w:trPr>
+          <w:trHeight w:val="1188"/>
+        </w:trPr>
+        <w:tc>
+          <w:tcPr>
+            <w:tcW w:w="0" w:type="auto"/>
+            <w:hideMark/>
+          </w:tcPr>
+          <w:p>
+            <w:pPr>
+              <w:spacing w:line="240" w:lineRule="auto"/>
+              <w:ind w:firstLine="0"/>
+              <w:jc w:val="left"/>
+              <w:rPr>
+                <w:rFonts w:eastAsia="Times New Roman" w:cs="Times New Roman"/>
+                <w:kern w:val="0"/>
+                <w:sz w:val="24"/>
+                <w:lang w:eastAsia="ru-RU"/>
+                <w14:ligatures w14:val="none"/>
+              </w:rPr>
+            </w:pPr>
+            <w:proofErr w:type="spellStart"/>
+            <w:r>
+              <w:rPr>
+                <w:rFonts w:eastAsia="Times New Roman" w:cs="Times New Roman"/>
+                <w:kern w:val="0"/>
+                <w:sz w:val="24"/>
+                <w:lang w:eastAsia="ru-RU"/>
+                <w14:ligatures w14:val="none"/>
+              </w:rPr>
+              <w:t>TaburetkaParameters</w:t>
+            </w:r>
+            <w:proofErr w:type="spellEnd"/>
+          </w:p>
+        </w:tc>
+        <w:tc>
+          <w:tcPr>
+            <w:tcW w:w="0" w:type="auto"/>
+            <w:hideMark/>
+          </w:tcPr>
+          <w:p>
+            <w:pPr>
+              <w:spacing w:line="240" w:lineRule="auto"/>
+              <w:ind w:firstLine="0"/>
+              <w:jc w:val="left"/>
+              <w:rPr>
+                <w:rFonts w:eastAsia="Times New Roman" w:cs="Times New Roman"/>
+                <w:kern w:val="0"/>
+                <w:sz w:val="24"/>
+                <w:lang w:eastAsia="ru-RU"/>
+                <w14:ligatures w14:val="none"/>
+              </w:rPr>
+            </w:pPr>
+            <w:proofErr w:type="spellStart"/>
+            <w:r>
+              <w:rPr>
+                <w:rFonts w:eastAsia="Times New Roman" w:cs="Times New Roman"/>
+                <w:kern w:val="0"/>
+                <w:sz w:val="24"/>
+                <w:lang w:eastAsia="ru-RU"/>
+                <w14:ligatures w14:val="none"/>
+              </w:rPr>
+              <w:t>Validator</w:t>
+            </w:r>
+            <w:proofErr w:type="spellEnd"/>
+          </w:p>
+        </w:tc>
+        <w:tc>
+          <w:tcPr>
+            <w:tcW w:w="0" w:type="auto"/>
+            <w:hideMark/>
+          </w:tcPr>
+          <w:p>
+            <w:pPr>
+              <w:spacing w:line="240" w:lineRule="auto"/>
+              <w:ind w:firstLine="0"/>
+              <w:jc w:val="left"/>
+              <w:rPr>
+                <w:rFonts w:eastAsia="Times New Roman" w:cs="Times New Roman"/>
+                <w:kern w:val="0"/>
+                <w:sz w:val="24"/>
+                <w:lang w:eastAsia="ru-RU"/>
+                <w14:ligatures w14:val="none"/>
+              </w:rPr>
+            </w:pPr>
+            <w:r>
+              <w:rPr>
+                <w:rFonts w:eastAsia="Times New Roman" w:cs="Times New Roman"/>
+                <w:kern w:val="0"/>
+                <w:sz w:val="24"/>
+                <w:lang w:eastAsia="ru-RU"/>
+                <w14:ligatures w14:val="none"/>
+              </w:rPr>
+              <w:t>Использование</w:t>
+            </w:r>
+          </w:p>
+        </w:tc>
+        <w:tc>
+          <w:tcPr>
+            <w:tcW w:w="0" w:type="auto"/>
+            <w:hideMark/>
+          </w:tcPr>
+          <w:p>
+            <w:pPr>
+              <w:spacing w:line="240" w:lineRule="auto"/>
+              <w:ind w:firstLine="0"/>
+              <w:jc w:val="left"/>
+              <w:rPr>
+                <w:rFonts w:eastAsia="Times New Roman" w:cs="Times New Roman"/>
+                <w:kern w:val="0"/>
+                <w:sz w:val="24"/>
+                <w:lang w:eastAsia="ru-RU"/>
+                <w14:ligatures w14:val="none"/>
+              </w:rPr>
+            </w:pPr>
+            <w:r>
+              <w:rPr>
+                <w:rFonts w:eastAsia="Times New Roman" w:cs="Times New Roman"/>
+                <w:kern w:val="0"/>
+                <w:sz w:val="24"/>
+                <w:lang w:eastAsia="ru-RU"/>
+                <w14:ligatures w14:val="none"/>
+              </w:rPr>
+              <w:t xml:space="preserve">Параметры создают валидатор внутри метода </w:t>
+            </w:r>
+            <w:proofErr w:type="spellStart"/>
+            <w:r>
+              <w:rPr>
+                <w:rFonts w:eastAsia="Times New Roman" w:cs="Times New Roman"/>
+                <w:kern w:val="0"/>
+                <w:sz w:val="24"/>
+                <w:lang w:eastAsia="ru-RU"/>
+                <w14:ligatures w14:val="none"/>
+              </w:rPr>
+              <w:t>Validate</w:t>
+            </w:r>
+            <w:proofErr w:type="spellEnd"/>
+          </w:p>
+        </w:tc>
+      </w:tr>
+    </w:tbl>
+    <w:p>
+      <w:r>
+        <w:lastRenderedPageBreak/>
+        <w:t xml:space="preserve">Класс </w:t>
+      </w:r>
+      <w:proofErr w:type="spellStart"/>
+      <w:r>
+        <w:t>MainForm</w:t>
+      </w:r>
+      <w:proofErr w:type="spellEnd"/>
+      <w:r>
+        <w:t xml:space="preserve"> создаёт три объекта в своём конструкторе: параметры, обёртку и строитель. Обёртка передаётся в конструктор строителя, чтобы </w:t>
+      </w:r>
+      <w:proofErr w:type="spellStart"/>
+      <w:r>
+        <w:t>TaburetkaBuilder</w:t>
+      </w:r>
+      <w:proofErr w:type="spellEnd"/>
+      <w:r>
+        <w:t xml:space="preserve"> мог вызывать методы API. Такая схема соответствует варианту запуска плагина из САПР: пользователь работает в КОМПАС-3D, вызывает плагин через меню, и окно плагина появляется поверх основного окна системы.</w:t>
+      </w:r>
+    </w:p>
+    <w:p>
+      <w:r>
+        <w:t xml:space="preserve">Класс </w:t>
+      </w:r>
+      <w:proofErr w:type="spellStart"/>
+      <w:r>
+        <w:t>TaburetkaBuilder</w:t>
+      </w:r>
+      <w:proofErr w:type="spellEnd"/>
+      <w:r>
+        <w:t xml:space="preserve"> не хранит параметры в поле. Они передаются ему в метод </w:t>
+      </w:r>
+      <w:proofErr w:type="spellStart"/>
+      <w:r>
+        <w:t>Build</w:t>
+      </w:r>
+      <w:proofErr w:type="spellEnd"/>
+      <w:r>
+        <w:t xml:space="preserve"> как аргумент. Это сделано намеренно: строитель не должен владеть данными, он лишь использует их в момент построения. То же самое касается валидатора: он создаётся внутри метода </w:t>
+      </w:r>
+      <w:proofErr w:type="spellStart"/>
+      <w:r>
+        <w:t>Validate</w:t>
+      </w:r>
+      <w:proofErr w:type="spellEnd"/>
+      <w:r>
+        <w:t xml:space="preserve"> и уничтожается после завершения проверки. Такая схема уменьшает количество связей и упрощает тестирование.</w:t>
+      </w:r>
+      <w:r>
+        <w:t xml:space="preserve"> </w:t>
+      </w:r>
+    </w:p>
+    <w:p>
+      <w:r>
+        <w:t xml:space="preserve">Класс </w:t>
+      </w:r>
+      <w:proofErr w:type="spellStart"/>
+      <w:r>
+        <w:t>KompasWrapper</w:t>
+      </w:r>
+      <w:proofErr w:type="spellEnd"/>
+      <w:r>
+        <w:t xml:space="preserve"> содержит два приватных поля: _</w:t>
+      </w:r>
+      <w:proofErr w:type="spellStart"/>
+      <w:r>
+        <w:t>kompas</w:t>
+      </w:r>
+      <w:proofErr w:type="spellEnd"/>
+      <w:r>
+        <w:t xml:space="preserve"> и _</w:t>
+      </w:r>
+      <w:proofErr w:type="spellStart"/>
+      <w:r>
+        <w:t>document</w:t>
+      </w:r>
+      <w:proofErr w:type="spellEnd"/>
+      <w:r>
+        <w:t xml:space="preserve">. Первое хранит ссылку на приложение КОМПАС-3D, второе </w:t>
+      </w:r>
+      <w:r>
+        <w:t>–</w:t>
+      </w:r>
+      <w:r>
+        <w:t xml:space="preserve"> на активный трёхмерный документ. Тип </w:t>
+      </w:r>
+      <w:proofErr w:type="spellStart"/>
+      <w:r>
+        <w:t>dynamic</w:t>
+      </w:r>
+      <w:proofErr w:type="spellEnd"/>
+      <w:r>
+        <w:t xml:space="preserve"> выбран потому, что API Компаса построено на технологии COM и не имеет строгой типизации в C#. Все методы обёртки возвращают </w:t>
+      </w:r>
+      <w:proofErr w:type="spellStart"/>
+      <w:r>
+        <w:t>void</w:t>
+      </w:r>
+      <w:proofErr w:type="spellEnd"/>
+      <w:r>
+        <w:t>, поскольку выполняют действие, но не возвращают результат: они создают документ, рисуют примитив или выполняют выдавливание.</w:t>
+      </w:r>
+    </w:p>
+    <w:p/>
+    <w:p>
+      <w:pPr>
+        <w:pStyle w:val="2"/>
+      </w:pPr>
+      <w:bookmarkStart w:id="7" w:name="_Toc241042449"/>
+      <w:r>
+        <w:t>3.2. Макеты пользовательского интерфейса</w:t>
+      </w:r>
+      <w:bookmarkEnd w:id="7"/>
+    </w:p>
+    <w:p/>
+    <w:p>
+      <w:r>
+        <w:t>И</w:t>
+      </w:r>
+      <w:r>
+        <w:t>нтерфейс плагина представляет собой одно окно с пятью полями ввода и кнопкой построения. Каждое поле снабжено подписью, единицей измерения и диапазоном допустимых значений. Значения по умолчанию соответствуют средним параметрам табуретки: H = 450 мм, W = 400 мм, D = 400 мм, d = 40 мм, t = 30 мм. Основное окно плагина изображено на рисунке 3.2.</w:t>
+      </w:r>
+    </w:p>
+    <w:p>
+      <w:pPr>
+        <w:spacing w:line="240" w:lineRule="auto"/>
+        <w:ind w:firstLine="0"/>
+        <w:jc w:val="center"/>
+      </w:pPr>
+      <w:r>
+        <w:rPr>
+          <w:noProof/>
+        </w:rPr>
+        <w:lastRenderedPageBreak/>
+        <w:drawing>
+          <wp:inline distT="0" distB="0" distL="0" distR="0" wp14:anchorId="4DDDA75B" wp14:editId="4B6A3948">
+            <wp:extent cx="4772691" cy="2905530"/>
+            <wp:effectExtent l="0" t="0" r="8890" b="9525"/>
+            <wp:docPr id="7" name="Рисунок 7"/>
+            <wp:cNvGraphicFramePr>
+              <a:graphicFrameLocks xmlns:a="http://schemas.openxmlformats.org/drawingml/2006/main" noChangeAspect="1"/>
+            </wp:cNvGraphicFramePr>
+            <a:graphic xmlns:a="http://schemas.openxmlformats.org/drawingml/2006/main">
+              <a:graphicData uri="http://schemas.openxmlformats.org/drawingml/2006/picture">
+                <pic:pic xmlns:pic="http://schemas.openxmlformats.org/drawingml/2006/picture">
+                  <pic:nvPicPr>
+                    <pic:cNvPr id="1" name=""/>
+                    <pic:cNvPicPr/>
+                  </pic:nvPicPr>
+                  <pic:blipFill>
+                    <a:blip r:embed="rId13"/>
+                    <a:stretch>
+                      <a:fillRect/>
+                    </a:stretch>
+                  </pic:blipFill>
+                  <pic:spPr>
+                    <a:xfrm>
+                      <a:off x="0" y="0"/>
+                      <a:ext cx="4772691" cy="2905530"/>
+                    </a:xfrm>
+                    <a:prstGeom prst="rect">
+                      <a:avLst/>
+                    </a:prstGeom>
+                  </pic:spPr>
+                </pic:pic>
+              </a:graphicData>
+            </a:graphic>
+          </wp:inline>
+        </w:drawing>
+      </w:r>
+    </w:p>
+    <w:p>
+      <w:pPr>
+        <w:spacing w:line="240" w:lineRule="auto"/>
+        <w:ind w:firstLine="0"/>
+        <w:jc w:val="center"/>
+      </w:pPr>
+      <w:r>
+        <w:t>Рисунок 3.2 - Основное окно плагина</w:t>
+      </w:r>
+    </w:p>
+    <w:p>
+      <w:pPr>
+        <w:spacing w:line="240" w:lineRule="auto"/>
+        <w:ind w:firstLine="0"/>
+        <w:jc w:val="center"/>
+      </w:pPr>
+    </w:p>
+    <w:p>
+      <w:r>
+        <w:t>При вводе некорректного значения поле подсвечивается розовым цветом. Ошибка возникает в двух случаях: если значение выходит за пределы диапазона или если нарушено соотношение d ≥ H / 12. Например, при H = 500 мм и d = 40 мм условие не выполняется, поскольку 500 / 12 ≈ 41,7 мм, а введённое значение меньше. Окно с подсвеченным полем изображено на рисунке 3.3</w:t>
+      </w:r>
+      <w:r>
+        <w:t>.</w:t>
+      </w:r>
+    </w:p>
+    <w:p>
+      <w:pPr>
+        <w:spacing w:line="240" w:lineRule="auto"/>
+        <w:ind w:firstLine="0"/>
+        <w:jc w:val="center"/>
+      </w:pPr>
+      <w:r>
+        <w:rPr>
+          <w:noProof/>
+        </w:rPr>
+        <w:drawing>
+          <wp:inline distT="0" distB="0" distL="0" distR="0" wp14:anchorId="4FD53F18" wp14:editId="42E26E5C">
+            <wp:extent cx="4725059" cy="2857899"/>
+            <wp:effectExtent l="0" t="0" r="0" b="0"/>
+            <wp:docPr id="8" name="Рисунок 8"/>
+            <wp:cNvGraphicFramePr>
+              <a:graphicFrameLocks xmlns:a="http://schemas.openxmlformats.org/drawingml/2006/main" noChangeAspect="1"/>
+            </wp:cNvGraphicFramePr>
+            <a:graphic xmlns:a="http://schemas.openxmlformats.org/drawingml/2006/main">
+              <a:graphicData uri="http://schemas.openxmlformats.org/drawingml/2006/picture">
+                <pic:pic xmlns:pic="http://schemas.openxmlformats.org/drawingml/2006/picture">
+                  <pic:nvPicPr>
+                    <pic:cNvPr id="1" name=""/>
+                    <pic:cNvPicPr/>
+                  </pic:nvPicPr>
+                  <pic:blipFill>
+                    <a:blip r:embed="rId14"/>
+                    <a:stretch>
+                      <a:fillRect/>
+                    </a:stretch>
+                  </pic:blipFill>
+                  <pic:spPr>
+                    <a:xfrm>
+                      <a:off x="0" y="0"/>
+                      <a:ext cx="4725059" cy="2857899"/>
+                    </a:xfrm>
+                    <a:prstGeom prst="rect">
+                      <a:avLst/>
+                    </a:prstGeom>
+                  </pic:spPr>
+                </pic:pic>
+              </a:graphicData>
+            </a:graphic>
+          </wp:inline>
+        </w:drawing>
+      </w:r>
+    </w:p>
+    <w:p>
+      <w:pPr>
+        <w:spacing w:line="240" w:lineRule="auto"/>
+        <w:ind w:firstLine="0"/>
+        <w:jc w:val="center"/>
+      </w:pPr>
+      <w:r>
+        <w:t>Рисунок 3.3 - Окно с некорректно введённым значением</w:t>
+      </w:r>
+    </w:p>
+    <w:p>
+      <w:pPr>
+        <w:spacing w:line="240" w:lineRule="auto"/>
+        <w:ind w:firstLine="0"/>
+        <w:jc w:val="center"/>
+      </w:pPr>
+    </w:p>
+    <w:p>
+      <w:r>
+        <w:t xml:space="preserve">Если пользователь нажимает кнопку «Построить» при наличии ошибки, появляется всплывающее сообщение с пояснением. Текст сообщения </w:t>
+      </w:r>
+      <w:r>
+        <w:lastRenderedPageBreak/>
+        <w:t>содержит минимально допустимое значение, рассчитанное по формуле. Всплывающее окно изображено на рисунке 3.4</w:t>
+      </w:r>
+      <w:r>
+        <w:t>.</w:t>
+      </w:r>
+    </w:p>
+    <w:p>
+      <w:pPr>
+        <w:spacing w:line="240" w:lineRule="auto"/>
+        <w:ind w:firstLine="0"/>
+        <w:jc w:val="center"/>
+      </w:pPr>
+      <w:r>
+        <w:rPr>
+          <w:noProof/>
+        </w:rPr>
+        <w:drawing>
+          <wp:inline distT="0" distB="0" distL="0" distR="0" wp14:anchorId="07B4A4D2" wp14:editId="3823B6ED">
+            <wp:extent cx="3467584" cy="1390844"/>
+            <wp:effectExtent l="0" t="0" r="0" b="0"/>
+            <wp:docPr id="9" name="Рисунок 9"/>
+            <wp:cNvGraphicFramePr>
+              <a:graphicFrameLocks xmlns:a="http://schemas.openxmlformats.org/drawingml/2006/main" noChangeAspect="1"/>
+            </wp:cNvGraphicFramePr>
+            <a:graphic xmlns:a="http://schemas.openxmlformats.org/drawingml/2006/main">
+              <a:graphicData uri="http://schemas.openxmlformats.org/drawingml/2006/picture">
+                <pic:pic xmlns:pic="http://schemas.openxmlformats.org/drawingml/2006/picture">
+                  <pic:nvPicPr>
+                    <pic:cNvPr id="1" name=""/>
+                    <pic:cNvPicPr/>
+                  </pic:nvPicPr>
+                  <pic:blipFill>
+                    <a:blip r:embed="rId15"/>
+                    <a:stretch>
+                      <a:fillRect/>
+                    </a:stretch>
+                  </pic:blipFill>
+                  <pic:spPr>
+                    <a:xfrm>
+                      <a:off x="0" y="0"/>
+                      <a:ext cx="3467584" cy="1390844"/>
+                    </a:xfrm>
+                    <a:prstGeom prst="rect">
+                      <a:avLst/>
+                    </a:prstGeom>
+                  </pic:spPr>
+                </pic:pic>
+              </a:graphicData>
+            </a:graphic>
+          </wp:inline>
+        </w:drawing>
+      </w:r>
+    </w:p>
+    <w:p>
+      <w:pPr>
+        <w:spacing w:line="240" w:lineRule="auto"/>
+        <w:ind w:firstLine="0"/>
+        <w:jc w:val="center"/>
+      </w:pPr>
+      <w:r>
+        <w:t>Рисунок 3.4 - Сообщение об ошибке валидации</w:t>
+      </w:r>
+    </w:p>
+    <w:p>
+      <w:pPr>
+        <w:spacing w:line="240" w:lineRule="auto"/>
+        <w:ind w:firstLine="0"/>
+        <w:jc w:val="center"/>
+      </w:pPr>
+    </w:p>
+    <w:p>
+      <w:r>
+        <w:t>После успешной проверки параметров плагин передаёт их строителю, который вызывает методы обёртки API и строит модель в текущем документе КОМПАС-3D. Построение выполняется в том же окне, что и ввод параметров, без переключения между приложениями. Это соответствует варианту запуска плагина из САПР.</w:t>
+      </w:r>
+    </w:p>
+    <w:p/>
+    <w:p/>
+    <w:p/>
+    <w:p/>
+    <w:p/>
+    <w:p/>
+    <w:p/>
+    <w:p/>
+    <w:p/>
+    <w:p/>
+    <w:p/>
+    <w:p/>
+    <w:p/>
+    <w:p/>
+    <w:p/>
+    <w:p/>
+    <w:p>
+      <w:pPr>
+        <w:spacing w:after="160" w:line="278" w:lineRule="auto"/>
+        <w:ind w:firstLine="0"/>
+        <w:jc w:val="left"/>
+      </w:pPr>
+      <w:r>
+        <w:br w:type="page"/>
+      </w:r>
+    </w:p>
+    <w:p>
+      <w:pPr>
+        <w:pStyle w:val="1"/>
+      </w:pPr>
+      <w:bookmarkStart w:id="8" w:name="_Toc241042450"/>
+      <w:r>
+        <w:lastRenderedPageBreak/>
+        <w:t>Список используемых источников</w:t>
+      </w:r>
+      <w:bookmarkEnd w:id="8"/>
+    </w:p>
+    <w:p/>
+    <w:p>
+      <w:pPr>
+        <w:pStyle w:val="a7"/>
+        <w:numPr>
+          <w:ilvl w:val="0"/>
+          <w:numId w:val="14"/>
+        </w:numPr>
+        <w:spacing w:after="0" w:line="360" w:lineRule="auto"/>
+        <w:ind w:left="0" w:firstLine="709"/>
+        <w:jc w:val="both"/>
+        <w:rPr>
+          <w:rFonts w:ascii="Times New Roman" w:hAnsi="Times New Roman" w:cs="Times New Roman"/>
+          <w:sz w:val="28"/>
+          <w:szCs w:val="28"/>
+        </w:rPr>
+      </w:pPr>
+      <w:r>
+        <w:rPr>
+          <w:rFonts w:ascii="Times New Roman" w:hAnsi="Times New Roman" w:cs="Times New Roman"/>
+          <w:sz w:val="28"/>
+          <w:szCs w:val="28"/>
+        </w:rPr>
+        <w:t xml:space="preserve">Новые технологии в программировании: учебное пособие / А. А. </w:t>
+      </w:r>
+      <w:proofErr w:type="spellStart"/>
+      <w:r>
+        <w:rPr>
+          <w:rFonts w:ascii="Times New Roman" w:hAnsi="Times New Roman" w:cs="Times New Roman"/>
+          <w:sz w:val="28"/>
+          <w:szCs w:val="28"/>
+        </w:rPr>
+        <w:t>Калентьев</w:t>
+      </w:r>
+      <w:proofErr w:type="spellEnd"/>
+      <w:r>
+        <w:rPr>
+          <w:rFonts w:ascii="Times New Roman" w:hAnsi="Times New Roman" w:cs="Times New Roman"/>
+          <w:sz w:val="28"/>
+          <w:szCs w:val="28"/>
+        </w:rPr>
+        <w:t xml:space="preserve">, Д. В. </w:t>
+      </w:r>
+      <w:proofErr w:type="spellStart"/>
+      <w:r>
+        <w:rPr>
+          <w:rFonts w:ascii="Times New Roman" w:hAnsi="Times New Roman" w:cs="Times New Roman"/>
+          <w:sz w:val="28"/>
+          <w:szCs w:val="28"/>
+        </w:rPr>
+        <w:t>Гарайс</w:t>
+      </w:r>
+      <w:proofErr w:type="spellEnd"/>
+      <w:r>
+        <w:rPr>
+          <w:rFonts w:ascii="Times New Roman" w:hAnsi="Times New Roman" w:cs="Times New Roman"/>
+          <w:sz w:val="28"/>
+          <w:szCs w:val="28"/>
+        </w:rPr>
+        <w:t xml:space="preserve">, А. Е. Горяинов. – </w:t>
+      </w:r>
+      <w:proofErr w:type="gramStart"/>
+      <w:r>
+        <w:rPr>
+          <w:rFonts w:ascii="Times New Roman" w:hAnsi="Times New Roman" w:cs="Times New Roman"/>
+          <w:sz w:val="28"/>
+          <w:szCs w:val="28"/>
+        </w:rPr>
+        <w:t>Томск :</w:t>
+      </w:r>
+      <w:proofErr w:type="gramEnd"/>
+      <w:r>
+        <w:rPr>
+          <w:rFonts w:ascii="Times New Roman" w:hAnsi="Times New Roman" w:cs="Times New Roman"/>
+          <w:sz w:val="28"/>
+          <w:szCs w:val="28"/>
+        </w:rPr>
+        <w:t xml:space="preserve"> Эль Контент, 2014. – 176 с.</w:t>
+      </w:r>
+    </w:p>
+    <w:p>
+      <w:pPr>
+        <w:pStyle w:val="a7"/>
+        <w:numPr>
+          <w:ilvl w:val="0"/>
+          <w:numId w:val="14"/>
+        </w:numPr>
+        <w:spacing w:after="0" w:line="360" w:lineRule="auto"/>
+        <w:ind w:left="0" w:firstLine="709"/>
+        <w:jc w:val="both"/>
+        <w:rPr>
+          <w:rFonts w:ascii="Times New Roman" w:hAnsi="Times New Roman" w:cs="Times New Roman"/>
+          <w:sz w:val="28"/>
+          <w:szCs w:val="28"/>
+        </w:rPr>
+      </w:pPr>
+      <w:r>
+        <w:rPr>
+          <w:rFonts w:ascii="Times New Roman" w:hAnsi="Times New Roman" w:cs="Times New Roman"/>
+          <w:sz w:val="28"/>
+          <w:szCs w:val="28"/>
+        </w:rPr>
+        <w:t xml:space="preserve">Официальный сайт разработчика САПР «КОМПАС-3D» (АСКОН). – [Электронный ресурс]. – Режим доступа: </w:t>
+      </w:r>
+      <w:hyperlink r:id="rId16" w:tgtFrame="_blank" w:history="1">
+        <w:r>
+          <w:rPr>
+            <w:rStyle w:val="af1"/>
+            <w:rFonts w:ascii="Times New Roman" w:hAnsi="Times New Roman" w:cs="Times New Roman"/>
+            <w:sz w:val="28"/>
+            <w:szCs w:val="28"/>
+          </w:rPr>
+          <w:t>https://kompas.ru/</w:t>
+        </w:r>
+      </w:hyperlink>
+      <w:r>
+        <w:rPr>
+          <w:rFonts w:ascii="Times New Roman" w:hAnsi="Times New Roman" w:cs="Times New Roman"/>
+          <w:sz w:val="28"/>
+          <w:szCs w:val="28"/>
+        </w:rPr>
+        <w:t xml:space="preserve"> (дата обращения 15.09.2026).</w:t>
+      </w:r>
+    </w:p>
+    <w:p>
+      <w:pPr>
+        <w:pStyle w:val="a7"/>
+        <w:numPr>
+          <w:ilvl w:val="0"/>
+          <w:numId w:val="14"/>
+        </w:numPr>
+        <w:spacing w:after="0" w:line="360" w:lineRule="auto"/>
+        <w:ind w:left="0" w:firstLine="709"/>
+        <w:jc w:val="both"/>
+        <w:rPr>
+          <w:rFonts w:ascii="Times New Roman" w:hAnsi="Times New Roman" w:cs="Times New Roman"/>
+          <w:sz w:val="28"/>
+          <w:szCs w:val="28"/>
+        </w:rPr>
+      </w:pPr>
+      <w:r>
+        <w:rPr>
+          <w:rFonts w:ascii="Times New Roman" w:hAnsi="Times New Roman" w:cs="Times New Roman"/>
+          <w:sz w:val="28"/>
+          <w:szCs w:val="28"/>
+        </w:rPr>
+        <w:t xml:space="preserve">ГОСТ 34.603-92. Информационная технология. Виды испытаний автоматизированных систем. – М.: </w:t>
+      </w:r>
+      <w:proofErr w:type="spellStart"/>
+      <w:r>
+        <w:rPr>
+          <w:rFonts w:ascii="Times New Roman" w:hAnsi="Times New Roman" w:cs="Times New Roman"/>
+          <w:sz w:val="28"/>
+          <w:szCs w:val="28"/>
+        </w:rPr>
+        <w:t>Стандартинформ</w:t>
+      </w:r>
+      <w:proofErr w:type="spellEnd"/>
+      <w:r>
+        <w:rPr>
+          <w:rFonts w:ascii="Times New Roman" w:hAnsi="Times New Roman" w:cs="Times New Roman"/>
+          <w:sz w:val="28"/>
+          <w:szCs w:val="28"/>
+        </w:rPr>
+        <w:t>, 2009. – 13 с.</w:t>
+      </w:r>
+    </w:p>
+    <w:p>
+      <w:pPr>
+        <w:pStyle w:val="a7"/>
+        <w:numPr>
+          <w:ilvl w:val="0"/>
+          <w:numId w:val="14"/>
+        </w:numPr>
+        <w:spacing w:after="0" w:line="360" w:lineRule="auto"/>
+        <w:ind w:left="0" w:firstLine="709"/>
+        <w:jc w:val="both"/>
+        <w:rPr>
+          <w:rFonts w:ascii="Times New Roman" w:hAnsi="Times New Roman" w:cs="Times New Roman"/>
+          <w:sz w:val="28"/>
+          <w:szCs w:val="28"/>
+        </w:rPr>
+      </w:pPr>
+      <w:r>
+        <w:rPr>
+          <w:rFonts w:ascii="Times New Roman" w:hAnsi="Times New Roman" w:cs="Times New Roman"/>
+          <w:sz w:val="28"/>
+          <w:szCs w:val="28"/>
+        </w:rPr>
+        <w:t xml:space="preserve">ГОСТ 34.602-2020. Информационные технологии. Комплекс стандартов на автоматизированные системы. Техническое задание на создание автоматизированной системы. – М.: </w:t>
+      </w:r>
+      <w:proofErr w:type="spellStart"/>
+      <w:r>
+        <w:rPr>
+          <w:rFonts w:ascii="Times New Roman" w:hAnsi="Times New Roman" w:cs="Times New Roman"/>
+          <w:sz w:val="28"/>
+          <w:szCs w:val="28"/>
+        </w:rPr>
+        <w:t>Стандартинформ</w:t>
+      </w:r>
+      <w:proofErr w:type="spellEnd"/>
+      <w:r>
+        <w:rPr>
+          <w:rFonts w:ascii="Times New Roman" w:hAnsi="Times New Roman" w:cs="Times New Roman"/>
+          <w:sz w:val="28"/>
+          <w:szCs w:val="28"/>
+        </w:rPr>
+        <w:t>, 2020. – 13 с.</w:t>
+      </w:r>
+    </w:p>
+    <w:p>
+      <w:pPr>
+        <w:pStyle w:val="a7"/>
+        <w:numPr>
+          <w:ilvl w:val="0"/>
+          <w:numId w:val="14"/>
+        </w:numPr>
+        <w:spacing w:after="0" w:line="360" w:lineRule="auto"/>
+        <w:ind w:left="0" w:firstLine="709"/>
+        <w:jc w:val="both"/>
+        <w:rPr>
+          <w:rFonts w:ascii="Times New Roman" w:hAnsi="Times New Roman" w:cs="Times New Roman"/>
+          <w:sz w:val="28"/>
+          <w:szCs w:val="28"/>
+        </w:rPr>
+      </w:pPr>
+      <w:r>
+        <w:rPr>
+          <w:rFonts w:ascii="Times New Roman" w:hAnsi="Times New Roman" w:cs="Times New Roman"/>
+          <w:sz w:val="28"/>
+          <w:szCs w:val="28"/>
+        </w:rPr>
+        <w:t xml:space="preserve">ОС ТУСУР 01-2021. Работы студенческие по направлениям подготовки и специальностям технического профиля. Общие требования и правила оформления. – </w:t>
+      </w:r>
+      <w:proofErr w:type="gramStart"/>
+      <w:r>
+        <w:rPr>
+          <w:rFonts w:ascii="Times New Roman" w:hAnsi="Times New Roman" w:cs="Times New Roman"/>
+          <w:sz w:val="28"/>
+          <w:szCs w:val="28"/>
+        </w:rPr>
+        <w:t>Томск :</w:t>
+      </w:r>
+      <w:proofErr w:type="gramEnd"/>
+      <w:r>
+        <w:rPr>
+          <w:rFonts w:ascii="Times New Roman" w:hAnsi="Times New Roman" w:cs="Times New Roman"/>
+          <w:sz w:val="28"/>
+          <w:szCs w:val="28"/>
+        </w:rPr>
+        <w:t xml:space="preserve"> ТУСУР, 2021. – 52 с.</w:t>
+      </w:r>
+    </w:p>
+    <w:p>
+      <w:pPr>
+        <w:pStyle w:val="a7"/>
+        <w:numPr>
+          <w:ilvl w:val="0"/>
+          <w:numId w:val="14"/>
+        </w:numPr>
+        <w:spacing w:after="0" w:line="360" w:lineRule="auto"/>
+        <w:ind w:left="0" w:firstLine="709"/>
+        <w:jc w:val="both"/>
+        <w:rPr>
+          <w:rFonts w:ascii="Times New Roman" w:hAnsi="Times New Roman" w:cs="Times New Roman"/>
+          <w:sz w:val="28"/>
+          <w:szCs w:val="28"/>
+        </w:rPr>
+      </w:pPr>
+      <w:r>
+        <w:rPr>
+          <w:rFonts w:ascii="Times New Roman" w:hAnsi="Times New Roman" w:cs="Times New Roman"/>
+          <w:sz w:val="28"/>
+          <w:szCs w:val="28"/>
+        </w:rPr>
+        <w:t xml:space="preserve">ГОСТ 19917-2014. Мебель для сидения и лежания. Общие технические условия. – М.: </w:t>
+      </w:r>
+      <w:proofErr w:type="spellStart"/>
+      <w:r>
+        <w:rPr>
+          <w:rFonts w:ascii="Times New Roman" w:hAnsi="Times New Roman" w:cs="Times New Roman"/>
+          <w:sz w:val="28"/>
+          <w:szCs w:val="28"/>
+        </w:rPr>
+        <w:t>Стандартинформ</w:t>
+      </w:r>
+      <w:proofErr w:type="spellEnd"/>
+      <w:r>
+        <w:rPr>
+          <w:rFonts w:ascii="Times New Roman" w:hAnsi="Times New Roman" w:cs="Times New Roman"/>
+          <w:sz w:val="28"/>
+          <w:szCs w:val="28"/>
+        </w:rPr>
+        <w:t>, 2019. – 20 с.</w:t>
+      </w:r>
+    </w:p>
+    <w:p>
+      <w:pPr>
+        <w:pStyle w:val="a7"/>
+        <w:numPr>
+          <w:ilvl w:val="0"/>
+          <w:numId w:val="14"/>
+        </w:numPr>
+        <w:spacing w:after="0" w:line="360" w:lineRule="auto"/>
+        <w:ind w:left="0" w:firstLine="709"/>
+        <w:jc w:val="both"/>
+        <w:rPr>
+          <w:rFonts w:ascii="Times New Roman" w:hAnsi="Times New Roman" w:cs="Times New Roman"/>
+          <w:sz w:val="28"/>
+          <w:szCs w:val="28"/>
+        </w:rPr>
+      </w:pPr>
+      <w:r>
+        <w:rPr>
+          <w:rFonts w:ascii="Times New Roman" w:hAnsi="Times New Roman" w:cs="Times New Roman"/>
+          <w:sz w:val="28"/>
+          <w:szCs w:val="28"/>
+        </w:rPr>
+        <w:t xml:space="preserve">ГОСТ 20400-2013. Продукция мебельного производства. Термины и определения. – М.: </w:t>
+      </w:r>
+      <w:proofErr w:type="spellStart"/>
+      <w:r>
+        <w:rPr>
+          <w:rFonts w:ascii="Times New Roman" w:hAnsi="Times New Roman" w:cs="Times New Roman"/>
+          <w:sz w:val="28"/>
+          <w:szCs w:val="28"/>
+        </w:rPr>
+        <w:t>Стандартинформ</w:t>
+      </w:r>
+      <w:proofErr w:type="spellEnd"/>
+      <w:r>
+        <w:rPr>
+          <w:rFonts w:ascii="Times New Roman" w:hAnsi="Times New Roman" w:cs="Times New Roman"/>
+          <w:sz w:val="28"/>
+          <w:szCs w:val="28"/>
+        </w:rPr>
+        <w:t>, 2014. – 32 с.</w:t>
+      </w:r>
+    </w:p>
+    <w:p>
+      <w:pPr>
+        <w:pStyle w:val="a7"/>
+        <w:numPr>
+          <w:ilvl w:val="0"/>
+          <w:numId w:val="14"/>
+        </w:numPr>
+        <w:spacing w:after="0" w:line="360" w:lineRule="auto"/>
+        <w:ind w:left="0" w:firstLine="709"/>
+        <w:jc w:val="both"/>
+        <w:rPr>
+          <w:rFonts w:ascii="Times New Roman" w:hAnsi="Times New Roman" w:cs="Times New Roman"/>
+          <w:sz w:val="28"/>
+          <w:szCs w:val="28"/>
+        </w:rPr>
+      </w:pPr>
+      <w:r>
+        <w:rPr>
+          <w:rFonts w:ascii="Times New Roman" w:hAnsi="Times New Roman" w:cs="Times New Roman"/>
+          <w:sz w:val="28"/>
+          <w:szCs w:val="28"/>
+        </w:rPr>
+        <w:t>Рабочая программа дисциплины «Основы разработки САПР». – Томск: ТУСУР, 2026.</w:t>
+      </w:r>
+    </w:p>
+    <w:p>
+      <w:pPr>
+        <w:pStyle w:val="a7"/>
+        <w:numPr>
+          <w:ilvl w:val="0"/>
+          <w:numId w:val="14"/>
+        </w:numPr>
+        <w:spacing w:after="0" w:line="360" w:lineRule="auto"/>
+        <w:ind w:left="0" w:firstLine="709"/>
+        <w:jc w:val="both"/>
+        <w:rPr>
+          <w:rFonts w:ascii="Times New Roman" w:hAnsi="Times New Roman" w:cs="Times New Roman"/>
+          <w:sz w:val="28"/>
+          <w:szCs w:val="28"/>
+        </w:rPr>
+      </w:pPr>
+      <w:r>
+        <w:rPr>
+          <w:rFonts w:ascii="Times New Roman" w:hAnsi="Times New Roman" w:cs="Times New Roman"/>
+          <w:sz w:val="28"/>
+          <w:szCs w:val="28"/>
+        </w:rPr>
+        <w:t>Учебное пособие для студентов направления «Электроника и микроэлектроника» «Математические модели и САПР электронных приборов и устройств». – Томск: ТУСУР, 2018. – 120 с.</w:t>
+      </w:r>
+    </w:p>
+    <w:p>
+      <w:pPr>
+        <w:pStyle w:val="a7"/>
+        <w:numPr>
+          <w:ilvl w:val="0"/>
+          <w:numId w:val="14"/>
+        </w:numPr>
+        <w:spacing w:after="0" w:line="360" w:lineRule="auto"/>
+        <w:ind w:left="0" w:firstLine="709"/>
+        <w:jc w:val="both"/>
+        <w:rPr>
+          <w:rFonts w:ascii="Times New Roman" w:hAnsi="Times New Roman" w:cs="Times New Roman"/>
+          <w:sz w:val="28"/>
+          <w:szCs w:val="28"/>
+        </w:rPr>
+      </w:pPr>
+      <w:r>
+        <w:rPr>
+          <w:rFonts w:ascii="Times New Roman" w:hAnsi="Times New Roman" w:cs="Times New Roman"/>
+          <w:sz w:val="28"/>
+          <w:szCs w:val="28"/>
+        </w:rPr>
+        <w:t xml:space="preserve">Введение в UML от создателей языка [Текст]: руководство пользователя / Г. Буч, Д. Рамбо, И. Якобсон. – 2-е изд. – М.: ДМК Пресс, 2012. – 494 с.: ил. – (Классика программирования). – </w:t>
+      </w:r>
+      <w:proofErr w:type="spellStart"/>
+      <w:r>
+        <w:rPr>
+          <w:rFonts w:ascii="Times New Roman" w:hAnsi="Times New Roman" w:cs="Times New Roman"/>
+          <w:sz w:val="28"/>
+          <w:szCs w:val="28"/>
+        </w:rPr>
+        <w:t>Предм</w:t>
+      </w:r>
+      <w:proofErr w:type="spellEnd"/>
+      <w:r>
+        <w:rPr>
+          <w:rFonts w:ascii="Times New Roman" w:hAnsi="Times New Roman" w:cs="Times New Roman"/>
+          <w:sz w:val="28"/>
+          <w:szCs w:val="28"/>
+        </w:rPr>
+        <w:t>. указ.: с. 483–493. – ISBN 978-5-94074-644-7.</w:t>
+      </w:r>
+    </w:p>
+    <w:p>
+      <w:pPr>
+        <w:pStyle w:val="a7"/>
+        <w:numPr>
+          <w:ilvl w:val="0"/>
+          <w:numId w:val="14"/>
+        </w:numPr>
+        <w:spacing w:after="0" w:line="360" w:lineRule="auto"/>
+        <w:ind w:left="0" w:firstLine="709"/>
+        <w:jc w:val="both"/>
+        <w:rPr>
+          <w:rFonts w:ascii="Times New Roman" w:hAnsi="Times New Roman" w:cs="Times New Roman"/>
+          <w:sz w:val="28"/>
+          <w:szCs w:val="28"/>
+        </w:rPr>
+      </w:pPr>
+      <w:r>
+        <w:rPr>
+          <w:rFonts w:ascii="Times New Roman" w:hAnsi="Times New Roman" w:cs="Times New Roman"/>
+          <w:sz w:val="28"/>
+          <w:szCs w:val="28"/>
+        </w:rPr>
+        <w:t>Ли К. Основы САПР (CAD/CAM/CAE). – СПб.: Питер, 2004. – 560 с.</w:t>
+      </w:r>
+    </w:p>
+    <w:p>
+      <w:pPr>
+        <w:pStyle w:val="a7"/>
+        <w:numPr>
+          <w:ilvl w:val="0"/>
+          <w:numId w:val="14"/>
+        </w:numPr>
+        <w:spacing w:after="0" w:line="360" w:lineRule="auto"/>
+        <w:ind w:left="0" w:firstLine="709"/>
+        <w:jc w:val="both"/>
+        <w:rPr>
+          <w:rFonts w:ascii="Times New Roman" w:hAnsi="Times New Roman" w:cs="Times New Roman"/>
+          <w:sz w:val="28"/>
+          <w:szCs w:val="28"/>
+        </w:rPr>
+      </w:pPr>
+      <w:r>
+        <w:rPr>
+          <w:rFonts w:ascii="Times New Roman" w:hAnsi="Times New Roman" w:cs="Times New Roman"/>
+          <w:sz w:val="28"/>
+          <w:szCs w:val="28"/>
+        </w:rPr>
+        <w:lastRenderedPageBreak/>
+        <w:t xml:space="preserve">Справочная система SDK «КОМПАС-3D». API интерфейсов. – [Электронный ресурс]. – АСКОН, 2024. – Режим доступа: </w:t>
+      </w:r>
+      <w:hyperlink r:id="rId17" w:tgtFrame="_blank" w:history="1">
+        <w:r>
+          <w:rPr>
+            <w:rStyle w:val="af1"/>
+            <w:rFonts w:ascii="Times New Roman" w:hAnsi="Times New Roman" w:cs="Times New Roman"/>
+            <w:sz w:val="28"/>
+            <w:szCs w:val="28"/>
+          </w:rPr>
+          <w:t>https://help.ascon.ru/KOMPAS_SDK/</w:t>
+        </w:r>
+      </w:hyperlink>
+      <w:r>
+        <w:rPr>
+          <w:rFonts w:ascii="Times New Roman" w:hAnsi="Times New Roman" w:cs="Times New Roman"/>
+          <w:sz w:val="28"/>
+          <w:szCs w:val="28"/>
+        </w:rPr>
+        <w:t xml:space="preserve"> (дата обращения 15.09.2026).</w:t>
+      </w:r>
+    </w:p>
+    <w:p>
+      <w:pPr>
+        <w:pStyle w:val="a7"/>
+        <w:numPr>
+          <w:ilvl w:val="0"/>
+          <w:numId w:val="14"/>
+        </w:numPr>
+        <w:spacing w:after="0" w:line="360" w:lineRule="auto"/>
+        <w:ind w:left="0" w:firstLine="709"/>
+        <w:jc w:val="both"/>
+        <w:rPr>
+          <w:rFonts w:ascii="Times New Roman" w:hAnsi="Times New Roman" w:cs="Times New Roman"/>
+          <w:sz w:val="28"/>
+          <w:szCs w:val="28"/>
+        </w:rPr>
+      </w:pPr>
+      <w:r>
+        <w:rPr>
+          <w:rFonts w:ascii="Times New Roman" w:hAnsi="Times New Roman" w:cs="Times New Roman"/>
+          <w:sz w:val="28"/>
+          <w:szCs w:val="28"/>
+        </w:rPr>
+        <w:t xml:space="preserve">Официальный сайт Autodesk </w:t>
+      </w:r>
+      <w:proofErr w:type="spellStart"/>
+      <w:r>
+        <w:rPr>
+          <w:rFonts w:ascii="Times New Roman" w:hAnsi="Times New Roman" w:cs="Times New Roman"/>
+          <w:sz w:val="28"/>
+          <w:szCs w:val="28"/>
+        </w:rPr>
+        <w:t>Inventor</w:t>
+      </w:r>
+      <w:proofErr w:type="spellEnd"/>
+      <w:r>
+        <w:rPr>
+          <w:rFonts w:ascii="Times New Roman" w:hAnsi="Times New Roman" w:cs="Times New Roman"/>
+          <w:sz w:val="28"/>
+          <w:szCs w:val="28"/>
+        </w:rPr>
+        <w:t xml:space="preserve">. – [Электронный ресурс]. – Режим доступа: </w:t>
+      </w:r>
+      <w:hyperlink r:id="rId18" w:tgtFrame="_blank" w:history="1">
+        <w:r>
+          <w:rPr>
+            <w:rStyle w:val="af1"/>
+            <w:rFonts w:ascii="Times New Roman" w:hAnsi="Times New Roman" w:cs="Times New Roman"/>
+            <w:sz w:val="28"/>
+            <w:szCs w:val="28"/>
+          </w:rPr>
+          <w:t>https://www.autodesk.com/products/inventor/</w:t>
+        </w:r>
+      </w:hyperlink>
+      <w:r>
+        <w:rPr>
+          <w:rFonts w:ascii="Times New Roman" w:hAnsi="Times New Roman" w:cs="Times New Roman"/>
+          <w:sz w:val="28"/>
+          <w:szCs w:val="28"/>
+        </w:rPr>
+        <w:t xml:space="preserve"> (дата обращения 15.09.2026).</w:t>
+      </w:r>
+    </w:p>
+    <w:p>
+      <w:pPr>
+        <w:pStyle w:val="a7"/>
+        <w:numPr>
+          <w:ilvl w:val="0"/>
+          <w:numId w:val="14"/>
+        </w:numPr>
+        <w:spacing w:after="0" w:line="360" w:lineRule="auto"/>
+        <w:ind w:left="0" w:firstLine="709"/>
+        <w:jc w:val="both"/>
+        <w:rPr>
+          <w:rFonts w:ascii="Times New Roman" w:hAnsi="Times New Roman" w:cs="Times New Roman"/>
+          <w:sz w:val="28"/>
+          <w:szCs w:val="28"/>
+        </w:rPr>
+      </w:pPr>
+      <w:r>
+        <w:rPr>
+          <w:rFonts w:ascii="Times New Roman" w:hAnsi="Times New Roman" w:cs="Times New Roman"/>
+          <w:sz w:val="28"/>
+          <w:szCs w:val="28"/>
+        </w:rPr>
+        <w:t xml:space="preserve">Официальный сайт </w:t>
+      </w:r>
+      <w:proofErr w:type="spellStart"/>
+      <w:r>
+        <w:rPr>
+          <w:rFonts w:ascii="Times New Roman" w:hAnsi="Times New Roman" w:cs="Times New Roman"/>
+          <w:sz w:val="28"/>
+          <w:szCs w:val="28"/>
+        </w:rPr>
+        <w:t>SolidWorks</w:t>
+      </w:r>
+      <w:proofErr w:type="spellEnd"/>
+      <w:r>
+        <w:rPr>
+          <w:rFonts w:ascii="Times New Roman" w:hAnsi="Times New Roman" w:cs="Times New Roman"/>
+          <w:sz w:val="28"/>
+          <w:szCs w:val="28"/>
+        </w:rPr>
+        <w:t xml:space="preserve">. – [Электронный ресурс]. – Режим доступа: </w:t>
+      </w:r>
+      <w:hyperlink r:id="rId19" w:tgtFrame="_blank" w:history="1">
+        <w:r>
+          <w:rPr>
+            <w:rStyle w:val="af1"/>
+            <w:rFonts w:ascii="Times New Roman" w:hAnsi="Times New Roman" w:cs="Times New Roman"/>
+            <w:sz w:val="28"/>
+            <w:szCs w:val="28"/>
+          </w:rPr>
+          <w:t>https://www.solidworks.com/</w:t>
+        </w:r>
+      </w:hyperlink>
+      <w:r>
+        <w:rPr>
+          <w:rFonts w:ascii="Times New Roman" w:hAnsi="Times New Roman" w:cs="Times New Roman"/>
+          <w:sz w:val="28"/>
+          <w:szCs w:val="28"/>
+        </w:rPr>
+        <w:t xml:space="preserve"> (дата обращения 15.09.2026).</w:t>
+      </w:r>
+    </w:p>
+    <w:p>
+      <w:pPr>
+        <w:pStyle w:val="a7"/>
+        <w:numPr>
+          <w:ilvl w:val="0"/>
+          <w:numId w:val="14"/>
+        </w:numPr>
+        <w:spacing w:after="0" w:line="360" w:lineRule="auto"/>
+        <w:ind w:left="0" w:firstLine="709"/>
+        <w:jc w:val="both"/>
+        <w:rPr>
+          <w:rFonts w:ascii="Times New Roman" w:hAnsi="Times New Roman" w:cs="Times New Roman"/>
+          <w:sz w:val="28"/>
+          <w:szCs w:val="28"/>
+        </w:rPr>
+      </w:pPr>
+      <w:r>
+        <w:rPr>
+          <w:rFonts w:ascii="Times New Roman" w:hAnsi="Times New Roman" w:cs="Times New Roman"/>
+          <w:sz w:val="28"/>
+          <w:szCs w:val="28"/>
+        </w:rPr>
+        <w:t xml:space="preserve">Официальный сайт </w:t>
+      </w:r>
+      <w:proofErr w:type="spellStart"/>
+      <w:r>
+        <w:rPr>
+          <w:rFonts w:ascii="Times New Roman" w:hAnsi="Times New Roman" w:cs="Times New Roman"/>
+          <w:sz w:val="28"/>
+          <w:szCs w:val="28"/>
+        </w:rPr>
+        <w:t>FreeCAD</w:t>
+      </w:r>
+      <w:proofErr w:type="spellEnd"/>
+      <w:r>
+        <w:rPr>
+          <w:rFonts w:ascii="Times New Roman" w:hAnsi="Times New Roman" w:cs="Times New Roman"/>
+          <w:sz w:val="28"/>
+          <w:szCs w:val="28"/>
+        </w:rPr>
+        <w:t xml:space="preserve">. – [Электронный ресурс]. – Режим доступа: </w:t>
+      </w:r>
+      <w:hyperlink r:id="rId20" w:tgtFrame="_blank" w:history="1">
+        <w:r>
+          <w:rPr>
+            <w:rStyle w:val="af1"/>
+            <w:rFonts w:ascii="Times New Roman" w:hAnsi="Times New Roman" w:cs="Times New Roman"/>
+            <w:sz w:val="28"/>
+            <w:szCs w:val="28"/>
+          </w:rPr>
+          <w:t>https://www.freecad.org/</w:t>
+        </w:r>
+      </w:hyperlink>
+      <w:r>
+        <w:rPr>
+          <w:rFonts w:ascii="Times New Roman" w:hAnsi="Times New Roman" w:cs="Times New Roman"/>
+          <w:sz w:val="28"/>
+          <w:szCs w:val="28"/>
+        </w:rPr>
+        <w:t xml:space="preserve"> (дата обращения 15.09.2026).</w:t>
+      </w:r>
+    </w:p>
+    <w:p>
+      <w:pPr>
+        <w:pStyle w:val="a7"/>
+        <w:numPr>
+          <w:ilvl w:val="0"/>
+          <w:numId w:val="14"/>
+        </w:numPr>
+        <w:spacing w:after="0" w:line="360" w:lineRule="auto"/>
+        <w:ind w:left="0" w:firstLine="709"/>
+        <w:jc w:val="both"/>
+        <w:rPr>
+          <w:rFonts w:ascii="Times New Roman" w:hAnsi="Times New Roman" w:cs="Times New Roman"/>
+          <w:sz w:val="28"/>
+          <w:szCs w:val="28"/>
+        </w:rPr>
+      </w:pPr>
+      <w:r>
+        <w:rPr>
+          <w:rFonts w:ascii="Times New Roman" w:hAnsi="Times New Roman" w:cs="Times New Roman"/>
+          <w:sz w:val="28"/>
+          <w:szCs w:val="28"/>
+        </w:rPr>
+        <w:t xml:space="preserve">Официальный сайт </w:t>
+      </w:r>
+      <w:proofErr w:type="spellStart"/>
+      <w:r>
+        <w:rPr>
+          <w:rFonts w:ascii="Times New Roman" w:hAnsi="Times New Roman" w:cs="Times New Roman"/>
+          <w:sz w:val="28"/>
+          <w:szCs w:val="28"/>
+        </w:rPr>
+        <w:t>Woodwork</w:t>
+      </w:r>
+      <w:proofErr w:type="spellEnd"/>
+      <w:r>
+        <w:rPr>
+          <w:rFonts w:ascii="Times New Roman" w:hAnsi="Times New Roman" w:cs="Times New Roman"/>
+          <w:sz w:val="28"/>
+          <w:szCs w:val="28"/>
+        </w:rPr>
+        <w:t xml:space="preserve"> </w:t>
+      </w:r>
+      <w:proofErr w:type="spellStart"/>
+      <w:r>
+        <w:rPr>
+          <w:rFonts w:ascii="Times New Roman" w:hAnsi="Times New Roman" w:cs="Times New Roman"/>
+          <w:sz w:val="28"/>
+          <w:szCs w:val="28"/>
+        </w:rPr>
+        <w:t>for</w:t>
+      </w:r>
+      <w:proofErr w:type="spellEnd"/>
+      <w:r>
+        <w:rPr>
+          <w:rFonts w:ascii="Times New Roman" w:hAnsi="Times New Roman" w:cs="Times New Roman"/>
+          <w:sz w:val="28"/>
+          <w:szCs w:val="28"/>
+        </w:rPr>
+        <w:t xml:space="preserve"> </w:t>
+      </w:r>
+      <w:proofErr w:type="spellStart"/>
+      <w:r>
+        <w:rPr>
+          <w:rFonts w:ascii="Times New Roman" w:hAnsi="Times New Roman" w:cs="Times New Roman"/>
+          <w:sz w:val="28"/>
+          <w:szCs w:val="28"/>
+        </w:rPr>
+        <w:t>Inventor</w:t>
+      </w:r>
+      <w:proofErr w:type="spellEnd"/>
+      <w:r>
+        <w:rPr>
+          <w:rFonts w:ascii="Times New Roman" w:hAnsi="Times New Roman" w:cs="Times New Roman"/>
+          <w:sz w:val="28"/>
+          <w:szCs w:val="28"/>
+        </w:rPr>
+        <w:t xml:space="preserve">. – [Электронный ресурс]. – Режим доступа: </w:t>
+      </w:r>
+      <w:hyperlink r:id="rId21" w:tgtFrame="_blank" w:history="1">
+        <w:r>
+          <w:rPr>
+            <w:rStyle w:val="af1"/>
+            <w:rFonts w:ascii="Times New Roman" w:hAnsi="Times New Roman" w:cs="Times New Roman"/>
+            <w:sz w:val="28"/>
+            <w:szCs w:val="28"/>
+          </w:rPr>
+          <w:t>https://woodworkforinventor.com/</w:t>
+        </w:r>
+      </w:hyperlink>
+      <w:r>
+        <w:rPr>
+          <w:rFonts w:ascii="Times New Roman" w:hAnsi="Times New Roman" w:cs="Times New Roman"/>
+          <w:sz w:val="28"/>
+          <w:szCs w:val="28"/>
+        </w:rPr>
+        <w:t xml:space="preserve"> (дата обращения 15.09.2026).</w:t>
+      </w:r>
+    </w:p>
+    <w:p>
+      <w:pPr>
+        <w:pStyle w:val="a7"/>
+        <w:numPr>
+          <w:ilvl w:val="0"/>
+          <w:numId w:val="14"/>
+        </w:numPr>
+        <w:spacing w:after="0" w:line="360" w:lineRule="auto"/>
+        <w:ind w:left="0" w:firstLine="709"/>
+        <w:jc w:val="both"/>
+        <w:rPr>
+          <w:rFonts w:ascii="Times New Roman" w:hAnsi="Times New Roman" w:cs="Times New Roman"/>
+          <w:sz w:val="28"/>
+          <w:szCs w:val="28"/>
+        </w:rPr>
+      </w:pPr>
+      <w:r>
+        <w:rPr>
+          <w:rFonts w:ascii="Times New Roman" w:hAnsi="Times New Roman" w:cs="Times New Roman"/>
+          <w:sz w:val="28"/>
+          <w:szCs w:val="28"/>
+        </w:rPr>
+        <w:t xml:space="preserve">Официальный сайт </w:t>
+      </w:r>
+      <w:proofErr w:type="spellStart"/>
+      <w:r>
+        <w:rPr>
+          <w:rFonts w:ascii="Times New Roman" w:hAnsi="Times New Roman" w:cs="Times New Roman"/>
+          <w:sz w:val="28"/>
+          <w:szCs w:val="28"/>
+        </w:rPr>
+        <w:t>Blum</w:t>
+      </w:r>
+      <w:proofErr w:type="spellEnd"/>
+      <w:r>
+        <w:rPr>
+          <w:rFonts w:ascii="Times New Roman" w:hAnsi="Times New Roman" w:cs="Times New Roman"/>
+          <w:sz w:val="28"/>
+          <w:szCs w:val="28"/>
+        </w:rPr>
+        <w:t xml:space="preserve"> </w:t>
+      </w:r>
+      <w:proofErr w:type="spellStart"/>
+      <w:r>
+        <w:rPr>
+          <w:rFonts w:ascii="Times New Roman" w:hAnsi="Times New Roman" w:cs="Times New Roman"/>
+          <w:sz w:val="28"/>
+          <w:szCs w:val="28"/>
+        </w:rPr>
+        <w:t>Cabinet</w:t>
+      </w:r>
+      <w:proofErr w:type="spellEnd"/>
+      <w:r>
+        <w:rPr>
+          <w:rFonts w:ascii="Times New Roman" w:hAnsi="Times New Roman" w:cs="Times New Roman"/>
+          <w:sz w:val="28"/>
+          <w:szCs w:val="28"/>
+        </w:rPr>
+        <w:t xml:space="preserve"> </w:t>
+      </w:r>
+      <w:proofErr w:type="spellStart"/>
+      <w:r>
+        <w:rPr>
+          <w:rFonts w:ascii="Times New Roman" w:hAnsi="Times New Roman" w:cs="Times New Roman"/>
+          <w:sz w:val="28"/>
+          <w:szCs w:val="28"/>
+        </w:rPr>
+        <w:t>Configurator</w:t>
+      </w:r>
+      <w:proofErr w:type="spellEnd"/>
+      <w:r>
+        <w:rPr>
+          <w:rFonts w:ascii="Times New Roman" w:hAnsi="Times New Roman" w:cs="Times New Roman"/>
+          <w:sz w:val="28"/>
+          <w:szCs w:val="28"/>
+        </w:rPr>
+        <w:t xml:space="preserve">. – [Электронный ресурс]. – Режим доступа: </w:t>
+      </w:r>
+      <w:hyperlink r:id="rId22" w:tgtFrame="_blank" w:history="1">
+        <w:r>
+          <w:rPr>
+            <w:rStyle w:val="af1"/>
+            <w:rFonts w:ascii="Times New Roman" w:hAnsi="Times New Roman" w:cs="Times New Roman"/>
+            <w:sz w:val="28"/>
+            <w:szCs w:val="28"/>
+          </w:rPr>
+          <w:t>https://www.blum.com/</w:t>
+        </w:r>
+      </w:hyperlink>
+      <w:r>
+        <w:rPr>
+          <w:rFonts w:ascii="Times New Roman" w:hAnsi="Times New Roman" w:cs="Times New Roman"/>
+          <w:sz w:val="28"/>
+          <w:szCs w:val="28"/>
+        </w:rPr>
+        <w:t xml:space="preserve"> (дата обращения 15.09.2026).</w:t>
+      </w:r>
+    </w:p>
+    <w:p/>
     <w:sectPr>
-      <w:footerReference w:type="default" r:id="rId7"/>
-      <w:footerReference w:type="first" r:id="rId8"/>
+      <w:footerReference w:type="default" r:id="rId23"/>
+      <w:footerReference w:type="first" r:id="rId24"/>
       <w:pgSz w:w="11906" w:h="16838"/>
       <w:pgMar w:top="1134" w:right="850" w:bottom="1134" w:left="1701" w:header="708" w:footer="708" w:gutter="0"/>
       <w:cols w:space="708"/>
+      <w:titlePg/>
       <w:docGrid w:linePitch="381"/>
     </w:sectPr>
   </w:body>
@@ -933,12 +8792,39 @@
 
 <file path=word/footer1.xml><?xml version="1.0" encoding="utf-8"?>
 <w:ftr xmlns:wpc="http://schemas.microsoft.com/office/word/2010/wordprocessingCanvas" xmlns:cx="http://schemas.microsoft.com/office/drawing/2014/chartex" xmlns:cx1="http://schemas.microsoft.com/office/drawing/2015/9/8/chartex" xmlns:cx2="http://schemas.microsoft.com/office/drawing/2015/10/21/chartex" xmlns:cx3="http://schemas.microsoft.com/office/drawing/2016/5/9/chartex" xmlns:cx4="http://schemas.microsoft.com/office/drawing/2016/5/10/chartex" xmlns:cx5="http://schemas.microsoft.com/office/drawing/2016/5/11/chartex" xmlns:cx6="http://schemas.microsoft.com/office/drawing/2016/5/12/chartex" xmlns:cx7="http://schemas.microsoft.com/office/drawing/2016/5/13/chartex" xmlns:cx8="http://schemas.microsoft.com/office/drawing/2016/5/14/chartex" xmlns:mc="http://schemas.openxmlformats.org/markup-compatibility/2006" xmlns:aink="http://schemas.microsoft.com/office/drawing/2016/ink" xmlns:am3d="http://schemas.microsoft.com/office/drawing/2017/model3d" xmlns:o="urn:schemas-microsoft-com:office:office" xmlns:oel="http://schemas.microsoft.com/office/2019/extlst" xmlns:r="http://schemas.openxmlformats.org/officeDocument/2006/relationships" xmlns:m="http://schemas.openxmlformats.org/officeDocument/2006/math" xmlns:v="urn:schemas-microsoft-com:vml" xmlns:wp14="http://schemas.microsoft.com/office/word/2010/wordprocessingDrawing" xmlns:wp="http://schemas.openxmlformats.org/drawingml/2006/wordprocessingDrawing" xmlns:w10="urn:schemas-microsoft-com:office:word" xmlns:w="http://schemas.openxmlformats.org/wordprocessingml/2006/main" xmlns:w14="http://schemas.microsoft.com/office/word/2010/wordml" xmlns:w15="http://schemas.microsoft.com/office/word/2012/wordml" xmlns:w16cex="http://schemas.microsoft.com/office/word/2018/wordml/cex" xmlns:w16cid="http://schemas.microsoft.com/office/word/2016/wordml/cid" xmlns:w16="http://schemas.microsoft.com/office/word/2018/wordml" xmlns:w16sdtdh="http://schemas.microsoft.com/office/word/2020/wordml/sdtdatahash" xmlns:w16se="http://schemas.microsoft.com/office/word/2015/wordml/symex" xmlns:wpg="http://schemas.microsoft.com/office/word/2010/wordprocessingGroup" xmlns:wpi="http://schemas.microsoft.com/office/word/2010/wordprocessingInk" xmlns:wne="http://schemas.microsoft.com/office/word/2006/wordml" xmlns:wps="http://schemas.microsoft.com/office/word/2010/wordprocessingShape" mc:Ignorable="w14 w15 w16se w16cid w16 w16cex w16sdtdh wp14">
-  <w:p>
-    <w:pPr>
-      <w:pStyle w:val="ae"/>
-      <w:ind w:firstLine="0"/>
-    </w:pPr>
-  </w:p>
+  <w:sdt>
+    <w:sdtPr>
+      <w:id w:val="681400978"/>
+      <w:docPartObj>
+        <w:docPartGallery w:val="Page Numbers (Bottom of Page)"/>
+        <w:docPartUnique/>
+      </w:docPartObj>
+    </w:sdtPr>
+    <w:sdtEndPr/>
+    <w:sdtContent>
+      <w:p>
+        <w:pPr>
+          <w:pStyle w:val="ae"/>
+          <w:jc w:val="center"/>
+        </w:pPr>
+        <w:r>
+          <w:fldChar w:fldCharType="begin"/>
+        </w:r>
+        <w:r>
+          <w:instrText>PAGE   \* MERGEFORMAT</w:instrText>
+        </w:r>
+        <w:r>
+          <w:fldChar w:fldCharType="separate"/>
+        </w:r>
+        <w:r>
+          <w:t>2</w:t>
+        </w:r>
+        <w:r>
+          <w:fldChar w:fldCharType="end"/>
+        </w:r>
+      </w:p>
+    </w:sdtContent>
+  </w:sdt>
 </w:ftr>
 </file>
 
@@ -952,6 +8838,7 @@
         <w:docPartUnique/>
       </w:docPartObj>
     </w:sdtPr>
+    <w:sdtEndPr/>
     <w:sdtContent>
       <w:p>
         <w:pPr>
@@ -979,6 +8866,7 @@
   <w:p>
     <w:pPr>
       <w:pStyle w:val="ae"/>
+      <w:ind w:firstLine="0"/>
     </w:pPr>
   </w:p>
 </w:ftr>
@@ -1101,6 +8989,119 @@
     </w:lvl>
   </w:abstractNum>
   <w:abstractNum w:abstractNumId="1" w15:restartNumberingAfterBreak="0">
+    <w:nsid w:val="0A88229F"/>
+    <w:multiLevelType w:val="multilevel"/>
+    <w:tmpl w:val="E0BABC6E"/>
+    <w:lvl w:ilvl="0">
+      <w:start w:val="1"/>
+      <w:numFmt w:val="decimal"/>
+      <w:lvlText w:val="%1."/>
+      <w:lvlJc w:val="left"/>
+      <w:pPr>
+        <w:tabs>
+          <w:tab w:val="num" w:pos="720"/>
+        </w:tabs>
+        <w:ind w:left="720" w:hanging="360"/>
+      </w:pPr>
+    </w:lvl>
+    <w:lvl w:ilvl="1" w:tentative="1">
+      <w:start w:val="1"/>
+      <w:numFmt w:val="decimal"/>
+      <w:lvlText w:val="%2."/>
+      <w:lvlJc w:val="left"/>
+      <w:pPr>
+        <w:tabs>
+          <w:tab w:val="num" w:pos="1440"/>
+        </w:tabs>
+        <w:ind w:left="1440" w:hanging="360"/>
+      </w:pPr>
+    </w:lvl>
+    <w:lvl w:ilvl="2" w:tentative="1">
+      <w:start w:val="1"/>
+      <w:numFmt w:val="decimal"/>
+      <w:lvlText w:val="%3."/>
+      <w:lvlJc w:val="left"/>
+      <w:pPr>
+        <w:tabs>
+          <w:tab w:val="num" w:pos="2160"/>
+        </w:tabs>
+        <w:ind w:left="2160" w:hanging="360"/>
+      </w:pPr>
+    </w:lvl>
+    <w:lvl w:ilvl="3" w:tentative="1">
+      <w:start w:val="1"/>
+      <w:numFmt w:val="decimal"/>
+      <w:lvlText w:val="%4."/>
+      <w:lvlJc w:val="left"/>
+      <w:pPr>
+        <w:tabs>
+          <w:tab w:val="num" w:pos="2880"/>
+        </w:tabs>
+        <w:ind w:left="2880" w:hanging="360"/>
+      </w:pPr>
+    </w:lvl>
+    <w:lvl w:ilvl="4" w:tentative="1">
+      <w:start w:val="1"/>
+      <w:numFmt w:val="decimal"/>
+      <w:lvlText w:val="%5."/>
+      <w:lvlJc w:val="left"/>
+      <w:pPr>
+        <w:tabs>
+          <w:tab w:val="num" w:pos="3600"/>
+        </w:tabs>
+        <w:ind w:left="3600" w:hanging="360"/>
+      </w:pPr>
+    </w:lvl>
+    <w:lvl w:ilvl="5" w:tentative="1">
+      <w:start w:val="1"/>
+      <w:numFmt w:val="decimal"/>
+      <w:lvlText w:val="%6."/>
+      <w:lvlJc w:val="left"/>
+      <w:pPr>
+        <w:tabs>
+          <w:tab w:val="num" w:pos="4320"/>
+        </w:tabs>
+        <w:ind w:left="4320" w:hanging="360"/>
+      </w:pPr>
+    </w:lvl>
+    <w:lvl w:ilvl="6" w:tentative="1">
+      <w:start w:val="1"/>
+      <w:numFmt w:val="decimal"/>
+      <w:lvlText w:val="%7."/>
+      <w:lvlJc w:val="left"/>
+      <w:pPr>
+        <w:tabs>
+          <w:tab w:val="num" w:pos="5040"/>
+        </w:tabs>
+        <w:ind w:left="5040" w:hanging="360"/>
+      </w:pPr>
+    </w:lvl>
+    <w:lvl w:ilvl="7" w:tentative="1">
+      <w:start w:val="1"/>
+      <w:numFmt w:val="decimal"/>
+      <w:lvlText w:val="%8."/>
+      <w:lvlJc w:val="left"/>
+      <w:pPr>
+        <w:tabs>
+          <w:tab w:val="num" w:pos="5760"/>
+        </w:tabs>
+        <w:ind w:left="5760" w:hanging="360"/>
+      </w:pPr>
+    </w:lvl>
+    <w:lvl w:ilvl="8" w:tentative="1">
+      <w:start w:val="1"/>
+      <w:numFmt w:val="decimal"/>
+      <w:lvlText w:val="%9."/>
+      <w:lvlJc w:val="left"/>
+      <w:pPr>
+        <w:tabs>
+          <w:tab w:val="num" w:pos="6480"/>
+        </w:tabs>
+        <w:ind w:left="6480" w:hanging="360"/>
+      </w:pPr>
+    </w:lvl>
+  </w:abstractNum>
+  <w:abstractNum w:abstractNumId="2" w15:restartNumberingAfterBreak="0">
     <w:nsid w:val="1CAF1FB1"/>
     <w:multiLevelType w:val="multilevel"/>
     <w:tmpl w:val="E8C42DEA"/>
@@ -1213,7 +9214,93 @@
       </w:rPr>
     </w:lvl>
   </w:abstractNum>
-  <w:abstractNum w:abstractNumId="2" w15:restartNumberingAfterBreak="0">
+  <w:abstractNum w:abstractNumId="3" w15:restartNumberingAfterBreak="0">
+    <w:nsid w:val="26C166C2"/>
+    <w:multiLevelType w:val="hybridMultilevel"/>
+    <w:tmpl w:val="C6C88AF2"/>
+    <w:lvl w:ilvl="0" w:tplc="0419000F">
+      <w:start w:val="1"/>
+      <w:numFmt w:val="decimal"/>
+      <w:lvlText w:val="%1."/>
+      <w:lvlJc w:val="left"/>
+      <w:pPr>
+        <w:ind w:left="1429" w:hanging="360"/>
+      </w:pPr>
+    </w:lvl>
+    <w:lvl w:ilvl="1" w:tplc="04190019" w:tentative="1">
+      <w:start w:val="1"/>
+      <w:numFmt w:val="lowerLetter"/>
+      <w:lvlText w:val="%2."/>
+      <w:lvlJc w:val="left"/>
+      <w:pPr>
+        <w:ind w:left="2149" w:hanging="360"/>
+      </w:pPr>
+    </w:lvl>
+    <w:lvl w:ilvl="2" w:tplc="0419001B" w:tentative="1">
+      <w:start w:val="1"/>
+      <w:numFmt w:val="lowerRoman"/>
+      <w:lvlText w:val="%3."/>
+      <w:lvlJc w:val="right"/>
+      <w:pPr>
+        <w:ind w:left="2869" w:hanging="180"/>
+      </w:pPr>
+    </w:lvl>
+    <w:lvl w:ilvl="3" w:tplc="0419000F" w:tentative="1">
+      <w:start w:val="1"/>
+      <w:numFmt w:val="decimal"/>
+      <w:lvlText w:val="%4."/>
+      <w:lvlJc w:val="left"/>
+      <w:pPr>
+        <w:ind w:left="3589" w:hanging="360"/>
+      </w:pPr>
+    </w:lvl>
+    <w:lvl w:ilvl="4" w:tplc="04190019" w:tentative="1">
+      <w:start w:val="1"/>
+      <w:numFmt w:val="lowerLetter"/>
+      <w:lvlText w:val="%5."/>
+      <w:lvlJc w:val="left"/>
+      <w:pPr>
+        <w:ind w:left="4309" w:hanging="360"/>
+      </w:pPr>
+    </w:lvl>
+    <w:lvl w:ilvl="5" w:tplc="0419001B" w:tentative="1">
+      <w:start w:val="1"/>
+      <w:numFmt w:val="lowerRoman"/>
+      <w:lvlText w:val="%6."/>
+      <w:lvlJc w:val="right"/>
+      <w:pPr>
+        <w:ind w:left="5029" w:hanging="180"/>
+      </w:pPr>
+    </w:lvl>
+    <w:lvl w:ilvl="6" w:tplc="0419000F" w:tentative="1">
+      <w:start w:val="1"/>
+      <w:numFmt w:val="decimal"/>
+      <w:lvlText w:val="%7."/>
+      <w:lvlJc w:val="left"/>
+      <w:pPr>
+        <w:ind w:left="5749" w:hanging="360"/>
+      </w:pPr>
+    </w:lvl>
+    <w:lvl w:ilvl="7" w:tplc="04190019" w:tentative="1">
+      <w:start w:val="1"/>
+      <w:numFmt w:val="lowerLetter"/>
+      <w:lvlText w:val="%8."/>
+      <w:lvlJc w:val="left"/>
+      <w:pPr>
+        <w:ind w:left="6469" w:hanging="360"/>
+      </w:pPr>
+    </w:lvl>
+    <w:lvl w:ilvl="8" w:tplc="0419001B" w:tentative="1">
+      <w:start w:val="1"/>
+      <w:numFmt w:val="lowerRoman"/>
+      <w:lvlText w:val="%9."/>
+      <w:lvlJc w:val="right"/>
+      <w:pPr>
+        <w:ind w:left="7189" w:hanging="180"/>
+      </w:pPr>
+    </w:lvl>
+  </w:abstractNum>
+  <w:abstractNum w:abstractNumId="4" w15:restartNumberingAfterBreak="0">
     <w:nsid w:val="29F9781A"/>
     <w:multiLevelType w:val="hybridMultilevel"/>
     <w:tmpl w:val="6D5CBE88"/>
@@ -1302,7 +9389,295 @@
       </w:pPr>
     </w:lvl>
   </w:abstractNum>
-  <w:abstractNum w:abstractNumId="3" w15:restartNumberingAfterBreak="0">
+  <w:abstractNum w:abstractNumId="5" w15:restartNumberingAfterBreak="0">
+    <w:nsid w:val="2A8C77AC"/>
+    <w:multiLevelType w:val="hybridMultilevel"/>
+    <w:tmpl w:val="A9B05BD0"/>
+    <w:lvl w:ilvl="0" w:tplc="0419000F">
+      <w:start w:val="1"/>
+      <w:numFmt w:val="decimal"/>
+      <w:lvlText w:val="%1."/>
+      <w:lvlJc w:val="left"/>
+      <w:pPr>
+        <w:ind w:left="1429" w:hanging="360"/>
+      </w:pPr>
+    </w:lvl>
+    <w:lvl w:ilvl="1" w:tplc="04190019" w:tentative="1">
+      <w:start w:val="1"/>
+      <w:numFmt w:val="lowerLetter"/>
+      <w:lvlText w:val="%2."/>
+      <w:lvlJc w:val="left"/>
+      <w:pPr>
+        <w:ind w:left="2149" w:hanging="360"/>
+      </w:pPr>
+    </w:lvl>
+    <w:lvl w:ilvl="2" w:tplc="0419001B" w:tentative="1">
+      <w:start w:val="1"/>
+      <w:numFmt w:val="lowerRoman"/>
+      <w:lvlText w:val="%3."/>
+      <w:lvlJc w:val="right"/>
+      <w:pPr>
+        <w:ind w:left="2869" w:hanging="180"/>
+      </w:pPr>
+    </w:lvl>
+    <w:lvl w:ilvl="3" w:tplc="0419000F" w:tentative="1">
+      <w:start w:val="1"/>
+      <w:numFmt w:val="decimal"/>
+      <w:lvlText w:val="%4."/>
+      <w:lvlJc w:val="left"/>
+      <w:pPr>
+        <w:ind w:left="3589" w:hanging="360"/>
+      </w:pPr>
+    </w:lvl>
+    <w:lvl w:ilvl="4" w:tplc="04190019" w:tentative="1">
+      <w:start w:val="1"/>
+      <w:numFmt w:val="lowerLetter"/>
+      <w:lvlText w:val="%5."/>
+      <w:lvlJc w:val="left"/>
+      <w:pPr>
+        <w:ind w:left="4309" w:hanging="360"/>
+      </w:pPr>
+    </w:lvl>
+    <w:lvl w:ilvl="5" w:tplc="0419001B" w:tentative="1">
+      <w:start w:val="1"/>
+      <w:numFmt w:val="lowerRoman"/>
+      <w:lvlText w:val="%6."/>
+      <w:lvlJc w:val="right"/>
+      <w:pPr>
+        <w:ind w:left="5029" w:hanging="180"/>
+      </w:pPr>
+    </w:lvl>
+    <w:lvl w:ilvl="6" w:tplc="0419000F" w:tentative="1">
+      <w:start w:val="1"/>
+      <w:numFmt w:val="decimal"/>
+      <w:lvlText w:val="%7."/>
+      <w:lvlJc w:val="left"/>
+      <w:pPr>
+        <w:ind w:left="5749" w:hanging="360"/>
+      </w:pPr>
+    </w:lvl>
+    <w:lvl w:ilvl="7" w:tplc="04190019" w:tentative="1">
+      <w:start w:val="1"/>
+      <w:numFmt w:val="lowerLetter"/>
+      <w:lvlText w:val="%8."/>
+      <w:lvlJc w:val="left"/>
+      <w:pPr>
+        <w:ind w:left="6469" w:hanging="360"/>
+      </w:pPr>
+    </w:lvl>
+    <w:lvl w:ilvl="8" w:tplc="0419001B" w:tentative="1">
+      <w:start w:val="1"/>
+      <w:numFmt w:val="lowerRoman"/>
+      <w:lvlText w:val="%9."/>
+      <w:lvlJc w:val="right"/>
+      <w:pPr>
+        <w:ind w:left="7189" w:hanging="180"/>
+      </w:pPr>
+    </w:lvl>
+  </w:abstractNum>
+  <w:abstractNum w:abstractNumId="6" w15:restartNumberingAfterBreak="0">
+    <w:nsid w:val="46E62A00"/>
+    <w:multiLevelType w:val="hybridMultilevel"/>
+    <w:tmpl w:val="08A05CF6"/>
+    <w:lvl w:ilvl="0" w:tplc="0419000F">
+      <w:start w:val="1"/>
+      <w:numFmt w:val="decimal"/>
+      <w:lvlText w:val="%1."/>
+      <w:lvlJc w:val="left"/>
+      <w:pPr>
+        <w:ind w:left="720" w:hanging="360"/>
+      </w:pPr>
+      <w:rPr>
+        <w:rFonts w:hint="default"/>
+      </w:rPr>
+    </w:lvl>
+    <w:lvl w:ilvl="1" w:tplc="04190019" w:tentative="1">
+      <w:start w:val="1"/>
+      <w:numFmt w:val="lowerLetter"/>
+      <w:lvlText w:val="%2."/>
+      <w:lvlJc w:val="left"/>
+      <w:pPr>
+        <w:ind w:left="1440" w:hanging="360"/>
+      </w:pPr>
+    </w:lvl>
+    <w:lvl w:ilvl="2" w:tplc="0419001B" w:tentative="1">
+      <w:start w:val="1"/>
+      <w:numFmt w:val="lowerRoman"/>
+      <w:lvlText w:val="%3."/>
+      <w:lvlJc w:val="right"/>
+      <w:pPr>
+        <w:ind w:left="2160" w:hanging="180"/>
+      </w:pPr>
+    </w:lvl>
+    <w:lvl w:ilvl="3" w:tplc="0419000F" w:tentative="1">
+      <w:start w:val="1"/>
+      <w:numFmt w:val="decimal"/>
+      <w:lvlText w:val="%4."/>
+      <w:lvlJc w:val="left"/>
+      <w:pPr>
+        <w:ind w:left="2880" w:hanging="360"/>
+      </w:pPr>
+    </w:lvl>
+    <w:lvl w:ilvl="4" w:tplc="04190019" w:tentative="1">
+      <w:start w:val="1"/>
+      <w:numFmt w:val="lowerLetter"/>
+      <w:lvlText w:val="%5."/>
+      <w:lvlJc w:val="left"/>
+      <w:pPr>
+        <w:ind w:left="3600" w:hanging="360"/>
+      </w:pPr>
+    </w:lvl>
+    <w:lvl w:ilvl="5" w:tplc="0419001B" w:tentative="1">
+      <w:start w:val="1"/>
+      <w:numFmt w:val="lowerRoman"/>
+      <w:lvlText w:val="%6."/>
+      <w:lvlJc w:val="right"/>
+      <w:pPr>
+        <w:ind w:left="4320" w:hanging="180"/>
+      </w:pPr>
+    </w:lvl>
+    <w:lvl w:ilvl="6" w:tplc="0419000F" w:tentative="1">
+      <w:start w:val="1"/>
+      <w:numFmt w:val="decimal"/>
+      <w:lvlText w:val="%7."/>
+      <w:lvlJc w:val="left"/>
+      <w:pPr>
+        <w:ind w:left="5040" w:hanging="360"/>
+      </w:pPr>
+    </w:lvl>
+    <w:lvl w:ilvl="7" w:tplc="04190019" w:tentative="1">
+      <w:start w:val="1"/>
+      <w:numFmt w:val="lowerLetter"/>
+      <w:lvlText w:val="%8."/>
+      <w:lvlJc w:val="left"/>
+      <w:pPr>
+        <w:ind w:left="5760" w:hanging="360"/>
+      </w:pPr>
+    </w:lvl>
+    <w:lvl w:ilvl="8" w:tplc="0419001B" w:tentative="1">
+      <w:start w:val="1"/>
+      <w:numFmt w:val="lowerRoman"/>
+      <w:lvlText w:val="%9."/>
+      <w:lvlJc w:val="right"/>
+      <w:pPr>
+        <w:ind w:left="6480" w:hanging="180"/>
+      </w:pPr>
+    </w:lvl>
+  </w:abstractNum>
+  <w:abstractNum w:abstractNumId="7" w15:restartNumberingAfterBreak="0">
+    <w:nsid w:val="55E905D3"/>
+    <w:multiLevelType w:val="hybridMultilevel"/>
+    <w:tmpl w:val="46581B70"/>
+    <w:lvl w:ilvl="0" w:tplc="04190001">
+      <w:start w:val="1"/>
+      <w:numFmt w:val="bullet"/>
+      <w:lvlText w:val=""/>
+      <w:lvlJc w:val="left"/>
+      <w:pPr>
+        <w:ind w:left="1429" w:hanging="360"/>
+      </w:pPr>
+      <w:rPr>
+        <w:rFonts w:ascii="Symbol" w:hAnsi="Symbol" w:hint="default"/>
+      </w:rPr>
+    </w:lvl>
+    <w:lvl w:ilvl="1" w:tplc="04190003" w:tentative="1">
+      <w:start w:val="1"/>
+      <w:numFmt w:val="bullet"/>
+      <w:lvlText w:val="o"/>
+      <w:lvlJc w:val="left"/>
+      <w:pPr>
+        <w:ind w:left="2149" w:hanging="360"/>
+      </w:pPr>
+      <w:rPr>
+        <w:rFonts w:ascii="Courier New" w:hAnsi="Courier New" w:cs="Courier New" w:hint="default"/>
+      </w:rPr>
+    </w:lvl>
+    <w:lvl w:ilvl="2" w:tplc="04190005" w:tentative="1">
+      <w:start w:val="1"/>
+      <w:numFmt w:val="bullet"/>
+      <w:lvlText w:val=""/>
+      <w:lvlJc w:val="left"/>
+      <w:pPr>
+        <w:ind w:left="2869" w:hanging="360"/>
+      </w:pPr>
+      <w:rPr>
+        <w:rFonts w:ascii="Wingdings" w:hAnsi="Wingdings" w:hint="default"/>
+      </w:rPr>
+    </w:lvl>
+    <w:lvl w:ilvl="3" w:tplc="04190001" w:tentative="1">
+      <w:start w:val="1"/>
+      <w:numFmt w:val="bullet"/>
+      <w:lvlText w:val=""/>
+      <w:lvlJc w:val="left"/>
+      <w:pPr>
+        <w:ind w:left="3589" w:hanging="360"/>
+      </w:pPr>
+      <w:rPr>
+        <w:rFonts w:ascii="Symbol" w:hAnsi="Symbol" w:hint="default"/>
+      </w:rPr>
+    </w:lvl>
+    <w:lvl w:ilvl="4" w:tplc="04190003" w:tentative="1">
+      <w:start w:val="1"/>
+      <w:numFmt w:val="bullet"/>
+      <w:lvlText w:val="o"/>
+      <w:lvlJc w:val="left"/>
+      <w:pPr>
+        <w:ind w:left="4309" w:hanging="360"/>
+      </w:pPr>
+      <w:rPr>
+        <w:rFonts w:ascii="Courier New" w:hAnsi="Courier New" w:cs="Courier New" w:hint="default"/>
+      </w:rPr>
+    </w:lvl>
+    <w:lvl w:ilvl="5" w:tplc="04190005" w:tentative="1">
+      <w:start w:val="1"/>
+      <w:numFmt w:val="bullet"/>
+      <w:lvlText w:val=""/>
+      <w:lvlJc w:val="left"/>
+      <w:pPr>
+        <w:ind w:left="5029" w:hanging="360"/>
+      </w:pPr>
+      <w:rPr>
+        <w:rFonts w:ascii="Wingdings" w:hAnsi="Wingdings" w:hint="default"/>
+      </w:rPr>
+    </w:lvl>
+    <w:lvl w:ilvl="6" w:tplc="04190001" w:tentative="1">
+      <w:start w:val="1"/>
+      <w:numFmt w:val="bullet"/>
+      <w:lvlText w:val=""/>
+      <w:lvlJc w:val="left"/>
+      <w:pPr>
+        <w:ind w:left="5749" w:hanging="360"/>
+      </w:pPr>
+      <w:rPr>
+        <w:rFonts w:ascii="Symbol" w:hAnsi="Symbol" w:hint="default"/>
+      </w:rPr>
+    </w:lvl>
+    <w:lvl w:ilvl="7" w:tplc="04190003" w:tentative="1">
+      <w:start w:val="1"/>
+      <w:numFmt w:val="bullet"/>
+      <w:lvlText w:val="o"/>
+      <w:lvlJc w:val="left"/>
+      <w:pPr>
+        <w:ind w:left="6469" w:hanging="360"/>
+      </w:pPr>
+      <w:rPr>
+        <w:rFonts w:ascii="Courier New" w:hAnsi="Courier New" w:cs="Courier New" w:hint="default"/>
+      </w:rPr>
+    </w:lvl>
+    <w:lvl w:ilvl="8" w:tplc="04190005" w:tentative="1">
+      <w:start w:val="1"/>
+      <w:numFmt w:val="bullet"/>
+      <w:lvlText w:val=""/>
+      <w:lvlJc w:val="left"/>
+      <w:pPr>
+        <w:ind w:left="7189" w:hanging="360"/>
+      </w:pPr>
+      <w:rPr>
+        <w:rFonts w:ascii="Wingdings" w:hAnsi="Wingdings" w:hint="default"/>
+      </w:rPr>
+    </w:lvl>
+  </w:abstractNum>
+  <w:abstractNum w:abstractNumId="8" w15:restartNumberingAfterBreak="0">
     <w:nsid w:val="5C2139BB"/>
     <w:multiLevelType w:val="hybridMultilevel"/>
     <w:tmpl w:val="A8EE327C"/>
@@ -1391,7 +9766,7 @@
       </w:pPr>
     </w:lvl>
   </w:abstractNum>
-  <w:abstractNum w:abstractNumId="4" w15:restartNumberingAfterBreak="0">
+  <w:abstractNum w:abstractNumId="9" w15:restartNumberingAfterBreak="0">
     <w:nsid w:val="614C6253"/>
     <w:multiLevelType w:val="multilevel"/>
     <w:tmpl w:val="BE0A074C"/>
@@ -1504,7 +9879,7 @@
       </w:rPr>
     </w:lvl>
   </w:abstractNum>
-  <w:abstractNum w:abstractNumId="5" w15:restartNumberingAfterBreak="0">
+  <w:abstractNum w:abstractNumId="10" w15:restartNumberingAfterBreak="0">
     <w:nsid w:val="672A0AA0"/>
     <w:multiLevelType w:val="hybridMultilevel"/>
     <w:tmpl w:val="3FCAB0DA"/>
@@ -1593,7 +9968,93 @@
       </w:pPr>
     </w:lvl>
   </w:abstractNum>
-  <w:abstractNum w:abstractNumId="6" w15:restartNumberingAfterBreak="0">
+  <w:abstractNum w:abstractNumId="11" w15:restartNumberingAfterBreak="0">
+    <w:nsid w:val="73027659"/>
+    <w:multiLevelType w:val="hybridMultilevel"/>
+    <w:tmpl w:val="EE0E1CE4"/>
+    <w:lvl w:ilvl="0" w:tplc="0419000F">
+      <w:start w:val="1"/>
+      <w:numFmt w:val="decimal"/>
+      <w:lvlText w:val="%1."/>
+      <w:lvlJc w:val="left"/>
+      <w:pPr>
+        <w:ind w:left="1429" w:hanging="360"/>
+      </w:pPr>
+    </w:lvl>
+    <w:lvl w:ilvl="1" w:tplc="04190019" w:tentative="1">
+      <w:start w:val="1"/>
+      <w:numFmt w:val="lowerLetter"/>
+      <w:lvlText w:val="%2."/>
+      <w:lvlJc w:val="left"/>
+      <w:pPr>
+        <w:ind w:left="2149" w:hanging="360"/>
+      </w:pPr>
+    </w:lvl>
+    <w:lvl w:ilvl="2" w:tplc="0419001B" w:tentative="1">
+      <w:start w:val="1"/>
+      <w:numFmt w:val="lowerRoman"/>
+      <w:lvlText w:val="%3."/>
+      <w:lvlJc w:val="right"/>
+      <w:pPr>
+        <w:ind w:left="2869" w:hanging="180"/>
+      </w:pPr>
+    </w:lvl>
+    <w:lvl w:ilvl="3" w:tplc="0419000F" w:tentative="1">
+      <w:start w:val="1"/>
+      <w:numFmt w:val="decimal"/>
+      <w:lvlText w:val="%4."/>
+      <w:lvlJc w:val="left"/>
+      <w:pPr>
+        <w:ind w:left="3589" w:hanging="360"/>
+      </w:pPr>
+    </w:lvl>
+    <w:lvl w:ilvl="4" w:tplc="04190019" w:tentative="1">
+      <w:start w:val="1"/>
+      <w:numFmt w:val="lowerLetter"/>
+      <w:lvlText w:val="%5."/>
+      <w:lvlJc w:val="left"/>
+      <w:pPr>
+        <w:ind w:left="4309" w:hanging="360"/>
+      </w:pPr>
+    </w:lvl>
+    <w:lvl w:ilvl="5" w:tplc="0419001B" w:tentative="1">
+      <w:start w:val="1"/>
+      <w:numFmt w:val="lowerRoman"/>
+      <w:lvlText w:val="%6."/>
+      <w:lvlJc w:val="right"/>
+      <w:pPr>
+        <w:ind w:left="5029" w:hanging="180"/>
+      </w:pPr>
+    </w:lvl>
+    <w:lvl w:ilvl="6" w:tplc="0419000F" w:tentative="1">
+      <w:start w:val="1"/>
+      <w:numFmt w:val="decimal"/>
+      <w:lvlText w:val="%7."/>
+      <w:lvlJc w:val="left"/>
+      <w:pPr>
+        <w:ind w:left="5749" w:hanging="360"/>
+      </w:pPr>
+    </w:lvl>
+    <w:lvl w:ilvl="7" w:tplc="04190019" w:tentative="1">
+      <w:start w:val="1"/>
+      <w:numFmt w:val="lowerLetter"/>
+      <w:lvlText w:val="%8."/>
+      <w:lvlJc w:val="left"/>
+      <w:pPr>
+        <w:ind w:left="6469" w:hanging="360"/>
+      </w:pPr>
+    </w:lvl>
+    <w:lvl w:ilvl="8" w:tplc="0419001B" w:tentative="1">
+      <w:start w:val="1"/>
+      <w:numFmt w:val="lowerRoman"/>
+      <w:lvlText w:val="%9."/>
+      <w:lvlJc w:val="right"/>
+      <w:pPr>
+        <w:ind w:left="7189" w:hanging="180"/>
+      </w:pPr>
+    </w:lvl>
+  </w:abstractNum>
+  <w:abstractNum w:abstractNumId="12" w15:restartNumberingAfterBreak="0">
     <w:nsid w:val="7A1301EE"/>
     <w:multiLevelType w:val="multilevel"/>
     <w:tmpl w:val="62A277FE"/>
@@ -1704,28 +10165,135 @@
       <w:rPr>
         <w:rFonts w:hint="default"/>
       </w:rPr>
+    </w:lvl>
+  </w:abstractNum>
+  <w:abstractNum w:abstractNumId="13" w15:restartNumberingAfterBreak="0">
+    <w:nsid w:val="7CBF6FB4"/>
+    <w:multiLevelType w:val="hybridMultilevel"/>
+    <w:tmpl w:val="4FA866D2"/>
+    <w:lvl w:ilvl="0" w:tplc="0419000F">
+      <w:start w:val="1"/>
+      <w:numFmt w:val="decimal"/>
+      <w:lvlText w:val="%1."/>
+      <w:lvlJc w:val="left"/>
+      <w:pPr>
+        <w:ind w:left="1429" w:hanging="360"/>
+      </w:pPr>
+    </w:lvl>
+    <w:lvl w:ilvl="1" w:tplc="04190019" w:tentative="1">
+      <w:start w:val="1"/>
+      <w:numFmt w:val="lowerLetter"/>
+      <w:lvlText w:val="%2."/>
+      <w:lvlJc w:val="left"/>
+      <w:pPr>
+        <w:ind w:left="2149" w:hanging="360"/>
+      </w:pPr>
+    </w:lvl>
+    <w:lvl w:ilvl="2" w:tplc="0419001B" w:tentative="1">
+      <w:start w:val="1"/>
+      <w:numFmt w:val="lowerRoman"/>
+      <w:lvlText w:val="%3."/>
+      <w:lvlJc w:val="right"/>
+      <w:pPr>
+        <w:ind w:left="2869" w:hanging="180"/>
+      </w:pPr>
+    </w:lvl>
+    <w:lvl w:ilvl="3" w:tplc="0419000F" w:tentative="1">
+      <w:start w:val="1"/>
+      <w:numFmt w:val="decimal"/>
+      <w:lvlText w:val="%4."/>
+      <w:lvlJc w:val="left"/>
+      <w:pPr>
+        <w:ind w:left="3589" w:hanging="360"/>
+      </w:pPr>
+    </w:lvl>
+    <w:lvl w:ilvl="4" w:tplc="04190019" w:tentative="1">
+      <w:start w:val="1"/>
+      <w:numFmt w:val="lowerLetter"/>
+      <w:lvlText w:val="%5."/>
+      <w:lvlJc w:val="left"/>
+      <w:pPr>
+        <w:ind w:left="4309" w:hanging="360"/>
+      </w:pPr>
+    </w:lvl>
+    <w:lvl w:ilvl="5" w:tplc="0419001B" w:tentative="1">
+      <w:start w:val="1"/>
+      <w:numFmt w:val="lowerRoman"/>
+      <w:lvlText w:val="%6."/>
+      <w:lvlJc w:val="right"/>
+      <w:pPr>
+        <w:ind w:left="5029" w:hanging="180"/>
+      </w:pPr>
+    </w:lvl>
+    <w:lvl w:ilvl="6" w:tplc="0419000F" w:tentative="1">
+      <w:start w:val="1"/>
+      <w:numFmt w:val="decimal"/>
+      <w:lvlText w:val="%7."/>
+      <w:lvlJc w:val="left"/>
+      <w:pPr>
+        <w:ind w:left="5749" w:hanging="360"/>
+      </w:pPr>
+    </w:lvl>
+    <w:lvl w:ilvl="7" w:tplc="04190019" w:tentative="1">
+      <w:start w:val="1"/>
+      <w:numFmt w:val="lowerLetter"/>
+      <w:lvlText w:val="%8."/>
+      <w:lvlJc w:val="left"/>
+      <w:pPr>
+        <w:ind w:left="6469" w:hanging="360"/>
+      </w:pPr>
+    </w:lvl>
+    <w:lvl w:ilvl="8" w:tplc="0419001B" w:tentative="1">
+      <w:start w:val="1"/>
+      <w:numFmt w:val="lowerRoman"/>
+      <w:lvlText w:val="%9."/>
+      <w:lvlJc w:val="right"/>
+      <w:pPr>
+        <w:ind w:left="7189" w:hanging="180"/>
+      </w:pPr>
     </w:lvl>
   </w:abstractNum>
   <w:num w:numId="1" w16cid:durableId="2014257606">
     <w:abstractNumId w:val="0"/>
   </w:num>
   <w:num w:numId="2" w16cid:durableId="1202667608">
+    <w:abstractNumId w:val="10"/>
+  </w:num>
+  <w:num w:numId="3" w16cid:durableId="1945532219">
+    <w:abstractNumId w:val="8"/>
+  </w:num>
+  <w:num w:numId="4" w16cid:durableId="601645540">
+    <w:abstractNumId w:val="9"/>
+  </w:num>
+  <w:num w:numId="5" w16cid:durableId="1160540129">
+    <w:abstractNumId w:val="4"/>
+  </w:num>
+  <w:num w:numId="6" w16cid:durableId="1508445868">
+    <w:abstractNumId w:val="12"/>
+  </w:num>
+  <w:num w:numId="7" w16cid:durableId="1947804030">
+    <w:abstractNumId w:val="2"/>
+  </w:num>
+  <w:num w:numId="8" w16cid:durableId="1644961520">
+    <w:abstractNumId w:val="6"/>
+  </w:num>
+  <w:num w:numId="9" w16cid:durableId="590965738">
+    <w:abstractNumId w:val="1"/>
+  </w:num>
+  <w:num w:numId="10" w16cid:durableId="143351087">
     <w:abstractNumId w:val="5"/>
   </w:num>
-  <w:num w:numId="3" w16cid:durableId="1945532219">
+  <w:num w:numId="11" w16cid:durableId="936249503">
+    <w:abstractNumId w:val="11"/>
+  </w:num>
+  <w:num w:numId="12" w16cid:durableId="1598908899">
+    <w:abstractNumId w:val="13"/>
+  </w:num>
+  <w:num w:numId="13" w16cid:durableId="894897925">
+    <w:abstractNumId w:val="7"/>
+  </w:num>
+  <w:num w:numId="14" w16cid:durableId="26033083">
     <w:abstractNumId w:val="3"/>
-  </w:num>
-  <w:num w:numId="4" w16cid:durableId="601645540">
-    <w:abstractNumId w:val="4"/>
-  </w:num>
-  <w:num w:numId="5" w16cid:durableId="1160540129">
-    <w:abstractNumId w:val="2"/>
-  </w:num>
-  <w:num w:numId="6" w16cid:durableId="1508445868">
-    <w:abstractNumId w:val="6"/>
-  </w:num>
-  <w:num w:numId="7" w16cid:durableId="1947804030">
-    <w:abstractNumId w:val="1"/>
   </w:num>
 </w:numbering>
 </file>
@@ -2746,6 +11314,98 @@
       <w:sz w:val="28"/>
     </w:rPr>
   </w:style>
+  <w:style w:type="table" w:styleId="af0">
+    <w:name w:val="Table Grid"/>
+    <w:basedOn w:val="a1"/>
+    <w:uiPriority w:val="39"/>
+    <w:rsid w:val="00BE2D10"/>
+    <w:pPr>
+      <w:spacing w:after="0" w:line="240" w:lineRule="auto"/>
+    </w:pPr>
+    <w:tblPr>
+      <w:tblBorders>
+        <w:top w:val="single" w:sz="4" w:space="0" w:color="auto"/>
+        <w:left w:val="single" w:sz="4" w:space="0" w:color="auto"/>
+        <w:bottom w:val="single" w:sz="4" w:space="0" w:color="auto"/>
+        <w:right w:val="single" w:sz="4" w:space="0" w:color="auto"/>
+        <w:insideH w:val="single" w:sz="4" w:space="0" w:color="auto"/>
+        <w:insideV w:val="single" w:sz="4" w:space="0" w:color="auto"/>
+      </w:tblBorders>
+    </w:tblPr>
+  </w:style>
+  <w:style w:type="character" w:styleId="af1">
+    <w:name w:val="Hyperlink"/>
+    <w:basedOn w:val="a0"/>
+    <w:uiPriority w:val="99"/>
+    <w:unhideWhenUsed/>
+    <w:rsid w:val="009C5375"/>
+    <w:rPr>
+      <w:color w:val="467886" w:themeColor="hyperlink"/>
+      <w:u w:val="single"/>
+    </w:rPr>
+  </w:style>
+  <w:style w:type="character" w:styleId="af2">
+    <w:name w:val="Unresolved Mention"/>
+    <w:basedOn w:val="a0"/>
+    <w:uiPriority w:val="99"/>
+    <w:semiHidden/>
+    <w:unhideWhenUsed/>
+    <w:rsid w:val="009C5375"/>
+    <w:rPr>
+      <w:color w:val="605E5C"/>
+      <w:shd w:val="clear" w:color="auto" w:fill="E1DFDD"/>
+    </w:rPr>
+  </w:style>
+  <w:style w:type="paragraph" w:styleId="af3">
+    <w:name w:val="TOC Heading"/>
+    <w:basedOn w:val="1"/>
+    <w:next w:val="a"/>
+    <w:uiPriority w:val="39"/>
+    <w:unhideWhenUsed/>
+    <w:qFormat/>
+    <w:rsid w:val="00E05259"/>
+    <w:pPr>
+      <w:spacing w:before="240" w:line="259" w:lineRule="auto"/>
+      <w:jc w:val="left"/>
+      <w:outlineLvl w:val="9"/>
+    </w:pPr>
+    <w:rPr>
+      <w:rFonts w:asciiTheme="majorHAnsi" w:hAnsiTheme="majorHAnsi"/>
+      <w:b w:val="0"/>
+      <w:caps w:val="0"/>
+      <w:color w:val="0F4761" w:themeColor="accent1" w:themeShade="BF"/>
+      <w:kern w:val="0"/>
+      <w:sz w:val="32"/>
+      <w:szCs w:val="32"/>
+      <w:lang w:eastAsia="ru-RU"/>
+      <w14:ligatures w14:val="none"/>
+    </w:rPr>
+  </w:style>
+  <w:style w:type="paragraph" w:styleId="11">
+    <w:name w:val="toc 1"/>
+    <w:basedOn w:val="a"/>
+    <w:next w:val="a"/>
+    <w:autoRedefine/>
+    <w:uiPriority w:val="39"/>
+    <w:unhideWhenUsed/>
+    <w:rsid w:val="00E05259"/>
+    <w:pPr>
+      <w:spacing w:after="100"/>
+    </w:pPr>
+  </w:style>
+  <w:style w:type="paragraph" w:styleId="23">
+    <w:name w:val="toc 2"/>
+    <w:basedOn w:val="a"/>
+    <w:next w:val="a"/>
+    <w:autoRedefine/>
+    <w:uiPriority w:val="39"/>
+    <w:unhideWhenUsed/>
+    <w:rsid w:val="00E05259"/>
+    <w:pPr>
+      <w:spacing w:after="100"/>
+      <w:ind w:left="280"/>
+    </w:pPr>
+  </w:style>
 </w:styles>
 </file>
 
@@ -3042,4 +11702,16 @@
     </a:ext>
   </a:extLst>
 </a:theme>
+</file>
+
+<file path=customXml/item1.xml><?xml version="1.0" encoding="utf-8"?>
+<b:Sources xmlns:b="http://schemas.openxmlformats.org/officeDocument/2006/bibliography" xmlns="http://schemas.openxmlformats.org/officeDocument/2006/bibliography" SelectedStyle="\APASixthEditionOfficeOnline.xsl" StyleName="APA" Version="6"/>
+</file>
+
+<file path=customXml/itemProps1.xml><?xml version="1.0" encoding="utf-8"?>
+<ds:datastoreItem xmlns:ds="http://schemas.openxmlformats.org/officeDocument/2006/customXml" ds:itemID="{25AF2F19-3BDA-417B-A2F7-71368DEAE6BA}">
+  <ds:schemaRefs>
+    <ds:schemaRef ds:uri="http://schemas.openxmlformats.org/officeDocument/2006/bibliography"/>
+  </ds:schemaRefs>
+</ds:datastoreItem>
 </file>
--- a/Docs/Проект системы.Разработка плагина «Табуретка» для САПР КОМПАС-3D.docx
+++ b/Docs/Проект системы.Разработка плагина «Табуретка» для САПР КОМПАС-3D.docx
@@ -551,6 +551,15 @@
     </w:p>
     <w:sdt>
       <w:sdtPr>
+        <w:rPr>
+          <w:rFonts w:ascii="Times New Roman" w:eastAsiaTheme="minorHAnsi" w:hAnsi="Times New Roman" w:cstheme="minorBidi"/>
+          <w:color w:val="auto"/>
+          <w:kern w:val="2"/>
+          <w:sz w:val="28"/>
+          <w:szCs w:val="24"/>
+          <w:lang w:eastAsia="en-US"/>
+          <w14:ligatures w14:val="standardContextual"/>
+        </w:rPr>
         <w:id w:val="117966209"/>
         <w:docPartObj>
           <w:docPartGallery w:val="Table of Contents"/>
@@ -559,15 +568,8 @@
       </w:sdtPr>
       <w:sdtEndPr>
         <w:rPr>
-          <w:rFonts w:ascii="Times New Roman" w:eastAsiaTheme="minorHAnsi" w:hAnsi="Times New Roman" w:cstheme="minorBidi"/>
           <w:b/>
           <w:bCs/>
-          <w:color w:val="auto"/>
-          <w:kern w:val="2"/>
-          <w:sz w:val="28"/>
-          <w:szCs w:val="24"/>
-          <w:lang w:eastAsia="en-US"/>
-          <w14:ligatures w14:val="standardContextual"/>
         </w:rPr>
       </w:sdtEndPr>
       <w:sdtContent>
@@ -1317,57 +1319,48 @@
         <w:t>КОМПАС-3D</w:t>
       </w:r>
       <w:r>
+        <w:t xml:space="preserve"> [2]</w:t>
+      </w:r>
+      <w:r>
+        <w:t xml:space="preserve"> является российской САПР, разработанной компанией АСКОН. Система ориентирована на машиностроительное проектирование и позволяет создавать трёхмерные модели деталей и сборок, выпускать конструкторскую документацию в соответствии с требованиями ЕСКД, а также выполнять инженерные расчёты. К основным возможностям КОМПАС-3D относятся: трёхмерное твердотельное моделирование, построение ассоциативных чертежей по модели, работа со сборками, использование библиотек стандартных изделий и расширение функциональности через прикладные библиотеки и плагины.</w:t>
+      </w:r>
+    </w:p>
+    <w:p>
+      <w:r>
+        <w:t xml:space="preserve">Среди аналогов КОМПАС-3D выделяются Autodesk </w:t>
+      </w:r>
+      <w:proofErr w:type="spellStart"/>
+      <w:r>
+        <w:t>Inventor</w:t>
+      </w:r>
+      <w:proofErr w:type="spellEnd"/>
+      <w:r>
         <w:t xml:space="preserve"> </w:t>
       </w:r>
       <w:r>
-        <w:t>[2]</w:t>
-      </w:r>
-      <w:r>
-        <w:t xml:space="preserve"> является российской САПР, разработанной компанией АСКОН. Система ориентирована на машиностроительное проектирование и позволяет создавать трёхмерные модели деталей и сборок, выпускать конструкторскую документацию в соответствии с требованиями ЕСКД, а также выполнять инженерные расчёты. К основным возможностям КОМПАС-3D относятся: трёхмерное твердотельное моделирование, построение ассоциативных чертежей по модели, работа со сборками, использование библиотек стандартных изделий и расширение функциональности через прикладные библиотеки и плагины.</w:t>
-      </w:r>
-    </w:p>
-    <w:p>
-      <w:r>
-        <w:t xml:space="preserve">Среди аналогов КОМПАС-3D выделяются Autodesk </w:t>
+        <w:t>[13]</w:t>
+      </w:r>
+      <w:r>
+        <w:t xml:space="preserve">, </w:t>
       </w:r>
       <w:proofErr w:type="spellStart"/>
       <w:r>
-        <w:t>Inventor</w:t>
+        <w:t>SolidWorks</w:t>
       </w:r>
       <w:proofErr w:type="spellEnd"/>
       <w:r>
-        <w:t xml:space="preserve"> </w:t>
-      </w:r>
-      <w:r>
-        <w:t>[13]</w:t>
-      </w:r>
-      <w:r>
-        <w:t xml:space="preserve">, </w:t>
+        <w:t xml:space="preserve"> [14]</w:t>
+      </w:r>
+      <w:r>
+        <w:t xml:space="preserve"> и </w:t>
       </w:r>
       <w:proofErr w:type="spellStart"/>
       <w:r>
-        <w:t>SolidWorks</w:t>
+        <w:t>FreeCAD</w:t>
       </w:r>
       <w:proofErr w:type="spellEnd"/>
       <w:r>
-        <w:t xml:space="preserve"> </w:t>
-      </w:r>
-      <w:r>
-        <w:t>[14]</w:t>
-      </w:r>
-      <w:r>
-        <w:t xml:space="preserve"> и </w:t>
-      </w:r>
-      <w:proofErr w:type="spellStart"/>
-      <w:r>
-        <w:t>FreeCAD</w:t>
-      </w:r>
-      <w:proofErr w:type="spellEnd"/>
-      <w:r>
-        <w:t xml:space="preserve"> </w:t>
-      </w:r>
-      <w:r>
-        <w:t>[15]</w:t>
+        <w:t xml:space="preserve"> [15]</w:t>
       </w:r>
       <w:r>
         <w:t xml:space="preserve">. </w:t>
@@ -1496,10 +1489,7 @@
         <w:t xml:space="preserve"> Interface, программный интерфейс приложения) </w:t>
       </w:r>
       <w:r>
-        <w:t>[1]</w:t>
-      </w:r>
-      <w:r>
-        <w:t xml:space="preserve"> </w:t>
+        <w:t xml:space="preserve">[1] </w:t>
       </w:r>
       <w:r>
         <w:t>представляет собой набор классов, методов и структур, с помощью которых одна программа может взаимодействовать с другой. В контексте САПР API позволяет внешнему приложению обращаться к функциям системы: создавать документы, строить геометрические примитивы, задавать размеры и выполнять операции над моделью. Без API любая автоматизация свелась бы к эмуляции нажатий клавиш и движения мыши, что ненадёжно и неудобно в сопровождении.</w:t>
@@ -1511,10 +1501,7 @@
         <w:t>КОМПАС-3D предоставляет API через SDK (Software Development Kit). SDK включает библиотеки, заголовочные файлы и документацию, необходимые для подключения к системе из внешнего кода. Взаимодействие построено на технологии COM</w:t>
       </w:r>
       <w:r>
-        <w:t xml:space="preserve"> </w:t>
-      </w:r>
-      <w:r>
-        <w:t>[12]</w:t>
+        <w:t xml:space="preserve"> [12]</w:t>
       </w:r>
       <w:r>
         <w:t xml:space="preserve">: приложение регистрирует в системе </w:t>
@@ -1541,10 +1528,7 @@
         <w:t>Для подключения к SDK в проект добавляются ссылки на библиотеки Kompas6API5.dll и вспомогательные сборки. После этого в коде создаётся объект приложения, открывается или создаётся документ, и дальнейшие операции выполняются через интерфейсы этого документа. Основные классы</w:t>
       </w:r>
       <w:r>
-        <w:t xml:space="preserve"> </w:t>
-      </w:r>
-      <w:r>
-        <w:t>[12]</w:t>
+        <w:t xml:space="preserve"> [12]</w:t>
       </w:r>
       <w:r>
         <w:t>, которые потребуются для построения табуретки, приведены в таблице 1.1.</w:t>
@@ -4798,25 +4782,19 @@
         <w:t>Табуретка представляет собой изделие мебели для сидения без спинки и подлокотников</w:t>
       </w:r>
       <w:r>
+        <w:t xml:space="preserve"> [7]</w:t>
+      </w:r>
+      <w:r>
+        <w:t>.</w:t>
+      </w:r>
+      <w:r>
         <w:t xml:space="preserve"> </w:t>
       </w:r>
       <w:r>
-        <w:t>[7]</w:t>
-      </w:r>
-      <w:r>
-        <w:t>.</w:t>
-      </w:r>
-      <w:r>
-        <w:t xml:space="preserve"> </w:t>
-      </w:r>
-      <w:r>
         <w:t>Согласно ГОСТ 20400-2013 «Продукция мебельного производства. Термины и определения»</w:t>
       </w:r>
       <w:r>
-        <w:t xml:space="preserve"> </w:t>
-      </w:r>
-      <w:r>
-        <w:t>[6]</w:t>
+        <w:t xml:space="preserve"> [6]</w:t>
       </w:r>
       <w:r>
         <w:t>, табурет относится к группе изделий для сидения и характеризуется наличием сиденья, закреплённого на опорах. Конструкция табуретки включает две основные части: сиденье и ножки. Сиденье воспринимает нагрузку от веса человека, ножки передают эту нагрузку на пол и обеспечивают устойчивость изделия.</w:t>
@@ -5663,10 +5641,7 @@
         <w:t>Между высотой табуретки и диаметром ножки существует зависимость, которая выражается формулой d ≥ H / 12</w:t>
       </w:r>
       <w:r>
-        <w:t xml:space="preserve"> </w:t>
-      </w:r>
-      <w:r>
-        <w:t>[11]</w:t>
+        <w:t xml:space="preserve"> [11]</w:t>
       </w:r>
       <w:r>
         <w:t>.</w:t>
@@ -7624,9 +7599,9 @@
         </w:rPr>
         <w:lastRenderedPageBreak/>
         <w:drawing>
-          <wp:inline distT="0" distB="0" distL="0" distR="0" wp14:anchorId="4DDDA75B" wp14:editId="4B6A3948">
-            <wp:extent cx="4772691" cy="2905530"/>
-            <wp:effectExtent l="0" t="0" r="8890" b="9525"/>
+          <wp:inline distT="0" distB="0" distL="0" distR="0" wp14:anchorId="4DDDA75B" wp14:editId="28614BB9">
+            <wp:extent cx="5075568" cy="3524250"/>
+            <wp:effectExtent l="0" t="0" r="0" b="0"/>
             <wp:docPr id="7" name="Рисунок 7"/>
             <wp:cNvGraphicFramePr>
               <a:graphicFrameLocks xmlns:a="http://schemas.openxmlformats.org/drawingml/2006/main" noChangeAspect="1"/>
@@ -7635,11 +7610,17 @@
               <a:graphicData uri="http://schemas.openxmlformats.org/drawingml/2006/picture">
                 <pic:pic xmlns:pic="http://schemas.openxmlformats.org/drawingml/2006/picture">
                   <pic:nvPicPr>
-                    <pic:cNvPr id="1" name=""/>
+                    <pic:cNvPr id="7" name="Рисунок 7"/>
                     <pic:cNvPicPr/>
                   </pic:nvPicPr>
                   <pic:blipFill>
-                    <a:blip r:embed="rId13"/>
+                    <a:blip r:embed="rId13">
+                      <a:extLst>
+                        <a:ext uri="{28A0092B-C50C-407E-A947-70E740481C1C}">
+                          <a14:useLocalDpi xmlns:a14="http://schemas.microsoft.com/office/drawing/2010/main" val="0"/>
+                        </a:ext>
+                      </a:extLst>
+                    </a:blip>
                     <a:stretch>
                       <a:fillRect/>
                     </a:stretch>
@@ -7647,7 +7628,7 @@
                   <pic:spPr>
                     <a:xfrm>
                       <a:off x="0" y="0"/>
-                      <a:ext cx="4772691" cy="2905530"/>
+                      <a:ext cx="5079039" cy="3526660"/>
                     </a:xfrm>
                     <a:prstGeom prst="rect">
                       <a:avLst/>
@@ -7751,11 +7732,8 @@
     </w:p>
     <w:p>
       <w:r>
-        <w:t xml:space="preserve">Если пользователь нажимает кнопку «Построить» при наличии ошибки, появляется всплывающее сообщение с пояснением. Текст сообщения </w:t>
-      </w:r>
-      <w:r>
         <w:lastRenderedPageBreak/>
-        <w:t>содержит минимально допустимое значение, рассчитанное по формуле. Всплывающее окно изображено на рисунке 3.4</w:t>
+        <w:t>Если пользователь нажимает кнопку «Построить» при наличии ошибки, появляется всплывающее сообщение с пояснением. Текст сообщения содержит минимально допустимое значение, рассчитанное по формуле. Всплывающее окно изображено на рисунке 3.4</w:t>
       </w:r>
       <w:r>
         <w:t>.</w:t>
@@ -8800,7 +8778,6 @@
         <w:docPartUnique/>
       </w:docPartObj>
     </w:sdtPr>
-    <w:sdtEndPr/>
     <w:sdtContent>
       <w:p>
         <w:pPr>
@@ -8838,7 +8815,6 @@
         <w:docPartUnique/>
       </w:docPartObj>
     </w:sdtPr>
-    <w:sdtEndPr/>
     <w:sdtContent>
       <w:p>
         <w:pPr>
@@ -10932,6 +10908,7 @@
   <w:style w:type="character" w:default="1" w:styleId="a0">
     <w:name w:val="Default Paragraph Font"/>
     <w:uiPriority w:val="1"/>
+    <w:semiHidden/>
     <w:unhideWhenUsed/>
   </w:style>
   <w:style w:type="table" w:default="1" w:styleId="a1">
